--- a/KURIKULUM2026_REVISI/DOCX/020_TEMPLATE_BUKU_KURIKULUM_KPT_OBE_APTIKOM.docx
+++ b/KURIKULUM2026_REVISI/DOCX/020_TEMPLATE_BUKU_KURIKULUM_KPT_OBE_APTIKOM.docx
@@ -108,17 +108,17 @@
         <w:tblLook w:firstColumn="1" w:firstRow="1" w:lastColumn="0" w:lastRow="0" w:noHBand="0" w:noVBand="1" w:val="04A0"/>
       </w:tblPr>
       <w:tblGrid>
-        <w:gridCol w:w="9029"/>
+        <w:gridCol w:w="9605"/>
       </w:tblGrid>
       <w:tr>
         <w:tc>
           <w:tcPr>
-            <w:tcW w:type="dxa" w:w="9360"/>
+            <w:tcW w:type="dxa" w:w="9504"/>
             <w:shd w:fill="EEF4FB"/>
             <w:tcMar>
               <w:top w:w="120" w:type="dxa"/>
               <w:bottom w:w="120" w:type="dxa"/>
-              <w:left w:w="200" w:type="dxa"/>
+              <w:left w:w="180" w:type="dxa"/>
               <w:right w:w="150" w:type="dxa"/>
             </w:tcMar>
             <w:tcBorders>
@@ -135,49 +135,14 @@
             <w:r>
               <w:rPr>
                 <w:rFonts w:ascii="Calibri" w:hAnsi="Calibri"/>
+                <w:b/>
                 <w:i/>
-                <w:color w:val="1F3864"/>
-                <w:sz w:val="20"/>
+                <w:color w:val="262626"/>
+                <w:sz w:val="19"/>
               </w:rPr>
-              <w:t>**SUMBER PRIMER SUDAH TERSEDIA**</w:t>
+              <w:t>SUMBER PRIMER SUDAH TERSEDIA</w:t>
             </w:r>
           </w:p>
-        </w:tc>
-      </w:tr>
-    </w:tbl>
-    <w:p>
-      <w:pPr>
-        <w:spacing w:after="80"/>
-      </w:pPr>
-    </w:p>
-    <w:tbl>
-      <w:tblPr>
-        <w:tblW w:type="auto" w:w="0"/>
-        <w:jc w:val="center"/>
-        <w:tblLayout w:type="fixed"/>
-        <w:tblLook w:firstColumn="1" w:firstRow="1" w:lastColumn="0" w:lastRow="0" w:noHBand="0" w:noVBand="1" w:val="04A0"/>
-      </w:tblPr>
-      <w:tblGrid>
-        <w:gridCol w:w="9029"/>
-      </w:tblGrid>
-      <w:tr>
-        <w:tc>
-          <w:tcPr>
-            <w:tcW w:type="dxa" w:w="9360"/>
-            <w:shd w:fill="EEF4FB"/>
-            <w:tcMar>
-              <w:top w:w="120" w:type="dxa"/>
-              <w:bottom w:w="120" w:type="dxa"/>
-              <w:left w:w="200" w:type="dxa"/>
-              <w:right w:w="150" w:type="dxa"/>
-            </w:tcMar>
-            <w:tcBorders>
-              <w:left w:val="single" w:sz="24" w:space="0" w:color="2E75B6"/>
-              <w:top w:val="none"/>
-              <w:bottom w:val="none"/>
-              <w:right w:val="none"/>
-            </w:tcBorders>
-          </w:tcPr>
           <w:p>
             <w:pPr>
               <w:spacing w:before="40" w:after="40" w:line="276" w:lineRule="auto"/>
@@ -186,10 +151,66 @@
               <w:rPr>
                 <w:rFonts w:ascii="Calibri" w:hAnsi="Calibri"/>
                 <w:i/>
-                <w:color w:val="1F3864"/>
-                <w:sz w:val="20"/>
+                <w:color w:val="262626"/>
+                <w:sz w:val="19"/>
               </w:rPr>
-              <w:t>File `Buku-Panduan-KPT-2024-Direktorat-Pembelajaran-dan-Kemahasiswaan.pdf` di folder ini semula berukuran 0 byte (unduhan gagal) dan kini **sudah dipulihkan** dari salinan utuh 14,7 MB / 164 halaman. Teks lengkapnya diekstrak ke **`021_PANDUAN_KPT2024_DIKTI_FULLTEXT.md`**. Gunakan dokumen 021 sebagai rujukan normatif nasional, dan dokumen 020 ini sebagai kerangka operasional penyusunan naskah SISTEKIN.</w:t>
+              <w:t xml:space="preserve">File </w:t>
+            </w:r>
+            <w:r>
+              <w:rPr>
+                <w:rFonts w:ascii="Consolas" w:hAnsi="Consolas"/>
+                <w:i/>
+                <w:color w:val="A02828"/>
+                <w:sz w:val="18"/>
+              </w:rPr>
+              <w:t>Buku-Panduan-KPT-2024-Direktorat-Pembelajaran-dan-Kemahasiswaan.pdf</w:t>
+            </w:r>
+            <w:r>
+              <w:rPr>
+                <w:rFonts w:ascii="Calibri" w:hAnsi="Calibri"/>
+                <w:i/>
+                <w:color w:val="262626"/>
+                <w:sz w:val="19"/>
+              </w:rPr>
+              <w:t xml:space="preserve"> di folder ini semula berukuran 0 byte (unduhan gagal) dan kini </w:t>
+            </w:r>
+            <w:r>
+              <w:rPr>
+                <w:rFonts w:ascii="Calibri" w:hAnsi="Calibri"/>
+                <w:b/>
+                <w:i/>
+                <w:color w:val="262626"/>
+                <w:sz w:val="19"/>
+              </w:rPr>
+              <w:t>sudah dipulihkan</w:t>
+            </w:r>
+            <w:r>
+              <w:rPr>
+                <w:rFonts w:ascii="Calibri" w:hAnsi="Calibri"/>
+                <w:i/>
+                <w:color w:val="262626"/>
+                <w:sz w:val="19"/>
+              </w:rPr>
+              <w:t xml:space="preserve"> dari salinan utuh 14,7 MB / 164 halaman. Teks lengkapnya diekstrak ke </w:t>
+            </w:r>
+            <w:r>
+              <w:rPr>
+                <w:rFonts w:ascii="Calibri" w:hAnsi="Calibri"/>
+                <w:b/>
+                <w:i/>
+                <w:color w:val="262626"/>
+                <w:sz w:val="19"/>
+              </w:rPr>
+              <w:t>`021_PANDUAN_KPT2024_DIKTI_FULLTEXT.md`</w:t>
+            </w:r>
+            <w:r>
+              <w:rPr>
+                <w:rFonts w:ascii="Calibri" w:hAnsi="Calibri"/>
+                <w:i/>
+                <w:color w:val="262626"/>
+                <w:sz w:val="19"/>
+              </w:rPr>
+              <w:t>. Gunakan dokumen 021 sebagai rujukan normatif nasional, dan dokumen 020 ini sebagai kerangka operasional penyusunan naskah SISTEKIN.</w:t>
             </w:r>
           </w:p>
         </w:tc>
@@ -231,9 +252,9 @@
         </w:tblBorders>
       </w:tblPr>
       <w:tblGrid>
-        <w:gridCol w:w="3010"/>
-        <w:gridCol w:w="3010"/>
-        <w:gridCol w:w="3010"/>
+        <w:gridCol w:w="3202"/>
+        <w:gridCol w:w="3202"/>
+        <w:gridCol w:w="3202"/>
       </w:tblGrid>
       <w:tr>
         <w:trPr>
@@ -243,7 +264,7 @@
         </w:trPr>
         <w:tc>
           <w:tcPr>
-            <w:tcW w:type="dxa" w:w="3010"/>
+            <w:tcW w:type="dxa" w:w="3202"/>
             <w:vAlign w:val="center"/>
             <w:shd w:fill="1F3864"/>
             <w:tcMar>
@@ -271,7 +292,7 @@
         </w:tc>
         <w:tc>
           <w:tcPr>
-            <w:tcW w:type="dxa" w:w="3010"/>
+            <w:tcW w:type="dxa" w:w="3202"/>
             <w:vAlign w:val="center"/>
             <w:shd w:fill="1F3864"/>
             <w:tcMar>
@@ -299,7 +320,7 @@
         </w:tc>
         <w:tc>
           <w:tcPr>
-            <w:tcW w:type="dxa" w:w="3010"/>
+            <w:tcW w:type="dxa" w:w="3202"/>
             <w:vAlign w:val="center"/>
             <w:shd w:fill="1F3864"/>
             <w:tcMar>
@@ -332,14 +353,14 @@
         </w:trPr>
         <w:tc>
           <w:tcPr>
-            <w:tcW w:type="dxa" w:w="3010"/>
+            <w:tcW w:type="dxa" w:w="3202"/>
             <w:vAlign w:val="center"/>
             <w:shd w:fill="FFFFFF"/>
             <w:tcMar>
-              <w:top w:w="80" w:type="dxa"/>
-              <w:bottom w:w="80" w:type="dxa"/>
-              <w:left w:w="100" w:type="dxa"/>
-              <w:right w:w="100" w:type="dxa"/>
+              <w:top w:w="70" w:type="dxa"/>
+              <w:bottom w:w="70" w:type="dxa"/>
+              <w:left w:w="90" w:type="dxa"/>
+              <w:right w:w="90" w:type="dxa"/>
             </w:tcMar>
           </w:tcPr>
           <w:p>
@@ -359,14 +380,14 @@
         </w:tc>
         <w:tc>
           <w:tcPr>
-            <w:tcW w:type="dxa" w:w="3010"/>
+            <w:tcW w:type="dxa" w:w="3202"/>
             <w:vAlign w:val="center"/>
             <w:shd w:fill="FFFFFF"/>
             <w:tcMar>
-              <w:top w:w="80" w:type="dxa"/>
-              <w:bottom w:w="80" w:type="dxa"/>
-              <w:left w:w="100" w:type="dxa"/>
-              <w:right w:w="100" w:type="dxa"/>
+              <w:top w:w="70" w:type="dxa"/>
+              <w:bottom w:w="70" w:type="dxa"/>
+              <w:left w:w="90" w:type="dxa"/>
+              <w:right w:w="90" w:type="dxa"/>
             </w:tcMar>
           </w:tcPr>
           <w:p>
@@ -402,14 +423,14 @@
         </w:tc>
         <w:tc>
           <w:tcPr>
-            <w:tcW w:type="dxa" w:w="3010"/>
+            <w:tcW w:type="dxa" w:w="3202"/>
             <w:vAlign w:val="center"/>
             <w:shd w:fill="FFFFFF"/>
             <w:tcMar>
-              <w:top w:w="80" w:type="dxa"/>
-              <w:bottom w:w="80" w:type="dxa"/>
-              <w:left w:w="100" w:type="dxa"/>
-              <w:right w:w="100" w:type="dxa"/>
+              <w:top w:w="70" w:type="dxa"/>
+              <w:bottom w:w="70" w:type="dxa"/>
+              <w:left w:w="90" w:type="dxa"/>
+              <w:right w:w="90" w:type="dxa"/>
             </w:tcMar>
           </w:tcPr>
           <w:p>
@@ -434,14 +455,14 @@
         </w:trPr>
         <w:tc>
           <w:tcPr>
-            <w:tcW w:type="dxa" w:w="3010"/>
+            <w:tcW w:type="dxa" w:w="3202"/>
             <w:vAlign w:val="center"/>
             <w:shd w:fill="F2F5F9"/>
             <w:tcMar>
-              <w:top w:w="80" w:type="dxa"/>
-              <w:bottom w:w="80" w:type="dxa"/>
-              <w:left w:w="100" w:type="dxa"/>
-              <w:right w:w="100" w:type="dxa"/>
+              <w:top w:w="70" w:type="dxa"/>
+              <w:bottom w:w="70" w:type="dxa"/>
+              <w:left w:w="90" w:type="dxa"/>
+              <w:right w:w="90" w:type="dxa"/>
             </w:tcMar>
           </w:tcPr>
           <w:p>
@@ -461,14 +482,14 @@
         </w:tc>
         <w:tc>
           <w:tcPr>
-            <w:tcW w:type="dxa" w:w="3010"/>
+            <w:tcW w:type="dxa" w:w="3202"/>
             <w:vAlign w:val="center"/>
             <w:shd w:fill="F2F5F9"/>
             <w:tcMar>
-              <w:top w:w="80" w:type="dxa"/>
-              <w:bottom w:w="80" w:type="dxa"/>
-              <w:left w:w="100" w:type="dxa"/>
-              <w:right w:w="100" w:type="dxa"/>
+              <w:top w:w="70" w:type="dxa"/>
+              <w:bottom w:w="70" w:type="dxa"/>
+              <w:left w:w="90" w:type="dxa"/>
+              <w:right w:w="90" w:type="dxa"/>
             </w:tcMar>
           </w:tcPr>
           <w:p>
@@ -488,14 +509,14 @@
         </w:tc>
         <w:tc>
           <w:tcPr>
-            <w:tcW w:type="dxa" w:w="3010"/>
+            <w:tcW w:type="dxa" w:w="3202"/>
             <w:vAlign w:val="center"/>
             <w:shd w:fill="F2F5F9"/>
             <w:tcMar>
-              <w:top w:w="80" w:type="dxa"/>
-              <w:bottom w:w="80" w:type="dxa"/>
-              <w:left w:w="100" w:type="dxa"/>
-              <w:right w:w="100" w:type="dxa"/>
+              <w:top w:w="70" w:type="dxa"/>
+              <w:bottom w:w="70" w:type="dxa"/>
+              <w:left w:w="90" w:type="dxa"/>
+              <w:right w:w="90" w:type="dxa"/>
             </w:tcMar>
           </w:tcPr>
           <w:p>
@@ -520,14 +541,14 @@
         </w:trPr>
         <w:tc>
           <w:tcPr>
-            <w:tcW w:type="dxa" w:w="3010"/>
+            <w:tcW w:type="dxa" w:w="3202"/>
             <w:vAlign w:val="center"/>
             <w:shd w:fill="FFFFFF"/>
             <w:tcMar>
-              <w:top w:w="80" w:type="dxa"/>
-              <w:bottom w:w="80" w:type="dxa"/>
-              <w:left w:w="100" w:type="dxa"/>
-              <w:right w:w="100" w:type="dxa"/>
+              <w:top w:w="70" w:type="dxa"/>
+              <w:bottom w:w="70" w:type="dxa"/>
+              <w:left w:w="90" w:type="dxa"/>
+              <w:right w:w="90" w:type="dxa"/>
             </w:tcMar>
           </w:tcPr>
           <w:p>
@@ -547,14 +568,14 @@
         </w:tc>
         <w:tc>
           <w:tcPr>
-            <w:tcW w:type="dxa" w:w="3010"/>
+            <w:tcW w:type="dxa" w:w="3202"/>
             <w:vAlign w:val="center"/>
             <w:shd w:fill="FFFFFF"/>
             <w:tcMar>
-              <w:top w:w="80" w:type="dxa"/>
-              <w:bottom w:w="80" w:type="dxa"/>
-              <w:left w:w="100" w:type="dxa"/>
-              <w:right w:w="100" w:type="dxa"/>
+              <w:top w:w="70" w:type="dxa"/>
+              <w:bottom w:w="70" w:type="dxa"/>
+              <w:left w:w="90" w:type="dxa"/>
+              <w:right w:w="90" w:type="dxa"/>
             </w:tcMar>
           </w:tcPr>
           <w:p>
@@ -574,14 +595,14 @@
         </w:tc>
         <w:tc>
           <w:tcPr>
-            <w:tcW w:type="dxa" w:w="3010"/>
+            <w:tcW w:type="dxa" w:w="3202"/>
             <w:vAlign w:val="center"/>
             <w:shd w:fill="FFFFFF"/>
             <w:tcMar>
-              <w:top w:w="80" w:type="dxa"/>
-              <w:bottom w:w="80" w:type="dxa"/>
-              <w:left w:w="100" w:type="dxa"/>
-              <w:right w:w="100" w:type="dxa"/>
+              <w:top w:w="70" w:type="dxa"/>
+              <w:bottom w:w="70" w:type="dxa"/>
+              <w:left w:w="90" w:type="dxa"/>
+              <w:right w:w="90" w:type="dxa"/>
             </w:tcMar>
           </w:tcPr>
           <w:p>
@@ -603,7 +624,7 @@
     </w:tbl>
     <w:p>
       <w:pPr>
-        <w:spacing w:after="120"/>
+        <w:spacing w:after="100"/>
       </w:pPr>
     </w:p>
     <w:p>
@@ -613,9 +634,9 @@
       <w:r>
         <w:rPr>
           <w:color w:val="C8D2E1"/>
-          <w:sz w:val="16"/>
+          <w:sz w:val="14"/>
         </w:rPr>
-        <w:t>_________________________________________________________________________________</w:t>
+        <w:t>———————————————————————————————————————————————————————————————————————————</w:t>
       </w:r>
     </w:p>
     <w:p>
@@ -677,9 +698,9 @@
         </w:tblBorders>
       </w:tblPr>
       <w:tblGrid>
-        <w:gridCol w:w="3010"/>
-        <w:gridCol w:w="3010"/>
-        <w:gridCol w:w="3010"/>
+        <w:gridCol w:w="3202"/>
+        <w:gridCol w:w="3202"/>
+        <w:gridCol w:w="3202"/>
       </w:tblGrid>
       <w:tr>
         <w:trPr>
@@ -689,7 +710,7 @@
         </w:trPr>
         <w:tc>
           <w:tcPr>
-            <w:tcW w:type="dxa" w:w="3010"/>
+            <w:tcW w:type="dxa" w:w="3202"/>
             <w:vAlign w:val="center"/>
             <w:shd w:fill="1F3864"/>
             <w:tcMar>
@@ -717,7 +738,7 @@
         </w:tc>
         <w:tc>
           <w:tcPr>
-            <w:tcW w:type="dxa" w:w="3010"/>
+            <w:tcW w:type="dxa" w:w="3202"/>
             <w:vAlign w:val="center"/>
             <w:shd w:fill="1F3864"/>
             <w:tcMar>
@@ -745,7 +766,7 @@
         </w:tc>
         <w:tc>
           <w:tcPr>
-            <w:tcW w:type="dxa" w:w="3010"/>
+            <w:tcW w:type="dxa" w:w="3202"/>
             <w:vAlign w:val="center"/>
             <w:shd w:fill="1F3864"/>
             <w:tcMar>
@@ -778,14 +799,14 @@
         </w:trPr>
         <w:tc>
           <w:tcPr>
-            <w:tcW w:type="dxa" w:w="3010"/>
+            <w:tcW w:type="dxa" w:w="3202"/>
             <w:vAlign w:val="center"/>
             <w:shd w:fill="FFFFFF"/>
             <w:tcMar>
-              <w:top w:w="80" w:type="dxa"/>
-              <w:bottom w:w="80" w:type="dxa"/>
-              <w:left w:w="100" w:type="dxa"/>
-              <w:right w:w="100" w:type="dxa"/>
+              <w:top w:w="70" w:type="dxa"/>
+              <w:bottom w:w="70" w:type="dxa"/>
+              <w:left w:w="90" w:type="dxa"/>
+              <w:right w:w="90" w:type="dxa"/>
             </w:tcMar>
           </w:tcPr>
           <w:p>
@@ -805,14 +826,14 @@
         </w:tc>
         <w:tc>
           <w:tcPr>
-            <w:tcW w:type="dxa" w:w="3010"/>
+            <w:tcW w:type="dxa" w:w="3202"/>
             <w:vAlign w:val="center"/>
             <w:shd w:fill="FFFFFF"/>
             <w:tcMar>
-              <w:top w:w="80" w:type="dxa"/>
-              <w:bottom w:w="80" w:type="dxa"/>
-              <w:left w:w="100" w:type="dxa"/>
-              <w:right w:w="100" w:type="dxa"/>
+              <w:top w:w="70" w:type="dxa"/>
+              <w:bottom w:w="70" w:type="dxa"/>
+              <w:left w:w="90" w:type="dxa"/>
+              <w:right w:w="90" w:type="dxa"/>
             </w:tcMar>
           </w:tcPr>
           <w:p>
@@ -833,14 +854,14 @@
         </w:tc>
         <w:tc>
           <w:tcPr>
-            <w:tcW w:type="dxa" w:w="3010"/>
+            <w:tcW w:type="dxa" w:w="3202"/>
             <w:vAlign w:val="center"/>
             <w:shd w:fill="FFFFFF"/>
             <w:tcMar>
-              <w:top w:w="80" w:type="dxa"/>
-              <w:bottom w:w="80" w:type="dxa"/>
-              <w:left w:w="100" w:type="dxa"/>
-              <w:right w:w="100" w:type="dxa"/>
+              <w:top w:w="70" w:type="dxa"/>
+              <w:bottom w:w="70" w:type="dxa"/>
+              <w:left w:w="90" w:type="dxa"/>
+              <w:right w:w="90" w:type="dxa"/>
             </w:tcMar>
           </w:tcPr>
           <w:p>
@@ -865,14 +886,14 @@
         </w:trPr>
         <w:tc>
           <w:tcPr>
-            <w:tcW w:type="dxa" w:w="3010"/>
+            <w:tcW w:type="dxa" w:w="3202"/>
             <w:vAlign w:val="center"/>
             <w:shd w:fill="F2F5F9"/>
             <w:tcMar>
-              <w:top w:w="80" w:type="dxa"/>
-              <w:bottom w:w="80" w:type="dxa"/>
-              <w:left w:w="100" w:type="dxa"/>
-              <w:right w:w="100" w:type="dxa"/>
+              <w:top w:w="70" w:type="dxa"/>
+              <w:bottom w:w="70" w:type="dxa"/>
+              <w:left w:w="90" w:type="dxa"/>
+              <w:right w:w="90" w:type="dxa"/>
             </w:tcMar>
           </w:tcPr>
           <w:p>
@@ -892,14 +913,14 @@
         </w:tc>
         <w:tc>
           <w:tcPr>
-            <w:tcW w:type="dxa" w:w="3010"/>
+            <w:tcW w:type="dxa" w:w="3202"/>
             <w:vAlign w:val="center"/>
             <w:shd w:fill="F2F5F9"/>
             <w:tcMar>
-              <w:top w:w="80" w:type="dxa"/>
-              <w:bottom w:w="80" w:type="dxa"/>
-              <w:left w:w="100" w:type="dxa"/>
-              <w:right w:w="100" w:type="dxa"/>
+              <w:top w:w="70" w:type="dxa"/>
+              <w:bottom w:w="70" w:type="dxa"/>
+              <w:left w:w="90" w:type="dxa"/>
+              <w:right w:w="90" w:type="dxa"/>
             </w:tcMar>
           </w:tcPr>
           <w:p>
@@ -920,14 +941,14 @@
         </w:tc>
         <w:tc>
           <w:tcPr>
-            <w:tcW w:type="dxa" w:w="3010"/>
+            <w:tcW w:type="dxa" w:w="3202"/>
             <w:vAlign w:val="center"/>
             <w:shd w:fill="F2F5F9"/>
             <w:tcMar>
-              <w:top w:w="80" w:type="dxa"/>
-              <w:bottom w:w="80" w:type="dxa"/>
-              <w:left w:w="100" w:type="dxa"/>
-              <w:right w:w="100" w:type="dxa"/>
+              <w:top w:w="70" w:type="dxa"/>
+              <w:bottom w:w="70" w:type="dxa"/>
+              <w:left w:w="90" w:type="dxa"/>
+              <w:right w:w="90" w:type="dxa"/>
             </w:tcMar>
           </w:tcPr>
           <w:p>
@@ -952,14 +973,14 @@
         </w:trPr>
         <w:tc>
           <w:tcPr>
-            <w:tcW w:type="dxa" w:w="3010"/>
+            <w:tcW w:type="dxa" w:w="3202"/>
             <w:vAlign w:val="center"/>
             <w:shd w:fill="FFFFFF"/>
             <w:tcMar>
-              <w:top w:w="80" w:type="dxa"/>
-              <w:bottom w:w="80" w:type="dxa"/>
-              <w:left w:w="100" w:type="dxa"/>
-              <w:right w:w="100" w:type="dxa"/>
+              <w:top w:w="70" w:type="dxa"/>
+              <w:bottom w:w="70" w:type="dxa"/>
+              <w:left w:w="90" w:type="dxa"/>
+              <w:right w:w="90" w:type="dxa"/>
             </w:tcMar>
           </w:tcPr>
           <w:p>
@@ -979,14 +1000,14 @@
         </w:tc>
         <w:tc>
           <w:tcPr>
-            <w:tcW w:type="dxa" w:w="3010"/>
+            <w:tcW w:type="dxa" w:w="3202"/>
             <w:vAlign w:val="center"/>
             <w:shd w:fill="FFFFFF"/>
             <w:tcMar>
-              <w:top w:w="80" w:type="dxa"/>
-              <w:bottom w:w="80" w:type="dxa"/>
-              <w:left w:w="100" w:type="dxa"/>
-              <w:right w:w="100" w:type="dxa"/>
+              <w:top w:w="70" w:type="dxa"/>
+              <w:bottom w:w="70" w:type="dxa"/>
+              <w:left w:w="90" w:type="dxa"/>
+              <w:right w:w="90" w:type="dxa"/>
             </w:tcMar>
           </w:tcPr>
           <w:p>
@@ -1007,14 +1028,14 @@
         </w:tc>
         <w:tc>
           <w:tcPr>
-            <w:tcW w:type="dxa" w:w="3010"/>
+            <w:tcW w:type="dxa" w:w="3202"/>
             <w:vAlign w:val="center"/>
             <w:shd w:fill="FFFFFF"/>
             <w:tcMar>
-              <w:top w:w="80" w:type="dxa"/>
-              <w:bottom w:w="80" w:type="dxa"/>
-              <w:left w:w="100" w:type="dxa"/>
-              <w:right w:w="100" w:type="dxa"/>
+              <w:top w:w="70" w:type="dxa"/>
+              <w:bottom w:w="70" w:type="dxa"/>
+              <w:left w:w="90" w:type="dxa"/>
+              <w:right w:w="90" w:type="dxa"/>
             </w:tcMar>
           </w:tcPr>
           <w:p>
@@ -1039,14 +1060,14 @@
         </w:trPr>
         <w:tc>
           <w:tcPr>
-            <w:tcW w:type="dxa" w:w="3010"/>
+            <w:tcW w:type="dxa" w:w="3202"/>
             <w:vAlign w:val="center"/>
             <w:shd w:fill="F2F5F9"/>
             <w:tcMar>
-              <w:top w:w="80" w:type="dxa"/>
-              <w:bottom w:w="80" w:type="dxa"/>
-              <w:left w:w="100" w:type="dxa"/>
-              <w:right w:w="100" w:type="dxa"/>
+              <w:top w:w="70" w:type="dxa"/>
+              <w:bottom w:w="70" w:type="dxa"/>
+              <w:left w:w="90" w:type="dxa"/>
+              <w:right w:w="90" w:type="dxa"/>
             </w:tcMar>
           </w:tcPr>
           <w:p>
@@ -1066,14 +1087,14 @@
         </w:tc>
         <w:tc>
           <w:tcPr>
-            <w:tcW w:type="dxa" w:w="3010"/>
+            <w:tcW w:type="dxa" w:w="3202"/>
             <w:vAlign w:val="center"/>
             <w:shd w:fill="F2F5F9"/>
             <w:tcMar>
-              <w:top w:w="80" w:type="dxa"/>
-              <w:bottom w:w="80" w:type="dxa"/>
-              <w:left w:w="100" w:type="dxa"/>
-              <w:right w:w="100" w:type="dxa"/>
+              <w:top w:w="70" w:type="dxa"/>
+              <w:bottom w:w="70" w:type="dxa"/>
+              <w:left w:w="90" w:type="dxa"/>
+              <w:right w:w="90" w:type="dxa"/>
             </w:tcMar>
           </w:tcPr>
           <w:p>
@@ -1094,14 +1115,14 @@
         </w:tc>
         <w:tc>
           <w:tcPr>
-            <w:tcW w:type="dxa" w:w="3010"/>
+            <w:tcW w:type="dxa" w:w="3202"/>
             <w:vAlign w:val="center"/>
             <w:shd w:fill="F2F5F9"/>
             <w:tcMar>
-              <w:top w:w="80" w:type="dxa"/>
-              <w:bottom w:w="80" w:type="dxa"/>
-              <w:left w:w="100" w:type="dxa"/>
-              <w:right w:w="100" w:type="dxa"/>
+              <w:top w:w="70" w:type="dxa"/>
+              <w:bottom w:w="70" w:type="dxa"/>
+              <w:left w:w="90" w:type="dxa"/>
+              <w:right w:w="90" w:type="dxa"/>
             </w:tcMar>
           </w:tcPr>
           <w:p>
@@ -1123,7 +1144,7 @@
     </w:tbl>
     <w:p>
       <w:pPr>
-        <w:spacing w:after="120"/>
+        <w:spacing w:after="100"/>
       </w:pPr>
     </w:p>
     <w:tbl>
@@ -1134,17 +1155,17 @@
         <w:tblLook w:firstColumn="1" w:firstRow="1" w:lastColumn="0" w:lastRow="0" w:noHBand="0" w:noVBand="1" w:val="04A0"/>
       </w:tblPr>
       <w:tblGrid>
-        <w:gridCol w:w="9029"/>
+        <w:gridCol w:w="9605"/>
       </w:tblGrid>
       <w:tr>
         <w:tc>
           <w:tcPr>
-            <w:tcW w:type="dxa" w:w="9360"/>
+            <w:tcW w:type="dxa" w:w="9504"/>
             <w:shd w:fill="EEF4FB"/>
             <w:tcMar>
               <w:top w:w="120" w:type="dxa"/>
               <w:bottom w:w="120" w:type="dxa"/>
-              <w:left w:w="200" w:type="dxa"/>
+              <w:left w:w="180" w:type="dxa"/>
               <w:right w:w="150" w:type="dxa"/>
             </w:tcMar>
             <w:tcBorders>
@@ -1161,11 +1182,59 @@
             <w:r>
               <w:rPr>
                 <w:rFonts w:ascii="Calibri" w:hAnsi="Calibri"/>
+                <w:b/>
                 <w:i/>
-                <w:color w:val="1F3864"/>
-                <w:sz w:val="20"/>
+                <w:color w:val="262626"/>
+                <w:sz w:val="19"/>
               </w:rPr>
-              <w:t>**Catatan penyelarasan SISTEKIN:** Dokumen SISTEKIN membedakan **PEO** (3 butir) dan **Profil Lulusan** (4 butir) sebagai dua entitas terpisah — lebih granular daripada panduan APTIKOM yang menyatukan keduanya. Ini sah dan lebih kuat untuk audit LAM INFOKOM, tetapi wajib dinyatakan eksplisit di Bagian E agar asesor tidak menilainya sebagai inkonsistensi terminologi.</w:t>
+              <w:t>Catatan penyelarasan SISTEKIN:</w:t>
+            </w:r>
+            <w:r>
+              <w:rPr>
+                <w:rFonts w:ascii="Calibri" w:hAnsi="Calibri"/>
+                <w:i/>
+                <w:color w:val="262626"/>
+                <w:sz w:val="19"/>
+              </w:rPr>
+              <w:t xml:space="preserve"> Dokumen SISTEKIN membedakan </w:t>
+            </w:r>
+            <w:r>
+              <w:rPr>
+                <w:rFonts w:ascii="Calibri" w:hAnsi="Calibri"/>
+                <w:b/>
+                <w:i/>
+                <w:color w:val="262626"/>
+                <w:sz w:val="19"/>
+              </w:rPr>
+              <w:t>PEO</w:t>
+            </w:r>
+            <w:r>
+              <w:rPr>
+                <w:rFonts w:ascii="Calibri" w:hAnsi="Calibri"/>
+                <w:i/>
+                <w:color w:val="262626"/>
+                <w:sz w:val="19"/>
+              </w:rPr>
+              <w:t xml:space="preserve"> (3 butir) dan </w:t>
+            </w:r>
+            <w:r>
+              <w:rPr>
+                <w:rFonts w:ascii="Calibri" w:hAnsi="Calibri"/>
+                <w:b/>
+                <w:i/>
+                <w:color w:val="262626"/>
+                <w:sz w:val="19"/>
+              </w:rPr>
+              <w:t>Profil Lulusan</w:t>
+            </w:r>
+            <w:r>
+              <w:rPr>
+                <w:rFonts w:ascii="Calibri" w:hAnsi="Calibri"/>
+                <w:i/>
+                <w:color w:val="262626"/>
+                <w:sz w:val="19"/>
+              </w:rPr>
+              <w:t xml:space="preserve"> (4 butir) sebagai dua entitas terpisah — lebih granular daripada panduan APTIKOM yang menyatukan keduanya. Ini sah dan lebih kuat untuk audit LAM INFOKOM, tetapi wajib dinyatakan eksplisit di Bagian E agar asesor tidak menilainya sebagai inkonsistensi terminologi.</w:t>
             </w:r>
           </w:p>
         </w:tc>
@@ -1337,9 +1406,9 @@
         </w:tblBorders>
       </w:tblPr>
       <w:tblGrid>
-        <w:gridCol w:w="3010"/>
-        <w:gridCol w:w="3010"/>
-        <w:gridCol w:w="3010"/>
+        <w:gridCol w:w="3202"/>
+        <w:gridCol w:w="3202"/>
+        <w:gridCol w:w="3202"/>
       </w:tblGrid>
       <w:tr>
         <w:trPr>
@@ -1349,7 +1418,7 @@
         </w:trPr>
         <w:tc>
           <w:tcPr>
-            <w:tcW w:type="dxa" w:w="3010"/>
+            <w:tcW w:type="dxa" w:w="3202"/>
             <w:vAlign w:val="center"/>
             <w:shd w:fill="1F3864"/>
             <w:tcMar>
@@ -1377,7 +1446,7 @@
         </w:tc>
         <w:tc>
           <w:tcPr>
-            <w:tcW w:type="dxa" w:w="3010"/>
+            <w:tcW w:type="dxa" w:w="3202"/>
             <w:vAlign w:val="center"/>
             <w:shd w:fill="1F3864"/>
             <w:tcMar>
@@ -1405,7 +1474,7 @@
         </w:tc>
         <w:tc>
           <w:tcPr>
-            <w:tcW w:type="dxa" w:w="3010"/>
+            <w:tcW w:type="dxa" w:w="3202"/>
             <w:vAlign w:val="center"/>
             <w:shd w:fill="1F3864"/>
             <w:tcMar>
@@ -1438,14 +1507,14 @@
         </w:trPr>
         <w:tc>
           <w:tcPr>
-            <w:tcW w:type="dxa" w:w="3010"/>
+            <w:tcW w:type="dxa" w:w="3202"/>
             <w:vAlign w:val="center"/>
             <w:shd w:fill="FFFFFF"/>
             <w:tcMar>
-              <w:top w:w="80" w:type="dxa"/>
-              <w:bottom w:w="80" w:type="dxa"/>
-              <w:left w:w="100" w:type="dxa"/>
-              <w:right w:w="100" w:type="dxa"/>
+              <w:top w:w="70" w:type="dxa"/>
+              <w:bottom w:w="70" w:type="dxa"/>
+              <w:left w:w="90" w:type="dxa"/>
+              <w:right w:w="90" w:type="dxa"/>
             </w:tcMar>
           </w:tcPr>
           <w:p>
@@ -1465,14 +1534,14 @@
         </w:tc>
         <w:tc>
           <w:tcPr>
-            <w:tcW w:type="dxa" w:w="3010"/>
+            <w:tcW w:type="dxa" w:w="3202"/>
             <w:vAlign w:val="center"/>
             <w:shd w:fill="FFFFFF"/>
             <w:tcMar>
-              <w:top w:w="80" w:type="dxa"/>
-              <w:bottom w:w="80" w:type="dxa"/>
-              <w:left w:w="100" w:type="dxa"/>
-              <w:right w:w="100" w:type="dxa"/>
+              <w:top w:w="70" w:type="dxa"/>
+              <w:bottom w:w="70" w:type="dxa"/>
+              <w:left w:w="90" w:type="dxa"/>
+              <w:right w:w="90" w:type="dxa"/>
             </w:tcMar>
           </w:tcPr>
           <w:p>
@@ -1492,14 +1561,14 @@
         </w:tc>
         <w:tc>
           <w:tcPr>
-            <w:tcW w:type="dxa" w:w="3010"/>
+            <w:tcW w:type="dxa" w:w="3202"/>
             <w:vAlign w:val="center"/>
             <w:shd w:fill="FFFFFF"/>
             <w:tcMar>
-              <w:top w:w="80" w:type="dxa"/>
-              <w:bottom w:w="80" w:type="dxa"/>
-              <w:left w:w="100" w:type="dxa"/>
-              <w:right w:w="100" w:type="dxa"/>
+              <w:top w:w="70" w:type="dxa"/>
+              <w:bottom w:w="70" w:type="dxa"/>
+              <w:left w:w="90" w:type="dxa"/>
+              <w:right w:w="90" w:type="dxa"/>
             </w:tcMar>
           </w:tcPr>
           <w:p>
@@ -1524,14 +1593,14 @@
         </w:trPr>
         <w:tc>
           <w:tcPr>
-            <w:tcW w:type="dxa" w:w="3010"/>
+            <w:tcW w:type="dxa" w:w="3202"/>
             <w:vAlign w:val="center"/>
             <w:shd w:fill="F2F5F9"/>
             <w:tcMar>
-              <w:top w:w="80" w:type="dxa"/>
-              <w:bottom w:w="80" w:type="dxa"/>
-              <w:left w:w="100" w:type="dxa"/>
-              <w:right w:w="100" w:type="dxa"/>
+              <w:top w:w="70" w:type="dxa"/>
+              <w:bottom w:w="70" w:type="dxa"/>
+              <w:left w:w="90" w:type="dxa"/>
+              <w:right w:w="90" w:type="dxa"/>
             </w:tcMar>
           </w:tcPr>
           <w:p>
@@ -1551,14 +1620,14 @@
         </w:tc>
         <w:tc>
           <w:tcPr>
-            <w:tcW w:type="dxa" w:w="3010"/>
+            <w:tcW w:type="dxa" w:w="3202"/>
             <w:vAlign w:val="center"/>
             <w:shd w:fill="F2F5F9"/>
             <w:tcMar>
-              <w:top w:w="80" w:type="dxa"/>
-              <w:bottom w:w="80" w:type="dxa"/>
-              <w:left w:w="100" w:type="dxa"/>
-              <w:right w:w="100" w:type="dxa"/>
+              <w:top w:w="70" w:type="dxa"/>
+              <w:bottom w:w="70" w:type="dxa"/>
+              <w:left w:w="90" w:type="dxa"/>
+              <w:right w:w="90" w:type="dxa"/>
             </w:tcMar>
           </w:tcPr>
           <w:p>
@@ -1578,14 +1647,14 @@
         </w:tc>
         <w:tc>
           <w:tcPr>
-            <w:tcW w:type="dxa" w:w="3010"/>
+            <w:tcW w:type="dxa" w:w="3202"/>
             <w:vAlign w:val="center"/>
             <w:shd w:fill="F2F5F9"/>
             <w:tcMar>
-              <w:top w:w="80" w:type="dxa"/>
-              <w:bottom w:w="80" w:type="dxa"/>
-              <w:left w:w="100" w:type="dxa"/>
-              <w:right w:w="100" w:type="dxa"/>
+              <w:top w:w="70" w:type="dxa"/>
+              <w:bottom w:w="70" w:type="dxa"/>
+              <w:left w:w="90" w:type="dxa"/>
+              <w:right w:w="90" w:type="dxa"/>
             </w:tcMar>
           </w:tcPr>
           <w:p>
@@ -1610,14 +1679,14 @@
         </w:trPr>
         <w:tc>
           <w:tcPr>
-            <w:tcW w:type="dxa" w:w="3010"/>
+            <w:tcW w:type="dxa" w:w="3202"/>
             <w:vAlign w:val="center"/>
             <w:shd w:fill="FFFFFF"/>
             <w:tcMar>
-              <w:top w:w="80" w:type="dxa"/>
-              <w:bottom w:w="80" w:type="dxa"/>
-              <w:left w:w="100" w:type="dxa"/>
-              <w:right w:w="100" w:type="dxa"/>
+              <w:top w:w="70" w:type="dxa"/>
+              <w:bottom w:w="70" w:type="dxa"/>
+              <w:left w:w="90" w:type="dxa"/>
+              <w:right w:w="90" w:type="dxa"/>
             </w:tcMar>
           </w:tcPr>
           <w:p>
@@ -1637,14 +1706,14 @@
         </w:tc>
         <w:tc>
           <w:tcPr>
-            <w:tcW w:type="dxa" w:w="3010"/>
+            <w:tcW w:type="dxa" w:w="3202"/>
             <w:vAlign w:val="center"/>
             <w:shd w:fill="FFFFFF"/>
             <w:tcMar>
-              <w:top w:w="80" w:type="dxa"/>
-              <w:bottom w:w="80" w:type="dxa"/>
-              <w:left w:w="100" w:type="dxa"/>
-              <w:right w:w="100" w:type="dxa"/>
+              <w:top w:w="70" w:type="dxa"/>
+              <w:bottom w:w="70" w:type="dxa"/>
+              <w:left w:w="90" w:type="dxa"/>
+              <w:right w:w="90" w:type="dxa"/>
             </w:tcMar>
           </w:tcPr>
           <w:p>
@@ -1664,14 +1733,14 @@
         </w:tc>
         <w:tc>
           <w:tcPr>
-            <w:tcW w:type="dxa" w:w="3010"/>
+            <w:tcW w:type="dxa" w:w="3202"/>
             <w:vAlign w:val="center"/>
             <w:shd w:fill="FFFFFF"/>
             <w:tcMar>
-              <w:top w:w="80" w:type="dxa"/>
-              <w:bottom w:w="80" w:type="dxa"/>
-              <w:left w:w="100" w:type="dxa"/>
-              <w:right w:w="100" w:type="dxa"/>
+              <w:top w:w="70" w:type="dxa"/>
+              <w:bottom w:w="70" w:type="dxa"/>
+              <w:left w:w="90" w:type="dxa"/>
+              <w:right w:w="90" w:type="dxa"/>
             </w:tcMar>
           </w:tcPr>
           <w:p>
@@ -1696,14 +1765,14 @@
         </w:trPr>
         <w:tc>
           <w:tcPr>
-            <w:tcW w:type="dxa" w:w="3010"/>
+            <w:tcW w:type="dxa" w:w="3202"/>
             <w:vAlign w:val="center"/>
             <w:shd w:fill="F2F5F9"/>
             <w:tcMar>
-              <w:top w:w="80" w:type="dxa"/>
-              <w:bottom w:w="80" w:type="dxa"/>
-              <w:left w:w="100" w:type="dxa"/>
-              <w:right w:w="100" w:type="dxa"/>
+              <w:top w:w="70" w:type="dxa"/>
+              <w:bottom w:w="70" w:type="dxa"/>
+              <w:left w:w="90" w:type="dxa"/>
+              <w:right w:w="90" w:type="dxa"/>
             </w:tcMar>
           </w:tcPr>
           <w:p>
@@ -1723,14 +1792,14 @@
         </w:tc>
         <w:tc>
           <w:tcPr>
-            <w:tcW w:type="dxa" w:w="3010"/>
+            <w:tcW w:type="dxa" w:w="3202"/>
             <w:vAlign w:val="center"/>
             <w:shd w:fill="F2F5F9"/>
             <w:tcMar>
-              <w:top w:w="80" w:type="dxa"/>
-              <w:bottom w:w="80" w:type="dxa"/>
-              <w:left w:w="100" w:type="dxa"/>
-              <w:right w:w="100" w:type="dxa"/>
+              <w:top w:w="70" w:type="dxa"/>
+              <w:bottom w:w="70" w:type="dxa"/>
+              <w:left w:w="90" w:type="dxa"/>
+              <w:right w:w="90" w:type="dxa"/>
             </w:tcMar>
           </w:tcPr>
           <w:p>
@@ -1750,14 +1819,14 @@
         </w:tc>
         <w:tc>
           <w:tcPr>
-            <w:tcW w:type="dxa" w:w="3010"/>
+            <w:tcW w:type="dxa" w:w="3202"/>
             <w:vAlign w:val="center"/>
             <w:shd w:fill="F2F5F9"/>
             <w:tcMar>
-              <w:top w:w="80" w:type="dxa"/>
-              <w:bottom w:w="80" w:type="dxa"/>
-              <w:left w:w="100" w:type="dxa"/>
-              <w:right w:w="100" w:type="dxa"/>
+              <w:top w:w="70" w:type="dxa"/>
+              <w:bottom w:w="70" w:type="dxa"/>
+              <w:left w:w="90" w:type="dxa"/>
+              <w:right w:w="90" w:type="dxa"/>
             </w:tcMar>
           </w:tcPr>
           <w:p>
@@ -1782,14 +1851,14 @@
         </w:trPr>
         <w:tc>
           <w:tcPr>
-            <w:tcW w:type="dxa" w:w="3010"/>
+            <w:tcW w:type="dxa" w:w="3202"/>
             <w:vAlign w:val="center"/>
             <w:shd w:fill="FFFFFF"/>
             <w:tcMar>
-              <w:top w:w="80" w:type="dxa"/>
-              <w:bottom w:w="80" w:type="dxa"/>
-              <w:left w:w="100" w:type="dxa"/>
-              <w:right w:w="100" w:type="dxa"/>
+              <w:top w:w="70" w:type="dxa"/>
+              <w:bottom w:w="70" w:type="dxa"/>
+              <w:left w:w="90" w:type="dxa"/>
+              <w:right w:w="90" w:type="dxa"/>
             </w:tcMar>
           </w:tcPr>
           <w:p>
@@ -1809,14 +1878,14 @@
         </w:tc>
         <w:tc>
           <w:tcPr>
-            <w:tcW w:type="dxa" w:w="3010"/>
+            <w:tcW w:type="dxa" w:w="3202"/>
             <w:vAlign w:val="center"/>
             <w:shd w:fill="FFFFFF"/>
             <w:tcMar>
-              <w:top w:w="80" w:type="dxa"/>
-              <w:bottom w:w="80" w:type="dxa"/>
-              <w:left w:w="100" w:type="dxa"/>
-              <w:right w:w="100" w:type="dxa"/>
+              <w:top w:w="70" w:type="dxa"/>
+              <w:bottom w:w="70" w:type="dxa"/>
+              <w:left w:w="90" w:type="dxa"/>
+              <w:right w:w="90" w:type="dxa"/>
             </w:tcMar>
           </w:tcPr>
           <w:p>
@@ -1836,14 +1905,14 @@
         </w:tc>
         <w:tc>
           <w:tcPr>
-            <w:tcW w:type="dxa" w:w="3010"/>
+            <w:tcW w:type="dxa" w:w="3202"/>
             <w:vAlign w:val="center"/>
             <w:shd w:fill="FFFFFF"/>
             <w:tcMar>
-              <w:top w:w="80" w:type="dxa"/>
-              <w:bottom w:w="80" w:type="dxa"/>
-              <w:left w:w="100" w:type="dxa"/>
-              <w:right w:w="100" w:type="dxa"/>
+              <w:top w:w="70" w:type="dxa"/>
+              <w:bottom w:w="70" w:type="dxa"/>
+              <w:left w:w="90" w:type="dxa"/>
+              <w:right w:w="90" w:type="dxa"/>
             </w:tcMar>
           </w:tcPr>
           <w:p>
@@ -1868,14 +1937,14 @@
         </w:trPr>
         <w:tc>
           <w:tcPr>
-            <w:tcW w:type="dxa" w:w="3010"/>
+            <w:tcW w:type="dxa" w:w="3202"/>
             <w:vAlign w:val="center"/>
             <w:shd w:fill="F2F5F9"/>
             <w:tcMar>
-              <w:top w:w="80" w:type="dxa"/>
-              <w:bottom w:w="80" w:type="dxa"/>
-              <w:left w:w="100" w:type="dxa"/>
-              <w:right w:w="100" w:type="dxa"/>
+              <w:top w:w="70" w:type="dxa"/>
+              <w:bottom w:w="70" w:type="dxa"/>
+              <w:left w:w="90" w:type="dxa"/>
+              <w:right w:w="90" w:type="dxa"/>
             </w:tcMar>
           </w:tcPr>
           <w:p>
@@ -1895,14 +1964,14 @@
         </w:tc>
         <w:tc>
           <w:tcPr>
-            <w:tcW w:type="dxa" w:w="3010"/>
+            <w:tcW w:type="dxa" w:w="3202"/>
             <w:vAlign w:val="center"/>
             <w:shd w:fill="F2F5F9"/>
             <w:tcMar>
-              <w:top w:w="80" w:type="dxa"/>
-              <w:bottom w:w="80" w:type="dxa"/>
-              <w:left w:w="100" w:type="dxa"/>
-              <w:right w:w="100" w:type="dxa"/>
+              <w:top w:w="70" w:type="dxa"/>
+              <w:bottom w:w="70" w:type="dxa"/>
+              <w:left w:w="90" w:type="dxa"/>
+              <w:right w:w="90" w:type="dxa"/>
             </w:tcMar>
           </w:tcPr>
           <w:p>
@@ -1922,14 +1991,14 @@
         </w:tc>
         <w:tc>
           <w:tcPr>
-            <w:tcW w:type="dxa" w:w="3010"/>
+            <w:tcW w:type="dxa" w:w="3202"/>
             <w:vAlign w:val="center"/>
             <w:shd w:fill="F2F5F9"/>
             <w:tcMar>
-              <w:top w:w="80" w:type="dxa"/>
-              <w:bottom w:w="80" w:type="dxa"/>
-              <w:left w:w="100" w:type="dxa"/>
-              <w:right w:w="100" w:type="dxa"/>
+              <w:top w:w="70" w:type="dxa"/>
+              <w:bottom w:w="70" w:type="dxa"/>
+              <w:left w:w="90" w:type="dxa"/>
+              <w:right w:w="90" w:type="dxa"/>
             </w:tcMar>
           </w:tcPr>
           <w:p>
@@ -1951,7 +2020,7 @@
     </w:tbl>
     <w:p>
       <w:pPr>
-        <w:spacing w:after="120"/>
+        <w:spacing w:after="100"/>
       </w:pPr>
     </w:p>
     <w:p>
@@ -1961,9 +2030,9 @@
       <w:r>
         <w:rPr>
           <w:color w:val="C8D2E1"/>
-          <w:sz w:val="16"/>
+          <w:sz w:val="14"/>
         </w:rPr>
-        <w:t>_________________________________________________________________________________</w:t>
+        <w:t>———————————————————————————————————————————————————————————————————————————</w:t>
       </w:r>
     </w:p>
     <w:p>
@@ -2026,10 +2095,10 @@
         </w:tblBorders>
       </w:tblPr>
       <w:tblGrid>
-        <w:gridCol w:w="2257"/>
-        <w:gridCol w:w="2257"/>
-        <w:gridCol w:w="2257"/>
-        <w:gridCol w:w="2257"/>
+        <w:gridCol w:w="2401"/>
+        <w:gridCol w:w="2401"/>
+        <w:gridCol w:w="2401"/>
+        <w:gridCol w:w="2401"/>
       </w:tblGrid>
       <w:tr>
         <w:trPr>
@@ -2039,7 +2108,7 @@
         </w:trPr>
         <w:tc>
           <w:tcPr>
-            <w:tcW w:type="dxa" w:w="2257"/>
+            <w:tcW w:type="dxa" w:w="2401"/>
             <w:vAlign w:val="center"/>
             <w:shd w:fill="1F3864"/>
             <w:tcMar>
@@ -2067,7 +2136,7 @@
         </w:tc>
         <w:tc>
           <w:tcPr>
-            <w:tcW w:type="dxa" w:w="2257"/>
+            <w:tcW w:type="dxa" w:w="2401"/>
             <w:vAlign w:val="center"/>
             <w:shd w:fill="1F3864"/>
             <w:tcMar>
@@ -2095,7 +2164,7 @@
         </w:tc>
         <w:tc>
           <w:tcPr>
-            <w:tcW w:type="dxa" w:w="2257"/>
+            <w:tcW w:type="dxa" w:w="2401"/>
             <w:vAlign w:val="center"/>
             <w:shd w:fill="1F3864"/>
             <w:tcMar>
@@ -2123,7 +2192,7 @@
         </w:tc>
         <w:tc>
           <w:tcPr>
-            <w:tcW w:type="dxa" w:w="2257"/>
+            <w:tcW w:type="dxa" w:w="2401"/>
             <w:vAlign w:val="center"/>
             <w:shd w:fill="1F3864"/>
             <w:tcMar>
@@ -2156,14 +2225,14 @@
         </w:trPr>
         <w:tc>
           <w:tcPr>
-            <w:tcW w:type="dxa" w:w="2257"/>
+            <w:tcW w:type="dxa" w:w="2401"/>
             <w:vAlign w:val="center"/>
             <w:shd w:fill="FFFFFF"/>
             <w:tcMar>
-              <w:top w:w="80" w:type="dxa"/>
-              <w:bottom w:w="80" w:type="dxa"/>
-              <w:left w:w="100" w:type="dxa"/>
-              <w:right w:w="100" w:type="dxa"/>
+              <w:top w:w="70" w:type="dxa"/>
+              <w:bottom w:w="70" w:type="dxa"/>
+              <w:left w:w="90" w:type="dxa"/>
+              <w:right w:w="90" w:type="dxa"/>
             </w:tcMar>
           </w:tcPr>
           <w:p>
@@ -2183,14 +2252,14 @@
         </w:tc>
         <w:tc>
           <w:tcPr>
-            <w:tcW w:type="dxa" w:w="2257"/>
+            <w:tcW w:type="dxa" w:w="2401"/>
             <w:vAlign w:val="center"/>
             <w:shd w:fill="FFFFFF"/>
             <w:tcMar>
-              <w:top w:w="80" w:type="dxa"/>
-              <w:bottom w:w="80" w:type="dxa"/>
-              <w:left w:w="100" w:type="dxa"/>
-              <w:right w:w="100" w:type="dxa"/>
+              <w:top w:w="70" w:type="dxa"/>
+              <w:bottom w:w="70" w:type="dxa"/>
+              <w:left w:w="90" w:type="dxa"/>
+              <w:right w:w="90" w:type="dxa"/>
             </w:tcMar>
           </w:tcPr>
           <w:p>
@@ -2210,14 +2279,14 @@
         </w:tc>
         <w:tc>
           <w:tcPr>
-            <w:tcW w:type="dxa" w:w="2257"/>
+            <w:tcW w:type="dxa" w:w="2401"/>
             <w:vAlign w:val="center"/>
             <w:shd w:fill="FFFFFF"/>
             <w:tcMar>
-              <w:top w:w="80" w:type="dxa"/>
-              <w:bottom w:w="80" w:type="dxa"/>
-              <w:left w:w="100" w:type="dxa"/>
-              <w:right w:w="100" w:type="dxa"/>
+              <w:top w:w="70" w:type="dxa"/>
+              <w:bottom w:w="70" w:type="dxa"/>
+              <w:left w:w="90" w:type="dxa"/>
+              <w:right w:w="90" w:type="dxa"/>
             </w:tcMar>
           </w:tcPr>
           <w:p>
@@ -2237,14 +2306,14 @@
         </w:tc>
         <w:tc>
           <w:tcPr>
-            <w:tcW w:type="dxa" w:w="2257"/>
+            <w:tcW w:type="dxa" w:w="2401"/>
             <w:vAlign w:val="center"/>
             <w:shd w:fill="FFFFFF"/>
             <w:tcMar>
-              <w:top w:w="80" w:type="dxa"/>
-              <w:bottom w:w="80" w:type="dxa"/>
-              <w:left w:w="100" w:type="dxa"/>
-              <w:right w:w="100" w:type="dxa"/>
+              <w:top w:w="70" w:type="dxa"/>
+              <w:bottom w:w="70" w:type="dxa"/>
+              <w:left w:w="90" w:type="dxa"/>
+              <w:right w:w="90" w:type="dxa"/>
             </w:tcMar>
           </w:tcPr>
           <w:p>
@@ -2269,14 +2338,14 @@
         </w:trPr>
         <w:tc>
           <w:tcPr>
-            <w:tcW w:type="dxa" w:w="2257"/>
+            <w:tcW w:type="dxa" w:w="2401"/>
             <w:vAlign w:val="center"/>
             <w:shd w:fill="F2F5F9"/>
             <w:tcMar>
-              <w:top w:w="80" w:type="dxa"/>
-              <w:bottom w:w="80" w:type="dxa"/>
-              <w:left w:w="100" w:type="dxa"/>
-              <w:right w:w="100" w:type="dxa"/>
+              <w:top w:w="70" w:type="dxa"/>
+              <w:bottom w:w="70" w:type="dxa"/>
+              <w:left w:w="90" w:type="dxa"/>
+              <w:right w:w="90" w:type="dxa"/>
             </w:tcMar>
           </w:tcPr>
           <w:p>
@@ -2296,14 +2365,14 @@
         </w:tc>
         <w:tc>
           <w:tcPr>
-            <w:tcW w:type="dxa" w:w="2257"/>
+            <w:tcW w:type="dxa" w:w="2401"/>
             <w:vAlign w:val="center"/>
             <w:shd w:fill="F2F5F9"/>
             <w:tcMar>
-              <w:top w:w="80" w:type="dxa"/>
-              <w:bottom w:w="80" w:type="dxa"/>
-              <w:left w:w="100" w:type="dxa"/>
-              <w:right w:w="100" w:type="dxa"/>
+              <w:top w:w="70" w:type="dxa"/>
+              <w:bottom w:w="70" w:type="dxa"/>
+              <w:left w:w="90" w:type="dxa"/>
+              <w:right w:w="90" w:type="dxa"/>
             </w:tcMar>
           </w:tcPr>
           <w:p>
@@ -2323,14 +2392,14 @@
         </w:tc>
         <w:tc>
           <w:tcPr>
-            <w:tcW w:type="dxa" w:w="2257"/>
+            <w:tcW w:type="dxa" w:w="2401"/>
             <w:vAlign w:val="center"/>
             <w:shd w:fill="F2F5F9"/>
             <w:tcMar>
-              <w:top w:w="80" w:type="dxa"/>
-              <w:bottom w:w="80" w:type="dxa"/>
-              <w:left w:w="100" w:type="dxa"/>
-              <w:right w:w="100" w:type="dxa"/>
+              <w:top w:w="70" w:type="dxa"/>
+              <w:bottom w:w="70" w:type="dxa"/>
+              <w:left w:w="90" w:type="dxa"/>
+              <w:right w:w="90" w:type="dxa"/>
             </w:tcMar>
           </w:tcPr>
           <w:p>
@@ -2350,14 +2419,14 @@
         </w:tc>
         <w:tc>
           <w:tcPr>
-            <w:tcW w:type="dxa" w:w="2257"/>
+            <w:tcW w:type="dxa" w:w="2401"/>
             <w:vAlign w:val="center"/>
             <w:shd w:fill="F2F5F9"/>
             <w:tcMar>
-              <w:top w:w="80" w:type="dxa"/>
-              <w:bottom w:w="80" w:type="dxa"/>
-              <w:left w:w="100" w:type="dxa"/>
-              <w:right w:w="100" w:type="dxa"/>
+              <w:top w:w="70" w:type="dxa"/>
+              <w:bottom w:w="70" w:type="dxa"/>
+              <w:left w:w="90" w:type="dxa"/>
+              <w:right w:w="90" w:type="dxa"/>
             </w:tcMar>
           </w:tcPr>
           <w:p>
@@ -2382,14 +2451,14 @@
         </w:trPr>
         <w:tc>
           <w:tcPr>
-            <w:tcW w:type="dxa" w:w="2257"/>
+            <w:tcW w:type="dxa" w:w="2401"/>
             <w:vAlign w:val="center"/>
             <w:shd w:fill="FFFFFF"/>
             <w:tcMar>
-              <w:top w:w="80" w:type="dxa"/>
-              <w:bottom w:w="80" w:type="dxa"/>
-              <w:left w:w="100" w:type="dxa"/>
-              <w:right w:w="100" w:type="dxa"/>
+              <w:top w:w="70" w:type="dxa"/>
+              <w:bottom w:w="70" w:type="dxa"/>
+              <w:left w:w="90" w:type="dxa"/>
+              <w:right w:w="90" w:type="dxa"/>
             </w:tcMar>
           </w:tcPr>
           <w:p>
@@ -2409,14 +2478,14 @@
         </w:tc>
         <w:tc>
           <w:tcPr>
-            <w:tcW w:type="dxa" w:w="2257"/>
+            <w:tcW w:type="dxa" w:w="2401"/>
             <w:vAlign w:val="center"/>
             <w:shd w:fill="FFFFFF"/>
             <w:tcMar>
-              <w:top w:w="80" w:type="dxa"/>
-              <w:bottom w:w="80" w:type="dxa"/>
-              <w:left w:w="100" w:type="dxa"/>
-              <w:right w:w="100" w:type="dxa"/>
+              <w:top w:w="70" w:type="dxa"/>
+              <w:bottom w:w="70" w:type="dxa"/>
+              <w:left w:w="90" w:type="dxa"/>
+              <w:right w:w="90" w:type="dxa"/>
             </w:tcMar>
           </w:tcPr>
           <w:p>
@@ -2436,14 +2505,14 @@
         </w:tc>
         <w:tc>
           <w:tcPr>
-            <w:tcW w:type="dxa" w:w="2257"/>
+            <w:tcW w:type="dxa" w:w="2401"/>
             <w:vAlign w:val="center"/>
             <w:shd w:fill="FFFFFF"/>
             <w:tcMar>
-              <w:top w:w="80" w:type="dxa"/>
-              <w:bottom w:w="80" w:type="dxa"/>
-              <w:left w:w="100" w:type="dxa"/>
-              <w:right w:w="100" w:type="dxa"/>
+              <w:top w:w="70" w:type="dxa"/>
+              <w:bottom w:w="70" w:type="dxa"/>
+              <w:left w:w="90" w:type="dxa"/>
+              <w:right w:w="90" w:type="dxa"/>
             </w:tcMar>
           </w:tcPr>
           <w:p>
@@ -2463,14 +2532,14 @@
         </w:tc>
         <w:tc>
           <w:tcPr>
-            <w:tcW w:type="dxa" w:w="2257"/>
+            <w:tcW w:type="dxa" w:w="2401"/>
             <w:vAlign w:val="center"/>
             <w:shd w:fill="FFFFFF"/>
             <w:tcMar>
-              <w:top w:w="80" w:type="dxa"/>
-              <w:bottom w:w="80" w:type="dxa"/>
-              <w:left w:w="100" w:type="dxa"/>
-              <w:right w:w="100" w:type="dxa"/>
+              <w:top w:w="70" w:type="dxa"/>
+              <w:bottom w:w="70" w:type="dxa"/>
+              <w:left w:w="90" w:type="dxa"/>
+              <w:right w:w="90" w:type="dxa"/>
             </w:tcMar>
           </w:tcPr>
           <w:p>
@@ -2495,14 +2564,14 @@
         </w:trPr>
         <w:tc>
           <w:tcPr>
-            <w:tcW w:type="dxa" w:w="2257"/>
+            <w:tcW w:type="dxa" w:w="2401"/>
             <w:vAlign w:val="center"/>
             <w:shd w:fill="F2F5F9"/>
             <w:tcMar>
-              <w:top w:w="80" w:type="dxa"/>
-              <w:bottom w:w="80" w:type="dxa"/>
-              <w:left w:w="100" w:type="dxa"/>
-              <w:right w:w="100" w:type="dxa"/>
+              <w:top w:w="70" w:type="dxa"/>
+              <w:bottom w:w="70" w:type="dxa"/>
+              <w:left w:w="90" w:type="dxa"/>
+              <w:right w:w="90" w:type="dxa"/>
             </w:tcMar>
           </w:tcPr>
           <w:p>
@@ -2522,14 +2591,14 @@
         </w:tc>
         <w:tc>
           <w:tcPr>
-            <w:tcW w:type="dxa" w:w="2257"/>
+            <w:tcW w:type="dxa" w:w="2401"/>
             <w:vAlign w:val="center"/>
             <w:shd w:fill="F2F5F9"/>
             <w:tcMar>
-              <w:top w:w="80" w:type="dxa"/>
-              <w:bottom w:w="80" w:type="dxa"/>
-              <w:left w:w="100" w:type="dxa"/>
-              <w:right w:w="100" w:type="dxa"/>
+              <w:top w:w="70" w:type="dxa"/>
+              <w:bottom w:w="70" w:type="dxa"/>
+              <w:left w:w="90" w:type="dxa"/>
+              <w:right w:w="90" w:type="dxa"/>
             </w:tcMar>
           </w:tcPr>
           <w:p>
@@ -2549,14 +2618,14 @@
         </w:tc>
         <w:tc>
           <w:tcPr>
-            <w:tcW w:type="dxa" w:w="2257"/>
+            <w:tcW w:type="dxa" w:w="2401"/>
             <w:vAlign w:val="center"/>
             <w:shd w:fill="F2F5F9"/>
             <w:tcMar>
-              <w:top w:w="80" w:type="dxa"/>
-              <w:bottom w:w="80" w:type="dxa"/>
-              <w:left w:w="100" w:type="dxa"/>
-              <w:right w:w="100" w:type="dxa"/>
+              <w:top w:w="70" w:type="dxa"/>
+              <w:bottom w:w="70" w:type="dxa"/>
+              <w:left w:w="90" w:type="dxa"/>
+              <w:right w:w="90" w:type="dxa"/>
             </w:tcMar>
           </w:tcPr>
           <w:p>
@@ -2576,14 +2645,14 @@
         </w:tc>
         <w:tc>
           <w:tcPr>
-            <w:tcW w:type="dxa" w:w="2257"/>
+            <w:tcW w:type="dxa" w:w="2401"/>
             <w:vAlign w:val="center"/>
             <w:shd w:fill="F2F5F9"/>
             <w:tcMar>
-              <w:top w:w="80" w:type="dxa"/>
-              <w:bottom w:w="80" w:type="dxa"/>
-              <w:left w:w="100" w:type="dxa"/>
-              <w:right w:w="100" w:type="dxa"/>
+              <w:top w:w="70" w:type="dxa"/>
+              <w:bottom w:w="70" w:type="dxa"/>
+              <w:left w:w="90" w:type="dxa"/>
+              <w:right w:w="90" w:type="dxa"/>
             </w:tcMar>
           </w:tcPr>
           <w:p>
@@ -2608,14 +2677,14 @@
         </w:trPr>
         <w:tc>
           <w:tcPr>
-            <w:tcW w:type="dxa" w:w="2257"/>
+            <w:tcW w:type="dxa" w:w="2401"/>
             <w:vAlign w:val="center"/>
             <w:shd w:fill="FFFFFF"/>
             <w:tcMar>
-              <w:top w:w="80" w:type="dxa"/>
-              <w:bottom w:w="80" w:type="dxa"/>
-              <w:left w:w="100" w:type="dxa"/>
-              <w:right w:w="100" w:type="dxa"/>
+              <w:top w:w="70" w:type="dxa"/>
+              <w:bottom w:w="70" w:type="dxa"/>
+              <w:left w:w="90" w:type="dxa"/>
+              <w:right w:w="90" w:type="dxa"/>
             </w:tcMar>
           </w:tcPr>
           <w:p>
@@ -2635,14 +2704,14 @@
         </w:tc>
         <w:tc>
           <w:tcPr>
-            <w:tcW w:type="dxa" w:w="2257"/>
+            <w:tcW w:type="dxa" w:w="2401"/>
             <w:vAlign w:val="center"/>
             <w:shd w:fill="FFFFFF"/>
             <w:tcMar>
-              <w:top w:w="80" w:type="dxa"/>
-              <w:bottom w:w="80" w:type="dxa"/>
-              <w:left w:w="100" w:type="dxa"/>
-              <w:right w:w="100" w:type="dxa"/>
+              <w:top w:w="70" w:type="dxa"/>
+              <w:bottom w:w="70" w:type="dxa"/>
+              <w:left w:w="90" w:type="dxa"/>
+              <w:right w:w="90" w:type="dxa"/>
             </w:tcMar>
           </w:tcPr>
           <w:p>
@@ -2662,14 +2731,14 @@
         </w:tc>
         <w:tc>
           <w:tcPr>
-            <w:tcW w:type="dxa" w:w="2257"/>
+            <w:tcW w:type="dxa" w:w="2401"/>
             <w:vAlign w:val="center"/>
             <w:shd w:fill="FFFFFF"/>
             <w:tcMar>
-              <w:top w:w="80" w:type="dxa"/>
-              <w:bottom w:w="80" w:type="dxa"/>
-              <w:left w:w="100" w:type="dxa"/>
-              <w:right w:w="100" w:type="dxa"/>
+              <w:top w:w="70" w:type="dxa"/>
+              <w:bottom w:w="70" w:type="dxa"/>
+              <w:left w:w="90" w:type="dxa"/>
+              <w:right w:w="90" w:type="dxa"/>
             </w:tcMar>
           </w:tcPr>
           <w:p>
@@ -2689,14 +2758,14 @@
         </w:tc>
         <w:tc>
           <w:tcPr>
-            <w:tcW w:type="dxa" w:w="2257"/>
+            <w:tcW w:type="dxa" w:w="2401"/>
             <w:vAlign w:val="center"/>
             <w:shd w:fill="FFFFFF"/>
             <w:tcMar>
-              <w:top w:w="80" w:type="dxa"/>
-              <w:bottom w:w="80" w:type="dxa"/>
-              <w:left w:w="100" w:type="dxa"/>
-              <w:right w:w="100" w:type="dxa"/>
+              <w:top w:w="70" w:type="dxa"/>
+              <w:bottom w:w="70" w:type="dxa"/>
+              <w:left w:w="90" w:type="dxa"/>
+              <w:right w:w="90" w:type="dxa"/>
             </w:tcMar>
           </w:tcPr>
           <w:p>
@@ -2721,14 +2790,14 @@
         </w:trPr>
         <w:tc>
           <w:tcPr>
-            <w:tcW w:type="dxa" w:w="2257"/>
+            <w:tcW w:type="dxa" w:w="2401"/>
             <w:vAlign w:val="center"/>
             <w:shd w:fill="F2F5F9"/>
             <w:tcMar>
-              <w:top w:w="80" w:type="dxa"/>
-              <w:bottom w:w="80" w:type="dxa"/>
-              <w:left w:w="100" w:type="dxa"/>
-              <w:right w:w="100" w:type="dxa"/>
+              <w:top w:w="70" w:type="dxa"/>
+              <w:bottom w:w="70" w:type="dxa"/>
+              <w:left w:w="90" w:type="dxa"/>
+              <w:right w:w="90" w:type="dxa"/>
             </w:tcMar>
           </w:tcPr>
           <w:p>
@@ -2748,14 +2817,14 @@
         </w:tc>
         <w:tc>
           <w:tcPr>
-            <w:tcW w:type="dxa" w:w="2257"/>
+            <w:tcW w:type="dxa" w:w="2401"/>
             <w:vAlign w:val="center"/>
             <w:shd w:fill="F2F5F9"/>
             <w:tcMar>
-              <w:top w:w="80" w:type="dxa"/>
-              <w:bottom w:w="80" w:type="dxa"/>
-              <w:left w:w="100" w:type="dxa"/>
-              <w:right w:w="100" w:type="dxa"/>
+              <w:top w:w="70" w:type="dxa"/>
+              <w:bottom w:w="70" w:type="dxa"/>
+              <w:left w:w="90" w:type="dxa"/>
+              <w:right w:w="90" w:type="dxa"/>
             </w:tcMar>
           </w:tcPr>
           <w:p>
@@ -2775,14 +2844,14 @@
         </w:tc>
         <w:tc>
           <w:tcPr>
-            <w:tcW w:type="dxa" w:w="2257"/>
+            <w:tcW w:type="dxa" w:w="2401"/>
             <w:vAlign w:val="center"/>
             <w:shd w:fill="F2F5F9"/>
             <w:tcMar>
-              <w:top w:w="80" w:type="dxa"/>
-              <w:bottom w:w="80" w:type="dxa"/>
-              <w:left w:w="100" w:type="dxa"/>
-              <w:right w:w="100" w:type="dxa"/>
+              <w:top w:w="70" w:type="dxa"/>
+              <w:bottom w:w="70" w:type="dxa"/>
+              <w:left w:w="90" w:type="dxa"/>
+              <w:right w:w="90" w:type="dxa"/>
             </w:tcMar>
           </w:tcPr>
           <w:p>
@@ -2802,14 +2871,14 @@
         </w:tc>
         <w:tc>
           <w:tcPr>
-            <w:tcW w:type="dxa" w:w="2257"/>
+            <w:tcW w:type="dxa" w:w="2401"/>
             <w:vAlign w:val="center"/>
             <w:shd w:fill="F2F5F9"/>
             <w:tcMar>
-              <w:top w:w="80" w:type="dxa"/>
-              <w:bottom w:w="80" w:type="dxa"/>
-              <w:left w:w="100" w:type="dxa"/>
-              <w:right w:w="100" w:type="dxa"/>
+              <w:top w:w="70" w:type="dxa"/>
+              <w:bottom w:w="70" w:type="dxa"/>
+              <w:left w:w="90" w:type="dxa"/>
+              <w:right w:w="90" w:type="dxa"/>
             </w:tcMar>
           </w:tcPr>
           <w:p>
@@ -2834,14 +2903,14 @@
         </w:trPr>
         <w:tc>
           <w:tcPr>
-            <w:tcW w:type="dxa" w:w="2257"/>
+            <w:tcW w:type="dxa" w:w="2401"/>
             <w:vAlign w:val="center"/>
             <w:shd w:fill="FFFFFF"/>
             <w:tcMar>
-              <w:top w:w="80" w:type="dxa"/>
-              <w:bottom w:w="80" w:type="dxa"/>
-              <w:left w:w="100" w:type="dxa"/>
-              <w:right w:w="100" w:type="dxa"/>
+              <w:top w:w="70" w:type="dxa"/>
+              <w:bottom w:w="70" w:type="dxa"/>
+              <w:left w:w="90" w:type="dxa"/>
+              <w:right w:w="90" w:type="dxa"/>
             </w:tcMar>
           </w:tcPr>
           <w:p>
@@ -2861,14 +2930,14 @@
         </w:tc>
         <w:tc>
           <w:tcPr>
-            <w:tcW w:type="dxa" w:w="2257"/>
+            <w:tcW w:type="dxa" w:w="2401"/>
             <w:vAlign w:val="center"/>
             <w:shd w:fill="FFFFFF"/>
             <w:tcMar>
-              <w:top w:w="80" w:type="dxa"/>
-              <w:bottom w:w="80" w:type="dxa"/>
-              <w:left w:w="100" w:type="dxa"/>
-              <w:right w:w="100" w:type="dxa"/>
+              <w:top w:w="70" w:type="dxa"/>
+              <w:bottom w:w="70" w:type="dxa"/>
+              <w:left w:w="90" w:type="dxa"/>
+              <w:right w:w="90" w:type="dxa"/>
             </w:tcMar>
           </w:tcPr>
           <w:p>
@@ -2888,14 +2957,14 @@
         </w:tc>
         <w:tc>
           <w:tcPr>
-            <w:tcW w:type="dxa" w:w="2257"/>
+            <w:tcW w:type="dxa" w:w="2401"/>
             <w:vAlign w:val="center"/>
             <w:shd w:fill="FFFFFF"/>
             <w:tcMar>
-              <w:top w:w="80" w:type="dxa"/>
-              <w:bottom w:w="80" w:type="dxa"/>
-              <w:left w:w="100" w:type="dxa"/>
-              <w:right w:w="100" w:type="dxa"/>
+              <w:top w:w="70" w:type="dxa"/>
+              <w:bottom w:w="70" w:type="dxa"/>
+              <w:left w:w="90" w:type="dxa"/>
+              <w:right w:w="90" w:type="dxa"/>
             </w:tcMar>
           </w:tcPr>
           <w:p>
@@ -2915,14 +2984,14 @@
         </w:tc>
         <w:tc>
           <w:tcPr>
-            <w:tcW w:type="dxa" w:w="2257"/>
+            <w:tcW w:type="dxa" w:w="2401"/>
             <w:vAlign w:val="center"/>
             <w:shd w:fill="FFFFFF"/>
             <w:tcMar>
-              <w:top w:w="80" w:type="dxa"/>
-              <w:bottom w:w="80" w:type="dxa"/>
-              <w:left w:w="100" w:type="dxa"/>
-              <w:right w:w="100" w:type="dxa"/>
+              <w:top w:w="70" w:type="dxa"/>
+              <w:bottom w:w="70" w:type="dxa"/>
+              <w:left w:w="90" w:type="dxa"/>
+              <w:right w:w="90" w:type="dxa"/>
             </w:tcMar>
           </w:tcPr>
           <w:p>
@@ -2947,14 +3016,14 @@
         </w:trPr>
         <w:tc>
           <w:tcPr>
-            <w:tcW w:type="dxa" w:w="2257"/>
+            <w:tcW w:type="dxa" w:w="2401"/>
             <w:vAlign w:val="center"/>
             <w:shd w:fill="F2F5F9"/>
             <w:tcMar>
-              <w:top w:w="80" w:type="dxa"/>
-              <w:bottom w:w="80" w:type="dxa"/>
-              <w:left w:w="100" w:type="dxa"/>
-              <w:right w:w="100" w:type="dxa"/>
+              <w:top w:w="70" w:type="dxa"/>
+              <w:bottom w:w="70" w:type="dxa"/>
+              <w:left w:w="90" w:type="dxa"/>
+              <w:right w:w="90" w:type="dxa"/>
             </w:tcMar>
           </w:tcPr>
           <w:p>
@@ -2974,14 +3043,14 @@
         </w:tc>
         <w:tc>
           <w:tcPr>
-            <w:tcW w:type="dxa" w:w="2257"/>
+            <w:tcW w:type="dxa" w:w="2401"/>
             <w:vAlign w:val="center"/>
             <w:shd w:fill="F2F5F9"/>
             <w:tcMar>
-              <w:top w:w="80" w:type="dxa"/>
-              <w:bottom w:w="80" w:type="dxa"/>
-              <w:left w:w="100" w:type="dxa"/>
-              <w:right w:w="100" w:type="dxa"/>
+              <w:top w:w="70" w:type="dxa"/>
+              <w:bottom w:w="70" w:type="dxa"/>
+              <w:left w:w="90" w:type="dxa"/>
+              <w:right w:w="90" w:type="dxa"/>
             </w:tcMar>
           </w:tcPr>
           <w:p>
@@ -3010,14 +3079,14 @@
         </w:tc>
         <w:tc>
           <w:tcPr>
-            <w:tcW w:type="dxa" w:w="2257"/>
+            <w:tcW w:type="dxa" w:w="2401"/>
             <w:vAlign w:val="center"/>
             <w:shd w:fill="F2F5F9"/>
             <w:tcMar>
-              <w:top w:w="80" w:type="dxa"/>
-              <w:bottom w:w="80" w:type="dxa"/>
-              <w:left w:w="100" w:type="dxa"/>
-              <w:right w:w="100" w:type="dxa"/>
+              <w:top w:w="70" w:type="dxa"/>
+              <w:bottom w:w="70" w:type="dxa"/>
+              <w:left w:w="90" w:type="dxa"/>
+              <w:right w:w="90" w:type="dxa"/>
             </w:tcMar>
           </w:tcPr>
           <w:p>
@@ -3037,14 +3106,14 @@
         </w:tc>
         <w:tc>
           <w:tcPr>
-            <w:tcW w:type="dxa" w:w="2257"/>
+            <w:tcW w:type="dxa" w:w="2401"/>
             <w:vAlign w:val="center"/>
             <w:shd w:fill="F2F5F9"/>
             <w:tcMar>
-              <w:top w:w="80" w:type="dxa"/>
-              <w:bottom w:w="80" w:type="dxa"/>
-              <w:left w:w="100" w:type="dxa"/>
-              <w:right w:w="100" w:type="dxa"/>
+              <w:top w:w="70" w:type="dxa"/>
+              <w:bottom w:w="70" w:type="dxa"/>
+              <w:left w:w="90" w:type="dxa"/>
+              <w:right w:w="90" w:type="dxa"/>
             </w:tcMar>
           </w:tcPr>
           <w:p>
@@ -3069,14 +3138,14 @@
         </w:trPr>
         <w:tc>
           <w:tcPr>
-            <w:tcW w:type="dxa" w:w="2257"/>
+            <w:tcW w:type="dxa" w:w="2401"/>
             <w:vAlign w:val="center"/>
             <w:shd w:fill="FFFFFF"/>
             <w:tcMar>
-              <w:top w:w="80" w:type="dxa"/>
-              <w:bottom w:w="80" w:type="dxa"/>
-              <w:left w:w="100" w:type="dxa"/>
-              <w:right w:w="100" w:type="dxa"/>
+              <w:top w:w="70" w:type="dxa"/>
+              <w:bottom w:w="70" w:type="dxa"/>
+              <w:left w:w="90" w:type="dxa"/>
+              <w:right w:w="90" w:type="dxa"/>
             </w:tcMar>
           </w:tcPr>
           <w:p>
@@ -3096,14 +3165,14 @@
         </w:tc>
         <w:tc>
           <w:tcPr>
-            <w:tcW w:type="dxa" w:w="2257"/>
+            <w:tcW w:type="dxa" w:w="2401"/>
             <w:vAlign w:val="center"/>
             <w:shd w:fill="FFFFFF"/>
             <w:tcMar>
-              <w:top w:w="80" w:type="dxa"/>
-              <w:bottom w:w="80" w:type="dxa"/>
-              <w:left w:w="100" w:type="dxa"/>
-              <w:right w:w="100" w:type="dxa"/>
+              <w:top w:w="70" w:type="dxa"/>
+              <w:bottom w:w="70" w:type="dxa"/>
+              <w:left w:w="90" w:type="dxa"/>
+              <w:right w:w="90" w:type="dxa"/>
             </w:tcMar>
           </w:tcPr>
           <w:p>
@@ -3132,14 +3201,14 @@
         </w:tc>
         <w:tc>
           <w:tcPr>
-            <w:tcW w:type="dxa" w:w="2257"/>
+            <w:tcW w:type="dxa" w:w="2401"/>
             <w:vAlign w:val="center"/>
             <w:shd w:fill="FFFFFF"/>
             <w:tcMar>
-              <w:top w:w="80" w:type="dxa"/>
-              <w:bottom w:w="80" w:type="dxa"/>
-              <w:left w:w="100" w:type="dxa"/>
-              <w:right w:w="100" w:type="dxa"/>
+              <w:top w:w="70" w:type="dxa"/>
+              <w:bottom w:w="70" w:type="dxa"/>
+              <w:left w:w="90" w:type="dxa"/>
+              <w:right w:w="90" w:type="dxa"/>
             </w:tcMar>
           </w:tcPr>
           <w:p>
@@ -3159,14 +3228,14 @@
         </w:tc>
         <w:tc>
           <w:tcPr>
-            <w:tcW w:type="dxa" w:w="2257"/>
+            <w:tcW w:type="dxa" w:w="2401"/>
             <w:vAlign w:val="center"/>
             <w:shd w:fill="FFFFFF"/>
             <w:tcMar>
-              <w:top w:w="80" w:type="dxa"/>
-              <w:bottom w:w="80" w:type="dxa"/>
-              <w:left w:w="100" w:type="dxa"/>
-              <w:right w:w="100" w:type="dxa"/>
+              <w:top w:w="70" w:type="dxa"/>
+              <w:bottom w:w="70" w:type="dxa"/>
+              <w:left w:w="90" w:type="dxa"/>
+              <w:right w:w="90" w:type="dxa"/>
             </w:tcMar>
           </w:tcPr>
           <w:p>
@@ -3191,14 +3260,14 @@
         </w:trPr>
         <w:tc>
           <w:tcPr>
-            <w:tcW w:type="dxa" w:w="2257"/>
+            <w:tcW w:type="dxa" w:w="2401"/>
             <w:vAlign w:val="center"/>
             <w:shd w:fill="F2F5F9"/>
             <w:tcMar>
-              <w:top w:w="80" w:type="dxa"/>
-              <w:bottom w:w="80" w:type="dxa"/>
-              <w:left w:w="100" w:type="dxa"/>
-              <w:right w:w="100" w:type="dxa"/>
+              <w:top w:w="70" w:type="dxa"/>
+              <w:bottom w:w="70" w:type="dxa"/>
+              <w:left w:w="90" w:type="dxa"/>
+              <w:right w:w="90" w:type="dxa"/>
             </w:tcMar>
           </w:tcPr>
           <w:p>
@@ -3218,14 +3287,14 @@
         </w:tc>
         <w:tc>
           <w:tcPr>
-            <w:tcW w:type="dxa" w:w="2257"/>
+            <w:tcW w:type="dxa" w:w="2401"/>
             <w:vAlign w:val="center"/>
             <w:shd w:fill="F2F5F9"/>
             <w:tcMar>
-              <w:top w:w="80" w:type="dxa"/>
-              <w:bottom w:w="80" w:type="dxa"/>
-              <w:left w:w="100" w:type="dxa"/>
-              <w:right w:w="100" w:type="dxa"/>
+              <w:top w:w="70" w:type="dxa"/>
+              <w:bottom w:w="70" w:type="dxa"/>
+              <w:left w:w="90" w:type="dxa"/>
+              <w:right w:w="90" w:type="dxa"/>
             </w:tcMar>
           </w:tcPr>
           <w:p>
@@ -3245,14 +3314,14 @@
         </w:tc>
         <w:tc>
           <w:tcPr>
-            <w:tcW w:type="dxa" w:w="2257"/>
+            <w:tcW w:type="dxa" w:w="2401"/>
             <w:vAlign w:val="center"/>
             <w:shd w:fill="F2F5F9"/>
             <w:tcMar>
-              <w:top w:w="80" w:type="dxa"/>
-              <w:bottom w:w="80" w:type="dxa"/>
-              <w:left w:w="100" w:type="dxa"/>
-              <w:right w:w="100" w:type="dxa"/>
+              <w:top w:w="70" w:type="dxa"/>
+              <w:bottom w:w="70" w:type="dxa"/>
+              <w:left w:w="90" w:type="dxa"/>
+              <w:right w:w="90" w:type="dxa"/>
             </w:tcMar>
           </w:tcPr>
           <w:p>
@@ -3272,14 +3341,14 @@
         </w:tc>
         <w:tc>
           <w:tcPr>
-            <w:tcW w:type="dxa" w:w="2257"/>
+            <w:tcW w:type="dxa" w:w="2401"/>
             <w:vAlign w:val="center"/>
             <w:shd w:fill="F2F5F9"/>
             <w:tcMar>
-              <w:top w:w="80" w:type="dxa"/>
-              <w:bottom w:w="80" w:type="dxa"/>
-              <w:left w:w="100" w:type="dxa"/>
-              <w:right w:w="100" w:type="dxa"/>
+              <w:top w:w="70" w:type="dxa"/>
+              <w:bottom w:w="70" w:type="dxa"/>
+              <w:left w:w="90" w:type="dxa"/>
+              <w:right w:w="90" w:type="dxa"/>
             </w:tcMar>
           </w:tcPr>
           <w:p>
@@ -3304,14 +3373,14 @@
         </w:trPr>
         <w:tc>
           <w:tcPr>
-            <w:tcW w:type="dxa" w:w="2257"/>
+            <w:tcW w:type="dxa" w:w="2401"/>
             <w:vAlign w:val="center"/>
             <w:shd w:fill="FFFFFF"/>
             <w:tcMar>
-              <w:top w:w="80" w:type="dxa"/>
-              <w:bottom w:w="80" w:type="dxa"/>
-              <w:left w:w="100" w:type="dxa"/>
-              <w:right w:w="100" w:type="dxa"/>
+              <w:top w:w="70" w:type="dxa"/>
+              <w:bottom w:w="70" w:type="dxa"/>
+              <w:left w:w="90" w:type="dxa"/>
+              <w:right w:w="90" w:type="dxa"/>
             </w:tcMar>
           </w:tcPr>
           <w:p>
@@ -3331,14 +3400,14 @@
         </w:tc>
         <w:tc>
           <w:tcPr>
-            <w:tcW w:type="dxa" w:w="2257"/>
+            <w:tcW w:type="dxa" w:w="2401"/>
             <w:vAlign w:val="center"/>
             <w:shd w:fill="FFFFFF"/>
             <w:tcMar>
-              <w:top w:w="80" w:type="dxa"/>
-              <w:bottom w:w="80" w:type="dxa"/>
-              <w:left w:w="100" w:type="dxa"/>
-              <w:right w:w="100" w:type="dxa"/>
+              <w:top w:w="70" w:type="dxa"/>
+              <w:bottom w:w="70" w:type="dxa"/>
+              <w:left w:w="90" w:type="dxa"/>
+              <w:right w:w="90" w:type="dxa"/>
             </w:tcMar>
           </w:tcPr>
           <w:p>
@@ -3358,14 +3427,14 @@
         </w:tc>
         <w:tc>
           <w:tcPr>
-            <w:tcW w:type="dxa" w:w="2257"/>
+            <w:tcW w:type="dxa" w:w="2401"/>
             <w:vAlign w:val="center"/>
             <w:shd w:fill="FFFFFF"/>
             <w:tcMar>
-              <w:top w:w="80" w:type="dxa"/>
-              <w:bottom w:w="80" w:type="dxa"/>
-              <w:left w:w="100" w:type="dxa"/>
-              <w:right w:w="100" w:type="dxa"/>
+              <w:top w:w="70" w:type="dxa"/>
+              <w:bottom w:w="70" w:type="dxa"/>
+              <w:left w:w="90" w:type="dxa"/>
+              <w:right w:w="90" w:type="dxa"/>
             </w:tcMar>
           </w:tcPr>
           <w:p>
@@ -3385,14 +3454,14 @@
         </w:tc>
         <w:tc>
           <w:tcPr>
-            <w:tcW w:type="dxa" w:w="2257"/>
+            <w:tcW w:type="dxa" w:w="2401"/>
             <w:vAlign w:val="center"/>
             <w:shd w:fill="FFFFFF"/>
             <w:tcMar>
-              <w:top w:w="80" w:type="dxa"/>
-              <w:bottom w:w="80" w:type="dxa"/>
-              <w:left w:w="100" w:type="dxa"/>
-              <w:right w:w="100" w:type="dxa"/>
+              <w:top w:w="70" w:type="dxa"/>
+              <w:bottom w:w="70" w:type="dxa"/>
+              <w:left w:w="90" w:type="dxa"/>
+              <w:right w:w="90" w:type="dxa"/>
             </w:tcMar>
           </w:tcPr>
           <w:p>
@@ -3417,14 +3486,14 @@
         </w:trPr>
         <w:tc>
           <w:tcPr>
-            <w:tcW w:type="dxa" w:w="2257"/>
+            <w:tcW w:type="dxa" w:w="2401"/>
             <w:vAlign w:val="center"/>
             <w:shd w:fill="F2F5F9"/>
             <w:tcMar>
-              <w:top w:w="80" w:type="dxa"/>
-              <w:bottom w:w="80" w:type="dxa"/>
-              <w:left w:w="100" w:type="dxa"/>
-              <w:right w:w="100" w:type="dxa"/>
+              <w:top w:w="70" w:type="dxa"/>
+              <w:bottom w:w="70" w:type="dxa"/>
+              <w:left w:w="90" w:type="dxa"/>
+              <w:right w:w="90" w:type="dxa"/>
             </w:tcMar>
           </w:tcPr>
           <w:p>
@@ -3444,14 +3513,14 @@
         </w:tc>
         <w:tc>
           <w:tcPr>
-            <w:tcW w:type="dxa" w:w="2257"/>
+            <w:tcW w:type="dxa" w:w="2401"/>
             <w:vAlign w:val="center"/>
             <w:shd w:fill="F2F5F9"/>
             <w:tcMar>
-              <w:top w:w="80" w:type="dxa"/>
-              <w:bottom w:w="80" w:type="dxa"/>
-              <w:left w:w="100" w:type="dxa"/>
-              <w:right w:w="100" w:type="dxa"/>
+              <w:top w:w="70" w:type="dxa"/>
+              <w:bottom w:w="70" w:type="dxa"/>
+              <w:left w:w="90" w:type="dxa"/>
+              <w:right w:w="90" w:type="dxa"/>
             </w:tcMar>
           </w:tcPr>
           <w:p>
@@ -3472,14 +3541,14 @@
         </w:tc>
         <w:tc>
           <w:tcPr>
-            <w:tcW w:type="dxa" w:w="2257"/>
+            <w:tcW w:type="dxa" w:w="2401"/>
             <w:vAlign w:val="center"/>
             <w:shd w:fill="F2F5F9"/>
             <w:tcMar>
-              <w:top w:w="80" w:type="dxa"/>
-              <w:bottom w:w="80" w:type="dxa"/>
-              <w:left w:w="100" w:type="dxa"/>
-              <w:right w:w="100" w:type="dxa"/>
+              <w:top w:w="70" w:type="dxa"/>
+              <w:bottom w:w="70" w:type="dxa"/>
+              <w:left w:w="90" w:type="dxa"/>
+              <w:right w:w="90" w:type="dxa"/>
             </w:tcMar>
           </w:tcPr>
           <w:p>
@@ -3499,14 +3568,14 @@
         </w:tc>
         <w:tc>
           <w:tcPr>
-            <w:tcW w:type="dxa" w:w="2257"/>
+            <w:tcW w:type="dxa" w:w="2401"/>
             <w:vAlign w:val="center"/>
             <w:shd w:fill="F2F5F9"/>
             <w:tcMar>
-              <w:top w:w="80" w:type="dxa"/>
-              <w:bottom w:w="80" w:type="dxa"/>
-              <w:left w:w="100" w:type="dxa"/>
-              <w:right w:w="100" w:type="dxa"/>
+              <w:top w:w="70" w:type="dxa"/>
+              <w:bottom w:w="70" w:type="dxa"/>
+              <w:left w:w="90" w:type="dxa"/>
+              <w:right w:w="90" w:type="dxa"/>
             </w:tcMar>
           </w:tcPr>
           <w:p>
@@ -3528,7 +3597,7 @@
     </w:tbl>
     <w:p>
       <w:pPr>
-        <w:spacing w:after="120"/>
+        <w:spacing w:after="100"/>
       </w:pPr>
     </w:p>
     <w:tbl>
@@ -3539,17 +3608,17 @@
         <w:tblLook w:firstColumn="1" w:firstRow="1" w:lastColumn="0" w:lastRow="0" w:noHBand="0" w:noVBand="1" w:val="04A0"/>
       </w:tblPr>
       <w:tblGrid>
-        <w:gridCol w:w="9029"/>
+        <w:gridCol w:w="9605"/>
       </w:tblGrid>
       <w:tr>
         <w:tc>
           <w:tcPr>
-            <w:tcW w:type="dxa" w:w="9360"/>
+            <w:tcW w:type="dxa" w:w="9504"/>
             <w:shd w:fill="EEF4FB"/>
             <w:tcMar>
               <w:top w:w="120" w:type="dxa"/>
               <w:bottom w:w="120" w:type="dxa"/>
-              <w:left w:w="200" w:type="dxa"/>
+              <w:left w:w="180" w:type="dxa"/>
               <w:right w:w="150" w:type="dxa"/>
             </w:tcMar>
             <w:tcBorders>
@@ -3566,11 +3635,135 @@
             <w:r>
               <w:rPr>
                 <w:rFonts w:ascii="Calibri" w:hAnsi="Calibri"/>
+                <w:b/>
                 <w:i/>
-                <w:color w:val="1F3864"/>
-                <w:sz w:val="20"/>
+                <w:color w:val="262626"/>
+                <w:sz w:val="19"/>
               </w:rPr>
-              <w:t>**Dua butir baru pada Edisi V (2024) yang sering terlewat.** Butir **VIII** kini mewajibkan pernyataan **Masa Tempuh Kurikulum** secara eksplisit, dan butir **XII** (tata cara penerimaan mahasiswa per tahapan kurikulum) adalah butir yang **tidak ada** pada template 12 bagian A–L APTIKOM. Butir **IX** juga bergeser penekanannya dari "RPS" menjadi "**Modalitas Pembelajaran**". Ketiga hal ini adalah titik rawan temuan asesor jika naskah SISTEKIN hanya mengikuti template APTIKOM.</w:t>
+              <w:t>Dua butir baru pada Edisi V (2024) yang sering terlewat.</w:t>
+            </w:r>
+            <w:r>
+              <w:rPr>
+                <w:rFonts w:ascii="Calibri" w:hAnsi="Calibri"/>
+                <w:i/>
+                <w:color w:val="262626"/>
+                <w:sz w:val="19"/>
+              </w:rPr>
+              <w:t xml:space="preserve"> Butir </w:t>
+            </w:r>
+            <w:r>
+              <w:rPr>
+                <w:rFonts w:ascii="Calibri" w:hAnsi="Calibri"/>
+                <w:b/>
+                <w:i/>
+                <w:color w:val="262626"/>
+                <w:sz w:val="19"/>
+              </w:rPr>
+              <w:t>VIII</w:t>
+            </w:r>
+            <w:r>
+              <w:rPr>
+                <w:rFonts w:ascii="Calibri" w:hAnsi="Calibri"/>
+                <w:i/>
+                <w:color w:val="262626"/>
+                <w:sz w:val="19"/>
+              </w:rPr>
+              <w:t xml:space="preserve"> kini mewajibkan pernyataan </w:t>
+            </w:r>
+            <w:r>
+              <w:rPr>
+                <w:rFonts w:ascii="Calibri" w:hAnsi="Calibri"/>
+                <w:b/>
+                <w:i/>
+                <w:color w:val="262626"/>
+                <w:sz w:val="19"/>
+              </w:rPr>
+              <w:t>Masa Tempuh Kurikulum</w:t>
+            </w:r>
+            <w:r>
+              <w:rPr>
+                <w:rFonts w:ascii="Calibri" w:hAnsi="Calibri"/>
+                <w:i/>
+                <w:color w:val="262626"/>
+                <w:sz w:val="19"/>
+              </w:rPr>
+              <w:t xml:space="preserve"> secara eksplisit, dan butir </w:t>
+            </w:r>
+            <w:r>
+              <w:rPr>
+                <w:rFonts w:ascii="Calibri" w:hAnsi="Calibri"/>
+                <w:b/>
+                <w:i/>
+                <w:color w:val="262626"/>
+                <w:sz w:val="19"/>
+              </w:rPr>
+              <w:t>XII</w:t>
+            </w:r>
+            <w:r>
+              <w:rPr>
+                <w:rFonts w:ascii="Calibri" w:hAnsi="Calibri"/>
+                <w:i/>
+                <w:color w:val="262626"/>
+                <w:sz w:val="19"/>
+              </w:rPr>
+              <w:t xml:space="preserve"> (tata cara penerimaan mahasiswa per tahapan kurikulum) adalah butir yang </w:t>
+            </w:r>
+            <w:r>
+              <w:rPr>
+                <w:rFonts w:ascii="Calibri" w:hAnsi="Calibri"/>
+                <w:b/>
+                <w:i/>
+                <w:color w:val="262626"/>
+                <w:sz w:val="19"/>
+              </w:rPr>
+              <w:t>tidak ada</w:t>
+            </w:r>
+            <w:r>
+              <w:rPr>
+                <w:rFonts w:ascii="Calibri" w:hAnsi="Calibri"/>
+                <w:i/>
+                <w:color w:val="262626"/>
+                <w:sz w:val="19"/>
+              </w:rPr>
+              <w:t xml:space="preserve"> pada template 12 bagian A–L APTIKOM. Butir </w:t>
+            </w:r>
+            <w:r>
+              <w:rPr>
+                <w:rFonts w:ascii="Calibri" w:hAnsi="Calibri"/>
+                <w:b/>
+                <w:i/>
+                <w:color w:val="262626"/>
+                <w:sz w:val="19"/>
+              </w:rPr>
+              <w:t>IX</w:t>
+            </w:r>
+            <w:r>
+              <w:rPr>
+                <w:rFonts w:ascii="Calibri" w:hAnsi="Calibri"/>
+                <w:i/>
+                <w:color w:val="262626"/>
+                <w:sz w:val="19"/>
+              </w:rPr>
+              <w:t xml:space="preserve"> juga bergeser penekanannya dari "RPS" menjadi "</w:t>
+            </w:r>
+            <w:r>
+              <w:rPr>
+                <w:rFonts w:ascii="Calibri" w:hAnsi="Calibri"/>
+                <w:b/>
+                <w:i/>
+                <w:color w:val="262626"/>
+                <w:sz w:val="19"/>
+              </w:rPr>
+              <w:t>Modalitas Pembelajaran</w:t>
+            </w:r>
+            <w:r>
+              <w:rPr>
+                <w:rFonts w:ascii="Calibri" w:hAnsi="Calibri"/>
+                <w:i/>
+                <w:color w:val="262626"/>
+                <w:sz w:val="19"/>
+              </w:rPr>
+              <w:t>". Ketiga hal ini adalah titik rawan temuan asesor jika naskah SISTEKIN hanya mengikuti template APTIKOM.</w:t>
             </w:r>
           </w:p>
         </w:tc>
@@ -3588,9 +3781,9 @@
       <w:r>
         <w:rPr>
           <w:color w:val="C8D2E1"/>
-          <w:sz w:val="16"/>
+          <w:sz w:val="14"/>
         </w:rPr>
-        <w:t>_________________________________________________________________________________</w:t>
+        <w:t>———————————————————————————————————————————————————————————————————————————</w:t>
       </w:r>
     </w:p>
     <w:p>
@@ -3612,6 +3805,7 @@
       <w:tblPr>
         <w:tblW w:type="auto" w:w="0"/>
         <w:jc w:val="center"/>
+        <w:tblLayout w:type="fixed"/>
         <w:tblLook w:firstColumn="1" w:firstRow="1" w:lastColumn="0" w:lastRow="0" w:noHBand="0" w:noVBand="1" w:val="04A0"/>
         <w:tblBorders>
           <w:top w:val="single" w:sz="4" w:space="0" w:color="E2E8F0"/>
@@ -3623,12 +3817,12 @@
         </w:tblBorders>
       </w:tblPr>
       <w:tblGrid>
-        <w:gridCol w:w="9029"/>
+        <w:gridCol w:w="9605"/>
       </w:tblGrid>
       <w:tr>
         <w:tc>
           <w:tcPr>
-            <w:tcW w:type="dxa" w:w="9029"/>
+            <w:tcW w:type="dxa" w:w="9504"/>
             <w:shd w:fill="F8F9FA"/>
             <w:tcMar>
               <w:top w:w="100" w:type="dxa"/>
@@ -3645,7 +3839,7 @@
               <w:rPr>
                 <w:rFonts w:ascii="Consolas" w:hAnsi="Consolas"/>
                 <w:color w:val="282828"/>
-                <w:sz w:val="18"/>
+                <w:sz w:val="17"/>
               </w:rPr>
               <w:t>A. Identitas Program Studi</w:t>
               <w:br/>
@@ -3711,9 +3905,9 @@
         </w:tblBorders>
       </w:tblPr>
       <w:tblGrid>
-        <w:gridCol w:w="3010"/>
-        <w:gridCol w:w="3010"/>
-        <w:gridCol w:w="3010"/>
+        <w:gridCol w:w="3202"/>
+        <w:gridCol w:w="3202"/>
+        <w:gridCol w:w="3202"/>
       </w:tblGrid>
       <w:tr>
         <w:trPr>
@@ -3723,7 +3917,7 @@
         </w:trPr>
         <w:tc>
           <w:tcPr>
-            <w:tcW w:type="dxa" w:w="3010"/>
+            <w:tcW w:type="dxa" w:w="3202"/>
             <w:vAlign w:val="center"/>
             <w:shd w:fill="1F3864"/>
             <w:tcMar>
@@ -3751,7 +3945,7 @@
         </w:tc>
         <w:tc>
           <w:tcPr>
-            <w:tcW w:type="dxa" w:w="3010"/>
+            <w:tcW w:type="dxa" w:w="3202"/>
             <w:vAlign w:val="center"/>
             <w:shd w:fill="1F3864"/>
             <w:tcMar>
@@ -3779,7 +3973,7 @@
         </w:tc>
         <w:tc>
           <w:tcPr>
-            <w:tcW w:type="dxa" w:w="3010"/>
+            <w:tcW w:type="dxa" w:w="3202"/>
             <w:vAlign w:val="center"/>
             <w:shd w:fill="1F3864"/>
             <w:tcMar>
@@ -3812,14 +4006,14 @@
         </w:trPr>
         <w:tc>
           <w:tcPr>
-            <w:tcW w:type="dxa" w:w="3010"/>
+            <w:tcW w:type="dxa" w:w="3202"/>
             <w:vAlign w:val="center"/>
             <w:shd w:fill="FFFFFF"/>
             <w:tcMar>
-              <w:top w:w="80" w:type="dxa"/>
-              <w:bottom w:w="80" w:type="dxa"/>
-              <w:left w:w="100" w:type="dxa"/>
-              <w:right w:w="100" w:type="dxa"/>
+              <w:top w:w="70" w:type="dxa"/>
+              <w:bottom w:w="70" w:type="dxa"/>
+              <w:left w:w="90" w:type="dxa"/>
+              <w:right w:w="90" w:type="dxa"/>
             </w:tcMar>
           </w:tcPr>
           <w:p>
@@ -3839,14 +4033,14 @@
         </w:tc>
         <w:tc>
           <w:tcPr>
-            <w:tcW w:type="dxa" w:w="3010"/>
+            <w:tcW w:type="dxa" w:w="3202"/>
             <w:vAlign w:val="center"/>
             <w:shd w:fill="FFFFFF"/>
             <w:tcMar>
-              <w:top w:w="80" w:type="dxa"/>
-              <w:bottom w:w="80" w:type="dxa"/>
-              <w:left w:w="100" w:type="dxa"/>
-              <w:right w:w="100" w:type="dxa"/>
+              <w:top w:w="70" w:type="dxa"/>
+              <w:bottom w:w="70" w:type="dxa"/>
+              <w:left w:w="90" w:type="dxa"/>
+              <w:right w:w="90" w:type="dxa"/>
             </w:tcMar>
           </w:tcPr>
           <w:p>
@@ -3866,14 +4060,14 @@
         </w:tc>
         <w:tc>
           <w:tcPr>
-            <w:tcW w:type="dxa" w:w="3010"/>
+            <w:tcW w:type="dxa" w:w="3202"/>
             <w:vAlign w:val="center"/>
             <w:shd w:fill="FFFFFF"/>
             <w:tcMar>
-              <w:top w:w="80" w:type="dxa"/>
-              <w:bottom w:w="80" w:type="dxa"/>
-              <w:left w:w="100" w:type="dxa"/>
-              <w:right w:w="100" w:type="dxa"/>
+              <w:top w:w="70" w:type="dxa"/>
+              <w:bottom w:w="70" w:type="dxa"/>
+              <w:left w:w="90" w:type="dxa"/>
+              <w:right w:w="90" w:type="dxa"/>
             </w:tcMar>
           </w:tcPr>
           <w:p>
@@ -3898,14 +4092,14 @@
         </w:trPr>
         <w:tc>
           <w:tcPr>
-            <w:tcW w:type="dxa" w:w="3010"/>
+            <w:tcW w:type="dxa" w:w="3202"/>
             <w:vAlign w:val="center"/>
             <w:shd w:fill="F2F5F9"/>
             <w:tcMar>
-              <w:top w:w="80" w:type="dxa"/>
-              <w:bottom w:w="80" w:type="dxa"/>
-              <w:left w:w="100" w:type="dxa"/>
-              <w:right w:w="100" w:type="dxa"/>
+              <w:top w:w="70" w:type="dxa"/>
+              <w:bottom w:w="70" w:type="dxa"/>
+              <w:left w:w="90" w:type="dxa"/>
+              <w:right w:w="90" w:type="dxa"/>
             </w:tcMar>
           </w:tcPr>
           <w:p>
@@ -3925,14 +4119,14 @@
         </w:tc>
         <w:tc>
           <w:tcPr>
-            <w:tcW w:type="dxa" w:w="3010"/>
+            <w:tcW w:type="dxa" w:w="3202"/>
             <w:vAlign w:val="center"/>
             <w:shd w:fill="F2F5F9"/>
             <w:tcMar>
-              <w:top w:w="80" w:type="dxa"/>
-              <w:bottom w:w="80" w:type="dxa"/>
-              <w:left w:w="100" w:type="dxa"/>
-              <w:right w:w="100" w:type="dxa"/>
+              <w:top w:w="70" w:type="dxa"/>
+              <w:bottom w:w="70" w:type="dxa"/>
+              <w:left w:w="90" w:type="dxa"/>
+              <w:right w:w="90" w:type="dxa"/>
             </w:tcMar>
           </w:tcPr>
           <w:p>
@@ -3952,14 +4146,14 @@
         </w:tc>
         <w:tc>
           <w:tcPr>
-            <w:tcW w:type="dxa" w:w="3010"/>
+            <w:tcW w:type="dxa" w:w="3202"/>
             <w:vAlign w:val="center"/>
             <w:shd w:fill="F2F5F9"/>
             <w:tcMar>
-              <w:top w:w="80" w:type="dxa"/>
-              <w:bottom w:w="80" w:type="dxa"/>
-              <w:left w:w="100" w:type="dxa"/>
-              <w:right w:w="100" w:type="dxa"/>
+              <w:top w:w="70" w:type="dxa"/>
+              <w:bottom w:w="70" w:type="dxa"/>
+              <w:left w:w="90" w:type="dxa"/>
+              <w:right w:w="90" w:type="dxa"/>
             </w:tcMar>
           </w:tcPr>
           <w:p>
@@ -3984,14 +4178,14 @@
         </w:trPr>
         <w:tc>
           <w:tcPr>
-            <w:tcW w:type="dxa" w:w="3010"/>
+            <w:tcW w:type="dxa" w:w="3202"/>
             <w:vAlign w:val="center"/>
             <w:shd w:fill="FFFFFF"/>
             <w:tcMar>
-              <w:top w:w="80" w:type="dxa"/>
-              <w:bottom w:w="80" w:type="dxa"/>
-              <w:left w:w="100" w:type="dxa"/>
-              <w:right w:w="100" w:type="dxa"/>
+              <w:top w:w="70" w:type="dxa"/>
+              <w:bottom w:w="70" w:type="dxa"/>
+              <w:left w:w="90" w:type="dxa"/>
+              <w:right w:w="90" w:type="dxa"/>
             </w:tcMar>
           </w:tcPr>
           <w:p>
@@ -4011,14 +4205,14 @@
         </w:tc>
         <w:tc>
           <w:tcPr>
-            <w:tcW w:type="dxa" w:w="3010"/>
+            <w:tcW w:type="dxa" w:w="3202"/>
             <w:vAlign w:val="center"/>
             <w:shd w:fill="FFFFFF"/>
             <w:tcMar>
-              <w:top w:w="80" w:type="dxa"/>
-              <w:bottom w:w="80" w:type="dxa"/>
-              <w:left w:w="100" w:type="dxa"/>
-              <w:right w:w="100" w:type="dxa"/>
+              <w:top w:w="70" w:type="dxa"/>
+              <w:bottom w:w="70" w:type="dxa"/>
+              <w:left w:w="90" w:type="dxa"/>
+              <w:right w:w="90" w:type="dxa"/>
             </w:tcMar>
           </w:tcPr>
           <w:p>
@@ -4038,14 +4232,14 @@
         </w:tc>
         <w:tc>
           <w:tcPr>
-            <w:tcW w:type="dxa" w:w="3010"/>
+            <w:tcW w:type="dxa" w:w="3202"/>
             <w:vAlign w:val="center"/>
             <w:shd w:fill="FFFFFF"/>
             <w:tcMar>
-              <w:top w:w="80" w:type="dxa"/>
-              <w:bottom w:w="80" w:type="dxa"/>
-              <w:left w:w="100" w:type="dxa"/>
-              <w:right w:w="100" w:type="dxa"/>
+              <w:top w:w="70" w:type="dxa"/>
+              <w:bottom w:w="70" w:type="dxa"/>
+              <w:left w:w="90" w:type="dxa"/>
+              <w:right w:w="90" w:type="dxa"/>
             </w:tcMar>
           </w:tcPr>
           <w:p>
@@ -4070,14 +4264,14 @@
         </w:trPr>
         <w:tc>
           <w:tcPr>
-            <w:tcW w:type="dxa" w:w="3010"/>
+            <w:tcW w:type="dxa" w:w="3202"/>
             <w:vAlign w:val="center"/>
             <w:shd w:fill="F2F5F9"/>
             <w:tcMar>
-              <w:top w:w="80" w:type="dxa"/>
-              <w:bottom w:w="80" w:type="dxa"/>
-              <w:left w:w="100" w:type="dxa"/>
-              <w:right w:w="100" w:type="dxa"/>
+              <w:top w:w="70" w:type="dxa"/>
+              <w:bottom w:w="70" w:type="dxa"/>
+              <w:left w:w="90" w:type="dxa"/>
+              <w:right w:w="90" w:type="dxa"/>
             </w:tcMar>
           </w:tcPr>
           <w:p>
@@ -4097,14 +4291,14 @@
         </w:tc>
         <w:tc>
           <w:tcPr>
-            <w:tcW w:type="dxa" w:w="3010"/>
+            <w:tcW w:type="dxa" w:w="3202"/>
             <w:vAlign w:val="center"/>
             <w:shd w:fill="F2F5F9"/>
             <w:tcMar>
-              <w:top w:w="80" w:type="dxa"/>
-              <w:bottom w:w="80" w:type="dxa"/>
-              <w:left w:w="100" w:type="dxa"/>
-              <w:right w:w="100" w:type="dxa"/>
+              <w:top w:w="70" w:type="dxa"/>
+              <w:bottom w:w="70" w:type="dxa"/>
+              <w:left w:w="90" w:type="dxa"/>
+              <w:right w:w="90" w:type="dxa"/>
             </w:tcMar>
           </w:tcPr>
           <w:p>
@@ -4124,14 +4318,14 @@
         </w:tc>
         <w:tc>
           <w:tcPr>
-            <w:tcW w:type="dxa" w:w="3010"/>
+            <w:tcW w:type="dxa" w:w="3202"/>
             <w:vAlign w:val="center"/>
             <w:shd w:fill="F2F5F9"/>
             <w:tcMar>
-              <w:top w:w="80" w:type="dxa"/>
-              <w:bottom w:w="80" w:type="dxa"/>
-              <w:left w:w="100" w:type="dxa"/>
-              <w:right w:w="100" w:type="dxa"/>
+              <w:top w:w="70" w:type="dxa"/>
+              <w:bottom w:w="70" w:type="dxa"/>
+              <w:left w:w="90" w:type="dxa"/>
+              <w:right w:w="90" w:type="dxa"/>
             </w:tcMar>
           </w:tcPr>
           <w:p>
@@ -4156,14 +4350,14 @@
         </w:trPr>
         <w:tc>
           <w:tcPr>
-            <w:tcW w:type="dxa" w:w="3010"/>
+            <w:tcW w:type="dxa" w:w="3202"/>
             <w:vAlign w:val="center"/>
             <w:shd w:fill="FFFFFF"/>
             <w:tcMar>
-              <w:top w:w="80" w:type="dxa"/>
-              <w:bottom w:w="80" w:type="dxa"/>
-              <w:left w:w="100" w:type="dxa"/>
-              <w:right w:w="100" w:type="dxa"/>
+              <w:top w:w="70" w:type="dxa"/>
+              <w:bottom w:w="70" w:type="dxa"/>
+              <w:left w:w="90" w:type="dxa"/>
+              <w:right w:w="90" w:type="dxa"/>
             </w:tcMar>
           </w:tcPr>
           <w:p>
@@ -4183,14 +4377,14 @@
         </w:tc>
         <w:tc>
           <w:tcPr>
-            <w:tcW w:type="dxa" w:w="3010"/>
+            <w:tcW w:type="dxa" w:w="3202"/>
             <w:vAlign w:val="center"/>
             <w:shd w:fill="FFFFFF"/>
             <w:tcMar>
-              <w:top w:w="80" w:type="dxa"/>
-              <w:bottom w:w="80" w:type="dxa"/>
-              <w:left w:w="100" w:type="dxa"/>
-              <w:right w:w="100" w:type="dxa"/>
+              <w:top w:w="70" w:type="dxa"/>
+              <w:bottom w:w="70" w:type="dxa"/>
+              <w:left w:w="90" w:type="dxa"/>
+              <w:right w:w="90" w:type="dxa"/>
             </w:tcMar>
           </w:tcPr>
           <w:p>
@@ -4210,14 +4404,14 @@
         </w:tc>
         <w:tc>
           <w:tcPr>
-            <w:tcW w:type="dxa" w:w="3010"/>
+            <w:tcW w:type="dxa" w:w="3202"/>
             <w:vAlign w:val="center"/>
             <w:shd w:fill="FFFFFF"/>
             <w:tcMar>
-              <w:top w:w="80" w:type="dxa"/>
-              <w:bottom w:w="80" w:type="dxa"/>
-              <w:left w:w="100" w:type="dxa"/>
-              <w:right w:w="100" w:type="dxa"/>
+              <w:top w:w="70" w:type="dxa"/>
+              <w:bottom w:w="70" w:type="dxa"/>
+              <w:left w:w="90" w:type="dxa"/>
+              <w:right w:w="90" w:type="dxa"/>
             </w:tcMar>
           </w:tcPr>
           <w:p>
@@ -4242,14 +4436,14 @@
         </w:trPr>
         <w:tc>
           <w:tcPr>
-            <w:tcW w:type="dxa" w:w="3010"/>
+            <w:tcW w:type="dxa" w:w="3202"/>
             <w:vAlign w:val="center"/>
             <w:shd w:fill="F2F5F9"/>
             <w:tcMar>
-              <w:top w:w="80" w:type="dxa"/>
-              <w:bottom w:w="80" w:type="dxa"/>
-              <w:left w:w="100" w:type="dxa"/>
-              <w:right w:w="100" w:type="dxa"/>
+              <w:top w:w="70" w:type="dxa"/>
+              <w:bottom w:w="70" w:type="dxa"/>
+              <w:left w:w="90" w:type="dxa"/>
+              <w:right w:w="90" w:type="dxa"/>
             </w:tcMar>
           </w:tcPr>
           <w:p>
@@ -4269,14 +4463,14 @@
         </w:tc>
         <w:tc>
           <w:tcPr>
-            <w:tcW w:type="dxa" w:w="3010"/>
+            <w:tcW w:type="dxa" w:w="3202"/>
             <w:vAlign w:val="center"/>
             <w:shd w:fill="F2F5F9"/>
             <w:tcMar>
-              <w:top w:w="80" w:type="dxa"/>
-              <w:bottom w:w="80" w:type="dxa"/>
-              <w:left w:w="100" w:type="dxa"/>
-              <w:right w:w="100" w:type="dxa"/>
+              <w:top w:w="70" w:type="dxa"/>
+              <w:bottom w:w="70" w:type="dxa"/>
+              <w:left w:w="90" w:type="dxa"/>
+              <w:right w:w="90" w:type="dxa"/>
             </w:tcMar>
           </w:tcPr>
           <w:p>
@@ -4296,14 +4490,14 @@
         </w:tc>
         <w:tc>
           <w:tcPr>
-            <w:tcW w:type="dxa" w:w="3010"/>
+            <w:tcW w:type="dxa" w:w="3202"/>
             <w:vAlign w:val="center"/>
             <w:shd w:fill="F2F5F9"/>
             <w:tcMar>
-              <w:top w:w="80" w:type="dxa"/>
-              <w:bottom w:w="80" w:type="dxa"/>
-              <w:left w:w="100" w:type="dxa"/>
-              <w:right w:w="100" w:type="dxa"/>
+              <w:top w:w="70" w:type="dxa"/>
+              <w:bottom w:w="70" w:type="dxa"/>
+              <w:left w:w="90" w:type="dxa"/>
+              <w:right w:w="90" w:type="dxa"/>
             </w:tcMar>
           </w:tcPr>
           <w:p>
@@ -4328,14 +4522,14 @@
         </w:trPr>
         <w:tc>
           <w:tcPr>
-            <w:tcW w:type="dxa" w:w="3010"/>
+            <w:tcW w:type="dxa" w:w="3202"/>
             <w:vAlign w:val="center"/>
             <w:shd w:fill="FFFFFF"/>
             <w:tcMar>
-              <w:top w:w="80" w:type="dxa"/>
-              <w:bottom w:w="80" w:type="dxa"/>
-              <w:left w:w="100" w:type="dxa"/>
-              <w:right w:w="100" w:type="dxa"/>
+              <w:top w:w="70" w:type="dxa"/>
+              <w:bottom w:w="70" w:type="dxa"/>
+              <w:left w:w="90" w:type="dxa"/>
+              <w:right w:w="90" w:type="dxa"/>
             </w:tcMar>
           </w:tcPr>
           <w:p>
@@ -4355,14 +4549,14 @@
         </w:tc>
         <w:tc>
           <w:tcPr>
-            <w:tcW w:type="dxa" w:w="3010"/>
+            <w:tcW w:type="dxa" w:w="3202"/>
             <w:vAlign w:val="center"/>
             <w:shd w:fill="FFFFFF"/>
             <w:tcMar>
-              <w:top w:w="80" w:type="dxa"/>
-              <w:bottom w:w="80" w:type="dxa"/>
-              <w:left w:w="100" w:type="dxa"/>
-              <w:right w:w="100" w:type="dxa"/>
+              <w:top w:w="70" w:type="dxa"/>
+              <w:bottom w:w="70" w:type="dxa"/>
+              <w:left w:w="90" w:type="dxa"/>
+              <w:right w:w="90" w:type="dxa"/>
             </w:tcMar>
           </w:tcPr>
           <w:p>
@@ -4382,14 +4576,14 @@
         </w:tc>
         <w:tc>
           <w:tcPr>
-            <w:tcW w:type="dxa" w:w="3010"/>
+            <w:tcW w:type="dxa" w:w="3202"/>
             <w:vAlign w:val="center"/>
             <w:shd w:fill="FFFFFF"/>
             <w:tcMar>
-              <w:top w:w="80" w:type="dxa"/>
-              <w:bottom w:w="80" w:type="dxa"/>
-              <w:left w:w="100" w:type="dxa"/>
-              <w:right w:w="100" w:type="dxa"/>
+              <w:top w:w="70" w:type="dxa"/>
+              <w:bottom w:w="70" w:type="dxa"/>
+              <w:left w:w="90" w:type="dxa"/>
+              <w:right w:w="90" w:type="dxa"/>
             </w:tcMar>
           </w:tcPr>
           <w:p>
@@ -4414,14 +4608,14 @@
         </w:trPr>
         <w:tc>
           <w:tcPr>
-            <w:tcW w:type="dxa" w:w="3010"/>
+            <w:tcW w:type="dxa" w:w="3202"/>
             <w:vAlign w:val="center"/>
             <w:shd w:fill="F2F5F9"/>
             <w:tcMar>
-              <w:top w:w="80" w:type="dxa"/>
-              <w:bottom w:w="80" w:type="dxa"/>
-              <w:left w:w="100" w:type="dxa"/>
-              <w:right w:w="100" w:type="dxa"/>
+              <w:top w:w="70" w:type="dxa"/>
+              <w:bottom w:w="70" w:type="dxa"/>
+              <w:left w:w="90" w:type="dxa"/>
+              <w:right w:w="90" w:type="dxa"/>
             </w:tcMar>
           </w:tcPr>
           <w:p>
@@ -4441,14 +4635,14 @@
         </w:tc>
         <w:tc>
           <w:tcPr>
-            <w:tcW w:type="dxa" w:w="3010"/>
+            <w:tcW w:type="dxa" w:w="3202"/>
             <w:vAlign w:val="center"/>
             <w:shd w:fill="F2F5F9"/>
             <w:tcMar>
-              <w:top w:w="80" w:type="dxa"/>
-              <w:bottom w:w="80" w:type="dxa"/>
-              <w:left w:w="100" w:type="dxa"/>
-              <w:right w:w="100" w:type="dxa"/>
+              <w:top w:w="70" w:type="dxa"/>
+              <w:bottom w:w="70" w:type="dxa"/>
+              <w:left w:w="90" w:type="dxa"/>
+              <w:right w:w="90" w:type="dxa"/>
             </w:tcMar>
           </w:tcPr>
           <w:p>
@@ -4468,14 +4662,14 @@
         </w:tc>
         <w:tc>
           <w:tcPr>
-            <w:tcW w:type="dxa" w:w="3010"/>
+            <w:tcW w:type="dxa" w:w="3202"/>
             <w:vAlign w:val="center"/>
             <w:shd w:fill="F2F5F9"/>
             <w:tcMar>
-              <w:top w:w="80" w:type="dxa"/>
-              <w:bottom w:w="80" w:type="dxa"/>
-              <w:left w:w="100" w:type="dxa"/>
-              <w:right w:w="100" w:type="dxa"/>
+              <w:top w:w="70" w:type="dxa"/>
+              <w:bottom w:w="70" w:type="dxa"/>
+              <w:left w:w="90" w:type="dxa"/>
+              <w:right w:w="90" w:type="dxa"/>
             </w:tcMar>
           </w:tcPr>
           <w:p>
@@ -4509,14 +4703,14 @@
         </w:trPr>
         <w:tc>
           <w:tcPr>
-            <w:tcW w:type="dxa" w:w="3010"/>
+            <w:tcW w:type="dxa" w:w="3202"/>
             <w:vAlign w:val="center"/>
             <w:shd w:fill="FFFFFF"/>
             <w:tcMar>
-              <w:top w:w="80" w:type="dxa"/>
-              <w:bottom w:w="80" w:type="dxa"/>
-              <w:left w:w="100" w:type="dxa"/>
-              <w:right w:w="100" w:type="dxa"/>
+              <w:top w:w="70" w:type="dxa"/>
+              <w:bottom w:w="70" w:type="dxa"/>
+              <w:left w:w="90" w:type="dxa"/>
+              <w:right w:w="90" w:type="dxa"/>
             </w:tcMar>
           </w:tcPr>
           <w:p>
@@ -4536,14 +4730,14 @@
         </w:tc>
         <w:tc>
           <w:tcPr>
-            <w:tcW w:type="dxa" w:w="3010"/>
+            <w:tcW w:type="dxa" w:w="3202"/>
             <w:vAlign w:val="center"/>
             <w:shd w:fill="FFFFFF"/>
             <w:tcMar>
-              <w:top w:w="80" w:type="dxa"/>
-              <w:bottom w:w="80" w:type="dxa"/>
-              <w:left w:w="100" w:type="dxa"/>
-              <w:right w:w="100" w:type="dxa"/>
+              <w:top w:w="70" w:type="dxa"/>
+              <w:bottom w:w="70" w:type="dxa"/>
+              <w:left w:w="90" w:type="dxa"/>
+              <w:right w:w="90" w:type="dxa"/>
             </w:tcMar>
           </w:tcPr>
           <w:p>
@@ -4563,14 +4757,14 @@
         </w:tc>
         <w:tc>
           <w:tcPr>
-            <w:tcW w:type="dxa" w:w="3010"/>
+            <w:tcW w:type="dxa" w:w="3202"/>
             <w:vAlign w:val="center"/>
             <w:shd w:fill="FFFFFF"/>
             <w:tcMar>
-              <w:top w:w="80" w:type="dxa"/>
-              <w:bottom w:w="80" w:type="dxa"/>
-              <w:left w:w="100" w:type="dxa"/>
-              <w:right w:w="100" w:type="dxa"/>
+              <w:top w:w="70" w:type="dxa"/>
+              <w:bottom w:w="70" w:type="dxa"/>
+              <w:left w:w="90" w:type="dxa"/>
+              <w:right w:w="90" w:type="dxa"/>
             </w:tcMar>
           </w:tcPr>
           <w:p>
@@ -4604,14 +4798,14 @@
         </w:trPr>
         <w:tc>
           <w:tcPr>
-            <w:tcW w:type="dxa" w:w="3010"/>
+            <w:tcW w:type="dxa" w:w="3202"/>
             <w:vAlign w:val="center"/>
             <w:shd w:fill="F2F5F9"/>
             <w:tcMar>
-              <w:top w:w="80" w:type="dxa"/>
-              <w:bottom w:w="80" w:type="dxa"/>
-              <w:left w:w="100" w:type="dxa"/>
-              <w:right w:w="100" w:type="dxa"/>
+              <w:top w:w="70" w:type="dxa"/>
+              <w:bottom w:w="70" w:type="dxa"/>
+              <w:left w:w="90" w:type="dxa"/>
+              <w:right w:w="90" w:type="dxa"/>
             </w:tcMar>
           </w:tcPr>
           <w:p>
@@ -4631,14 +4825,14 @@
         </w:tc>
         <w:tc>
           <w:tcPr>
-            <w:tcW w:type="dxa" w:w="3010"/>
+            <w:tcW w:type="dxa" w:w="3202"/>
             <w:vAlign w:val="center"/>
             <w:shd w:fill="F2F5F9"/>
             <w:tcMar>
-              <w:top w:w="80" w:type="dxa"/>
-              <w:bottom w:w="80" w:type="dxa"/>
-              <w:left w:w="100" w:type="dxa"/>
-              <w:right w:w="100" w:type="dxa"/>
+              <w:top w:w="70" w:type="dxa"/>
+              <w:bottom w:w="70" w:type="dxa"/>
+              <w:left w:w="90" w:type="dxa"/>
+              <w:right w:w="90" w:type="dxa"/>
             </w:tcMar>
           </w:tcPr>
           <w:p>
@@ -4658,14 +4852,14 @@
         </w:tc>
         <w:tc>
           <w:tcPr>
-            <w:tcW w:type="dxa" w:w="3010"/>
+            <w:tcW w:type="dxa" w:w="3202"/>
             <w:vAlign w:val="center"/>
             <w:shd w:fill="F2F5F9"/>
             <w:tcMar>
-              <w:top w:w="80" w:type="dxa"/>
-              <w:bottom w:w="80" w:type="dxa"/>
-              <w:left w:w="100" w:type="dxa"/>
-              <w:right w:w="100" w:type="dxa"/>
+              <w:top w:w="70" w:type="dxa"/>
+              <w:bottom w:w="70" w:type="dxa"/>
+              <w:left w:w="90" w:type="dxa"/>
+              <w:right w:w="90" w:type="dxa"/>
             </w:tcMar>
           </w:tcPr>
           <w:p>
@@ -4690,14 +4884,14 @@
         </w:trPr>
         <w:tc>
           <w:tcPr>
-            <w:tcW w:type="dxa" w:w="3010"/>
+            <w:tcW w:type="dxa" w:w="3202"/>
             <w:vAlign w:val="center"/>
             <w:shd w:fill="FFFFFF"/>
             <w:tcMar>
-              <w:top w:w="80" w:type="dxa"/>
-              <w:bottom w:w="80" w:type="dxa"/>
-              <w:left w:w="100" w:type="dxa"/>
-              <w:right w:w="100" w:type="dxa"/>
+              <w:top w:w="70" w:type="dxa"/>
+              <w:bottom w:w="70" w:type="dxa"/>
+              <w:left w:w="90" w:type="dxa"/>
+              <w:right w:w="90" w:type="dxa"/>
             </w:tcMar>
           </w:tcPr>
           <w:p>
@@ -4717,14 +4911,14 @@
         </w:tc>
         <w:tc>
           <w:tcPr>
-            <w:tcW w:type="dxa" w:w="3010"/>
+            <w:tcW w:type="dxa" w:w="3202"/>
             <w:vAlign w:val="center"/>
             <w:shd w:fill="FFFFFF"/>
             <w:tcMar>
-              <w:top w:w="80" w:type="dxa"/>
-              <w:bottom w:w="80" w:type="dxa"/>
-              <w:left w:w="100" w:type="dxa"/>
-              <w:right w:w="100" w:type="dxa"/>
+              <w:top w:w="70" w:type="dxa"/>
+              <w:bottom w:w="70" w:type="dxa"/>
+              <w:left w:w="90" w:type="dxa"/>
+              <w:right w:w="90" w:type="dxa"/>
             </w:tcMar>
           </w:tcPr>
           <w:p>
@@ -4744,14 +4938,14 @@
         </w:tc>
         <w:tc>
           <w:tcPr>
-            <w:tcW w:type="dxa" w:w="3010"/>
+            <w:tcW w:type="dxa" w:w="3202"/>
             <w:vAlign w:val="center"/>
             <w:shd w:fill="FFFFFF"/>
             <w:tcMar>
-              <w:top w:w="80" w:type="dxa"/>
-              <w:bottom w:w="80" w:type="dxa"/>
-              <w:left w:w="100" w:type="dxa"/>
-              <w:right w:w="100" w:type="dxa"/>
+              <w:top w:w="70" w:type="dxa"/>
+              <w:bottom w:w="70" w:type="dxa"/>
+              <w:left w:w="90" w:type="dxa"/>
+              <w:right w:w="90" w:type="dxa"/>
             </w:tcMar>
           </w:tcPr>
           <w:p>
@@ -4776,14 +4970,14 @@
         </w:trPr>
         <w:tc>
           <w:tcPr>
-            <w:tcW w:type="dxa" w:w="3010"/>
+            <w:tcW w:type="dxa" w:w="3202"/>
             <w:vAlign w:val="center"/>
             <w:shd w:fill="F2F5F9"/>
             <w:tcMar>
-              <w:top w:w="80" w:type="dxa"/>
-              <w:bottom w:w="80" w:type="dxa"/>
-              <w:left w:w="100" w:type="dxa"/>
-              <w:right w:w="100" w:type="dxa"/>
+              <w:top w:w="70" w:type="dxa"/>
+              <w:bottom w:w="70" w:type="dxa"/>
+              <w:left w:w="90" w:type="dxa"/>
+              <w:right w:w="90" w:type="dxa"/>
             </w:tcMar>
           </w:tcPr>
           <w:p>
@@ -4803,14 +4997,14 @@
         </w:tc>
         <w:tc>
           <w:tcPr>
-            <w:tcW w:type="dxa" w:w="3010"/>
+            <w:tcW w:type="dxa" w:w="3202"/>
             <w:vAlign w:val="center"/>
             <w:shd w:fill="F2F5F9"/>
             <w:tcMar>
-              <w:top w:w="80" w:type="dxa"/>
-              <w:bottom w:w="80" w:type="dxa"/>
-              <w:left w:w="100" w:type="dxa"/>
-              <w:right w:w="100" w:type="dxa"/>
+              <w:top w:w="70" w:type="dxa"/>
+              <w:bottom w:w="70" w:type="dxa"/>
+              <w:left w:w="90" w:type="dxa"/>
+              <w:right w:w="90" w:type="dxa"/>
             </w:tcMar>
           </w:tcPr>
           <w:p>
@@ -4830,14 +5024,14 @@
         </w:tc>
         <w:tc>
           <w:tcPr>
-            <w:tcW w:type="dxa" w:w="3010"/>
+            <w:tcW w:type="dxa" w:w="3202"/>
             <w:vAlign w:val="center"/>
             <w:shd w:fill="F2F5F9"/>
             <w:tcMar>
-              <w:top w:w="80" w:type="dxa"/>
-              <w:bottom w:w="80" w:type="dxa"/>
-              <w:left w:w="100" w:type="dxa"/>
-              <w:right w:w="100" w:type="dxa"/>
+              <w:top w:w="70" w:type="dxa"/>
+              <w:bottom w:w="70" w:type="dxa"/>
+              <w:left w:w="90" w:type="dxa"/>
+              <w:right w:w="90" w:type="dxa"/>
             </w:tcMar>
           </w:tcPr>
           <w:p>
@@ -4862,14 +5056,14 @@
         </w:trPr>
         <w:tc>
           <w:tcPr>
-            <w:tcW w:type="dxa" w:w="3010"/>
+            <w:tcW w:type="dxa" w:w="3202"/>
             <w:vAlign w:val="center"/>
             <w:shd w:fill="FFFFFF"/>
             <w:tcMar>
-              <w:top w:w="80" w:type="dxa"/>
-              <w:bottom w:w="80" w:type="dxa"/>
-              <w:left w:w="100" w:type="dxa"/>
-              <w:right w:w="100" w:type="dxa"/>
+              <w:top w:w="70" w:type="dxa"/>
+              <w:bottom w:w="70" w:type="dxa"/>
+              <w:left w:w="90" w:type="dxa"/>
+              <w:right w:w="90" w:type="dxa"/>
             </w:tcMar>
           </w:tcPr>
           <w:p>
@@ -4889,14 +5083,14 @@
         </w:tc>
         <w:tc>
           <w:tcPr>
-            <w:tcW w:type="dxa" w:w="3010"/>
+            <w:tcW w:type="dxa" w:w="3202"/>
             <w:vAlign w:val="center"/>
             <w:shd w:fill="FFFFFF"/>
             <w:tcMar>
-              <w:top w:w="80" w:type="dxa"/>
-              <w:bottom w:w="80" w:type="dxa"/>
-              <w:left w:w="100" w:type="dxa"/>
-              <w:right w:w="100" w:type="dxa"/>
+              <w:top w:w="70" w:type="dxa"/>
+              <w:bottom w:w="70" w:type="dxa"/>
+              <w:left w:w="90" w:type="dxa"/>
+              <w:right w:w="90" w:type="dxa"/>
             </w:tcMar>
           </w:tcPr>
           <w:p>
@@ -4917,14 +5111,14 @@
         </w:tc>
         <w:tc>
           <w:tcPr>
-            <w:tcW w:type="dxa" w:w="3010"/>
+            <w:tcW w:type="dxa" w:w="3202"/>
             <w:vAlign w:val="center"/>
             <w:shd w:fill="FFFFFF"/>
             <w:tcMar>
-              <w:top w:w="80" w:type="dxa"/>
-              <w:bottom w:w="80" w:type="dxa"/>
-              <w:left w:w="100" w:type="dxa"/>
-              <w:right w:w="100" w:type="dxa"/>
+              <w:top w:w="70" w:type="dxa"/>
+              <w:bottom w:w="70" w:type="dxa"/>
+              <w:left w:w="90" w:type="dxa"/>
+              <w:right w:w="90" w:type="dxa"/>
             </w:tcMar>
           </w:tcPr>
           <w:p>
@@ -4947,7 +5141,7 @@
     </w:tbl>
     <w:p>
       <w:pPr>
-        <w:spacing w:after="120"/>
+        <w:spacing w:after="100"/>
       </w:pPr>
     </w:p>
     <w:p>
@@ -4957,9 +5151,9 @@
       <w:r>
         <w:rPr>
           <w:color w:val="C8D2E1"/>
-          <w:sz w:val="16"/>
+          <w:sz w:val="14"/>
         </w:rPr>
-        <w:t>_________________________________________________________________________________</w:t>
+        <w:t>———————————————————————————————————————————————————————————————————————————</w:t>
       </w:r>
     </w:p>
     <w:p>
@@ -5323,9 +5517,9 @@
         </w:tblBorders>
       </w:tblPr>
       <w:tblGrid>
-        <w:gridCol w:w="3010"/>
-        <w:gridCol w:w="3010"/>
-        <w:gridCol w:w="3010"/>
+        <w:gridCol w:w="3202"/>
+        <w:gridCol w:w="3202"/>
+        <w:gridCol w:w="3202"/>
       </w:tblGrid>
       <w:tr>
         <w:trPr>
@@ -5335,7 +5529,7 @@
         </w:trPr>
         <w:tc>
           <w:tcPr>
-            <w:tcW w:type="dxa" w:w="3010"/>
+            <w:tcW w:type="dxa" w:w="3202"/>
             <w:vAlign w:val="center"/>
             <w:shd w:fill="1F3864"/>
             <w:tcMar>
@@ -5363,7 +5557,7 @@
         </w:tc>
         <w:tc>
           <w:tcPr>
-            <w:tcW w:type="dxa" w:w="3010"/>
+            <w:tcW w:type="dxa" w:w="3202"/>
             <w:vAlign w:val="center"/>
             <w:shd w:fill="1F3864"/>
             <w:tcMar>
@@ -5391,7 +5585,7 @@
         </w:tc>
         <w:tc>
           <w:tcPr>
-            <w:tcW w:type="dxa" w:w="3010"/>
+            <w:tcW w:type="dxa" w:w="3202"/>
             <w:vAlign w:val="center"/>
             <w:shd w:fill="1F3864"/>
             <w:tcMar>
@@ -5424,14 +5618,14 @@
         </w:trPr>
         <w:tc>
           <w:tcPr>
-            <w:tcW w:type="dxa" w:w="3010"/>
+            <w:tcW w:type="dxa" w:w="3202"/>
             <w:vAlign w:val="center"/>
             <w:shd w:fill="FFFFFF"/>
             <w:tcMar>
-              <w:top w:w="80" w:type="dxa"/>
-              <w:bottom w:w="80" w:type="dxa"/>
-              <w:left w:w="100" w:type="dxa"/>
-              <w:right w:w="100" w:type="dxa"/>
+              <w:top w:w="70" w:type="dxa"/>
+              <w:bottom w:w="70" w:type="dxa"/>
+              <w:left w:w="90" w:type="dxa"/>
+              <w:right w:w="90" w:type="dxa"/>
             </w:tcMar>
           </w:tcPr>
           <w:p>
@@ -5451,14 +5645,14 @@
         </w:tc>
         <w:tc>
           <w:tcPr>
-            <w:tcW w:type="dxa" w:w="3010"/>
+            <w:tcW w:type="dxa" w:w="3202"/>
             <w:vAlign w:val="center"/>
             <w:shd w:fill="FFFFFF"/>
             <w:tcMar>
-              <w:top w:w="80" w:type="dxa"/>
-              <w:bottom w:w="80" w:type="dxa"/>
-              <w:left w:w="100" w:type="dxa"/>
-              <w:right w:w="100" w:type="dxa"/>
+              <w:top w:w="70" w:type="dxa"/>
+              <w:bottom w:w="70" w:type="dxa"/>
+              <w:left w:w="90" w:type="dxa"/>
+              <w:right w:w="90" w:type="dxa"/>
             </w:tcMar>
           </w:tcPr>
           <w:p>
@@ -5478,14 +5672,14 @@
         </w:tc>
         <w:tc>
           <w:tcPr>
-            <w:tcW w:type="dxa" w:w="3010"/>
+            <w:tcW w:type="dxa" w:w="3202"/>
             <w:vAlign w:val="center"/>
             <w:shd w:fill="FFFFFF"/>
             <w:tcMar>
-              <w:top w:w="80" w:type="dxa"/>
-              <w:bottom w:w="80" w:type="dxa"/>
-              <w:left w:w="100" w:type="dxa"/>
-              <w:right w:w="100" w:type="dxa"/>
+              <w:top w:w="70" w:type="dxa"/>
+              <w:bottom w:w="70" w:type="dxa"/>
+              <w:left w:w="90" w:type="dxa"/>
+              <w:right w:w="90" w:type="dxa"/>
             </w:tcMar>
           </w:tcPr>
           <w:p>
@@ -5510,14 +5704,14 @@
         </w:trPr>
         <w:tc>
           <w:tcPr>
-            <w:tcW w:type="dxa" w:w="3010"/>
+            <w:tcW w:type="dxa" w:w="3202"/>
             <w:vAlign w:val="center"/>
             <w:shd w:fill="F2F5F9"/>
             <w:tcMar>
-              <w:top w:w="80" w:type="dxa"/>
-              <w:bottom w:w="80" w:type="dxa"/>
-              <w:left w:w="100" w:type="dxa"/>
-              <w:right w:w="100" w:type="dxa"/>
+              <w:top w:w="70" w:type="dxa"/>
+              <w:bottom w:w="70" w:type="dxa"/>
+              <w:left w:w="90" w:type="dxa"/>
+              <w:right w:w="90" w:type="dxa"/>
             </w:tcMar>
           </w:tcPr>
           <w:p>
@@ -5537,14 +5731,14 @@
         </w:tc>
         <w:tc>
           <w:tcPr>
-            <w:tcW w:type="dxa" w:w="3010"/>
+            <w:tcW w:type="dxa" w:w="3202"/>
             <w:vAlign w:val="center"/>
             <w:shd w:fill="F2F5F9"/>
             <w:tcMar>
-              <w:top w:w="80" w:type="dxa"/>
-              <w:bottom w:w="80" w:type="dxa"/>
-              <w:left w:w="100" w:type="dxa"/>
-              <w:right w:w="100" w:type="dxa"/>
+              <w:top w:w="70" w:type="dxa"/>
+              <w:bottom w:w="70" w:type="dxa"/>
+              <w:left w:w="90" w:type="dxa"/>
+              <w:right w:w="90" w:type="dxa"/>
             </w:tcMar>
           </w:tcPr>
           <w:p>
@@ -5564,14 +5758,14 @@
         </w:tc>
         <w:tc>
           <w:tcPr>
-            <w:tcW w:type="dxa" w:w="3010"/>
+            <w:tcW w:type="dxa" w:w="3202"/>
             <w:vAlign w:val="center"/>
             <w:shd w:fill="F2F5F9"/>
             <w:tcMar>
-              <w:top w:w="80" w:type="dxa"/>
-              <w:bottom w:w="80" w:type="dxa"/>
-              <w:left w:w="100" w:type="dxa"/>
-              <w:right w:w="100" w:type="dxa"/>
+              <w:top w:w="70" w:type="dxa"/>
+              <w:bottom w:w="70" w:type="dxa"/>
+              <w:left w:w="90" w:type="dxa"/>
+              <w:right w:w="90" w:type="dxa"/>
             </w:tcMar>
           </w:tcPr>
           <w:p>
@@ -5596,14 +5790,14 @@
         </w:trPr>
         <w:tc>
           <w:tcPr>
-            <w:tcW w:type="dxa" w:w="3010"/>
+            <w:tcW w:type="dxa" w:w="3202"/>
             <w:vAlign w:val="center"/>
             <w:shd w:fill="FFFFFF"/>
             <w:tcMar>
-              <w:top w:w="80" w:type="dxa"/>
-              <w:bottom w:w="80" w:type="dxa"/>
-              <w:left w:w="100" w:type="dxa"/>
-              <w:right w:w="100" w:type="dxa"/>
+              <w:top w:w="70" w:type="dxa"/>
+              <w:bottom w:w="70" w:type="dxa"/>
+              <w:left w:w="90" w:type="dxa"/>
+              <w:right w:w="90" w:type="dxa"/>
             </w:tcMar>
           </w:tcPr>
           <w:p>
@@ -5623,14 +5817,14 @@
         </w:tc>
         <w:tc>
           <w:tcPr>
-            <w:tcW w:type="dxa" w:w="3010"/>
+            <w:tcW w:type="dxa" w:w="3202"/>
             <w:vAlign w:val="center"/>
             <w:shd w:fill="FFFFFF"/>
             <w:tcMar>
-              <w:top w:w="80" w:type="dxa"/>
-              <w:bottom w:w="80" w:type="dxa"/>
-              <w:left w:w="100" w:type="dxa"/>
-              <w:right w:w="100" w:type="dxa"/>
+              <w:top w:w="70" w:type="dxa"/>
+              <w:bottom w:w="70" w:type="dxa"/>
+              <w:left w:w="90" w:type="dxa"/>
+              <w:right w:w="90" w:type="dxa"/>
             </w:tcMar>
           </w:tcPr>
           <w:p>
@@ -5650,14 +5844,14 @@
         </w:tc>
         <w:tc>
           <w:tcPr>
-            <w:tcW w:type="dxa" w:w="3010"/>
+            <w:tcW w:type="dxa" w:w="3202"/>
             <w:vAlign w:val="center"/>
             <w:shd w:fill="FFFFFF"/>
             <w:tcMar>
-              <w:top w:w="80" w:type="dxa"/>
-              <w:bottom w:w="80" w:type="dxa"/>
-              <w:left w:w="100" w:type="dxa"/>
-              <w:right w:w="100" w:type="dxa"/>
+              <w:top w:w="70" w:type="dxa"/>
+              <w:bottom w:w="70" w:type="dxa"/>
+              <w:left w:w="90" w:type="dxa"/>
+              <w:right w:w="90" w:type="dxa"/>
             </w:tcMar>
           </w:tcPr>
           <w:p>
@@ -5679,7 +5873,7 @@
     </w:tbl>
     <w:p>
       <w:pPr>
-        <w:spacing w:after="120"/>
+        <w:spacing w:after="100"/>
       </w:pPr>
     </w:p>
     <w:p>
@@ -5790,9 +5984,9 @@
         </w:tblBorders>
       </w:tblPr>
       <w:tblGrid>
-        <w:gridCol w:w="3010"/>
-        <w:gridCol w:w="3010"/>
-        <w:gridCol w:w="3010"/>
+        <w:gridCol w:w="3202"/>
+        <w:gridCol w:w="3202"/>
+        <w:gridCol w:w="3202"/>
       </w:tblGrid>
       <w:tr>
         <w:trPr>
@@ -5802,7 +5996,7 @@
         </w:trPr>
         <w:tc>
           <w:tcPr>
-            <w:tcW w:type="dxa" w:w="3010"/>
+            <w:tcW w:type="dxa" w:w="3202"/>
             <w:vAlign w:val="center"/>
             <w:shd w:fill="1F3864"/>
             <w:tcMar>
@@ -5830,7 +6024,7 @@
         </w:tc>
         <w:tc>
           <w:tcPr>
-            <w:tcW w:type="dxa" w:w="3010"/>
+            <w:tcW w:type="dxa" w:w="3202"/>
             <w:vAlign w:val="center"/>
             <w:shd w:fill="1F3864"/>
             <w:tcMar>
@@ -5858,7 +6052,7 @@
         </w:tc>
         <w:tc>
           <w:tcPr>
-            <w:tcW w:type="dxa" w:w="3010"/>
+            <w:tcW w:type="dxa" w:w="3202"/>
             <w:vAlign w:val="center"/>
             <w:shd w:fill="1F3864"/>
             <w:tcMar>
@@ -5891,14 +6085,14 @@
         </w:trPr>
         <w:tc>
           <w:tcPr>
-            <w:tcW w:type="dxa" w:w="3010"/>
+            <w:tcW w:type="dxa" w:w="3202"/>
             <w:vAlign w:val="center"/>
             <w:shd w:fill="FFFFFF"/>
             <w:tcMar>
-              <w:top w:w="80" w:type="dxa"/>
-              <w:bottom w:w="80" w:type="dxa"/>
-              <w:left w:w="100" w:type="dxa"/>
-              <w:right w:w="100" w:type="dxa"/>
+              <w:top w:w="70" w:type="dxa"/>
+              <w:bottom w:w="70" w:type="dxa"/>
+              <w:left w:w="90" w:type="dxa"/>
+              <w:right w:w="90" w:type="dxa"/>
             </w:tcMar>
           </w:tcPr>
           <w:p>
@@ -5918,14 +6112,14 @@
         </w:tc>
         <w:tc>
           <w:tcPr>
-            <w:tcW w:type="dxa" w:w="3010"/>
+            <w:tcW w:type="dxa" w:w="3202"/>
             <w:vAlign w:val="center"/>
             <w:shd w:fill="FFFFFF"/>
             <w:tcMar>
-              <w:top w:w="80" w:type="dxa"/>
-              <w:bottom w:w="80" w:type="dxa"/>
-              <w:left w:w="100" w:type="dxa"/>
-              <w:right w:w="100" w:type="dxa"/>
+              <w:top w:w="70" w:type="dxa"/>
+              <w:bottom w:w="70" w:type="dxa"/>
+              <w:left w:w="90" w:type="dxa"/>
+              <w:right w:w="90" w:type="dxa"/>
             </w:tcMar>
           </w:tcPr>
           <w:p>
@@ -5945,14 +6139,14 @@
         </w:tc>
         <w:tc>
           <w:tcPr>
-            <w:tcW w:type="dxa" w:w="3010"/>
+            <w:tcW w:type="dxa" w:w="3202"/>
             <w:vAlign w:val="center"/>
             <w:shd w:fill="FFFFFF"/>
             <w:tcMar>
-              <w:top w:w="80" w:type="dxa"/>
-              <w:bottom w:w="80" w:type="dxa"/>
-              <w:left w:w="100" w:type="dxa"/>
-              <w:right w:w="100" w:type="dxa"/>
+              <w:top w:w="70" w:type="dxa"/>
+              <w:bottom w:w="70" w:type="dxa"/>
+              <w:left w:w="90" w:type="dxa"/>
+              <w:right w:w="90" w:type="dxa"/>
             </w:tcMar>
           </w:tcPr>
           <w:p>
@@ -5977,14 +6171,14 @@
         </w:trPr>
         <w:tc>
           <w:tcPr>
-            <w:tcW w:type="dxa" w:w="3010"/>
+            <w:tcW w:type="dxa" w:w="3202"/>
             <w:vAlign w:val="center"/>
             <w:shd w:fill="F2F5F9"/>
             <w:tcMar>
-              <w:top w:w="80" w:type="dxa"/>
-              <w:bottom w:w="80" w:type="dxa"/>
-              <w:left w:w="100" w:type="dxa"/>
-              <w:right w:w="100" w:type="dxa"/>
+              <w:top w:w="70" w:type="dxa"/>
+              <w:bottom w:w="70" w:type="dxa"/>
+              <w:left w:w="90" w:type="dxa"/>
+              <w:right w:w="90" w:type="dxa"/>
             </w:tcMar>
           </w:tcPr>
           <w:p>
@@ -6004,14 +6198,14 @@
         </w:tc>
         <w:tc>
           <w:tcPr>
-            <w:tcW w:type="dxa" w:w="3010"/>
+            <w:tcW w:type="dxa" w:w="3202"/>
             <w:vAlign w:val="center"/>
             <w:shd w:fill="F2F5F9"/>
             <w:tcMar>
-              <w:top w:w="80" w:type="dxa"/>
-              <w:bottom w:w="80" w:type="dxa"/>
-              <w:left w:w="100" w:type="dxa"/>
-              <w:right w:w="100" w:type="dxa"/>
+              <w:top w:w="70" w:type="dxa"/>
+              <w:bottom w:w="70" w:type="dxa"/>
+              <w:left w:w="90" w:type="dxa"/>
+              <w:right w:w="90" w:type="dxa"/>
             </w:tcMar>
           </w:tcPr>
           <w:p>
@@ -6031,14 +6225,14 @@
         </w:tc>
         <w:tc>
           <w:tcPr>
-            <w:tcW w:type="dxa" w:w="3010"/>
+            <w:tcW w:type="dxa" w:w="3202"/>
             <w:vAlign w:val="center"/>
             <w:shd w:fill="F2F5F9"/>
             <w:tcMar>
-              <w:top w:w="80" w:type="dxa"/>
-              <w:bottom w:w="80" w:type="dxa"/>
-              <w:left w:w="100" w:type="dxa"/>
-              <w:right w:w="100" w:type="dxa"/>
+              <w:top w:w="70" w:type="dxa"/>
+              <w:bottom w:w="70" w:type="dxa"/>
+              <w:left w:w="90" w:type="dxa"/>
+              <w:right w:w="90" w:type="dxa"/>
             </w:tcMar>
           </w:tcPr>
           <w:p>
@@ -6063,14 +6257,14 @@
         </w:trPr>
         <w:tc>
           <w:tcPr>
-            <w:tcW w:type="dxa" w:w="3010"/>
+            <w:tcW w:type="dxa" w:w="3202"/>
             <w:vAlign w:val="center"/>
             <w:shd w:fill="FFFFFF"/>
             <w:tcMar>
-              <w:top w:w="80" w:type="dxa"/>
-              <w:bottom w:w="80" w:type="dxa"/>
-              <w:left w:w="100" w:type="dxa"/>
-              <w:right w:w="100" w:type="dxa"/>
+              <w:top w:w="70" w:type="dxa"/>
+              <w:bottom w:w="70" w:type="dxa"/>
+              <w:left w:w="90" w:type="dxa"/>
+              <w:right w:w="90" w:type="dxa"/>
             </w:tcMar>
           </w:tcPr>
           <w:p>
@@ -6090,14 +6284,14 @@
         </w:tc>
         <w:tc>
           <w:tcPr>
-            <w:tcW w:type="dxa" w:w="3010"/>
+            <w:tcW w:type="dxa" w:w="3202"/>
             <w:vAlign w:val="center"/>
             <w:shd w:fill="FFFFFF"/>
             <w:tcMar>
-              <w:top w:w="80" w:type="dxa"/>
-              <w:bottom w:w="80" w:type="dxa"/>
-              <w:left w:w="100" w:type="dxa"/>
-              <w:right w:w="100" w:type="dxa"/>
+              <w:top w:w="70" w:type="dxa"/>
+              <w:bottom w:w="70" w:type="dxa"/>
+              <w:left w:w="90" w:type="dxa"/>
+              <w:right w:w="90" w:type="dxa"/>
             </w:tcMar>
           </w:tcPr>
           <w:p>
@@ -6117,14 +6311,14 @@
         </w:tc>
         <w:tc>
           <w:tcPr>
-            <w:tcW w:type="dxa" w:w="3010"/>
+            <w:tcW w:type="dxa" w:w="3202"/>
             <w:vAlign w:val="center"/>
             <w:shd w:fill="FFFFFF"/>
             <w:tcMar>
-              <w:top w:w="80" w:type="dxa"/>
-              <w:bottom w:w="80" w:type="dxa"/>
-              <w:left w:w="100" w:type="dxa"/>
-              <w:right w:w="100" w:type="dxa"/>
+              <w:top w:w="70" w:type="dxa"/>
+              <w:bottom w:w="70" w:type="dxa"/>
+              <w:left w:w="90" w:type="dxa"/>
+              <w:right w:w="90" w:type="dxa"/>
             </w:tcMar>
           </w:tcPr>
           <w:p>
@@ -6163,7 +6357,7 @@
     </w:tbl>
     <w:p>
       <w:pPr>
-        <w:spacing w:after="120"/>
+        <w:spacing w:after="100"/>
       </w:pPr>
     </w:p>
     <w:p>
@@ -6210,9 +6404,9 @@
         </w:tblBorders>
       </w:tblPr>
       <w:tblGrid>
-        <w:gridCol w:w="3010"/>
-        <w:gridCol w:w="3010"/>
-        <w:gridCol w:w="3010"/>
+        <w:gridCol w:w="3202"/>
+        <w:gridCol w:w="3202"/>
+        <w:gridCol w:w="3202"/>
       </w:tblGrid>
       <w:tr>
         <w:trPr>
@@ -6222,7 +6416,7 @@
         </w:trPr>
         <w:tc>
           <w:tcPr>
-            <w:tcW w:type="dxa" w:w="3010"/>
+            <w:tcW w:type="dxa" w:w="3202"/>
             <w:vAlign w:val="center"/>
             <w:shd w:fill="1F3864"/>
             <w:tcMar>
@@ -6250,7 +6444,7 @@
         </w:tc>
         <w:tc>
           <w:tcPr>
-            <w:tcW w:type="dxa" w:w="3010"/>
+            <w:tcW w:type="dxa" w:w="3202"/>
             <w:vAlign w:val="center"/>
             <w:shd w:fill="1F3864"/>
             <w:tcMar>
@@ -6278,7 +6472,7 @@
         </w:tc>
         <w:tc>
           <w:tcPr>
-            <w:tcW w:type="dxa" w:w="3010"/>
+            <w:tcW w:type="dxa" w:w="3202"/>
             <w:vAlign w:val="center"/>
             <w:shd w:fill="1F3864"/>
             <w:tcMar>
@@ -6311,14 +6505,14 @@
         </w:trPr>
         <w:tc>
           <w:tcPr>
-            <w:tcW w:type="dxa" w:w="3010"/>
+            <w:tcW w:type="dxa" w:w="3202"/>
             <w:vAlign w:val="center"/>
             <w:shd w:fill="FFFFFF"/>
             <w:tcMar>
-              <w:top w:w="80" w:type="dxa"/>
-              <w:bottom w:w="80" w:type="dxa"/>
-              <w:left w:w="100" w:type="dxa"/>
-              <w:right w:w="100" w:type="dxa"/>
+              <w:top w:w="70" w:type="dxa"/>
+              <w:bottom w:w="70" w:type="dxa"/>
+              <w:left w:w="90" w:type="dxa"/>
+              <w:right w:w="90" w:type="dxa"/>
             </w:tcMar>
           </w:tcPr>
           <w:p>
@@ -6338,14 +6532,14 @@
         </w:tc>
         <w:tc>
           <w:tcPr>
-            <w:tcW w:type="dxa" w:w="3010"/>
+            <w:tcW w:type="dxa" w:w="3202"/>
             <w:vAlign w:val="center"/>
             <w:shd w:fill="FFFFFF"/>
             <w:tcMar>
-              <w:top w:w="80" w:type="dxa"/>
-              <w:bottom w:w="80" w:type="dxa"/>
-              <w:left w:w="100" w:type="dxa"/>
-              <w:right w:w="100" w:type="dxa"/>
+              <w:top w:w="70" w:type="dxa"/>
+              <w:bottom w:w="70" w:type="dxa"/>
+              <w:left w:w="90" w:type="dxa"/>
+              <w:right w:w="90" w:type="dxa"/>
             </w:tcMar>
           </w:tcPr>
           <w:p>
@@ -6365,14 +6559,14 @@
         </w:tc>
         <w:tc>
           <w:tcPr>
-            <w:tcW w:type="dxa" w:w="3010"/>
+            <w:tcW w:type="dxa" w:w="3202"/>
             <w:vAlign w:val="center"/>
             <w:shd w:fill="FFFFFF"/>
             <w:tcMar>
-              <w:top w:w="80" w:type="dxa"/>
-              <w:bottom w:w="80" w:type="dxa"/>
-              <w:left w:w="100" w:type="dxa"/>
-              <w:right w:w="100" w:type="dxa"/>
+              <w:top w:w="70" w:type="dxa"/>
+              <w:bottom w:w="70" w:type="dxa"/>
+              <w:left w:w="90" w:type="dxa"/>
+              <w:right w:w="90" w:type="dxa"/>
             </w:tcMar>
           </w:tcPr>
           <w:p>
@@ -6397,14 +6591,14 @@
         </w:trPr>
         <w:tc>
           <w:tcPr>
-            <w:tcW w:type="dxa" w:w="3010"/>
+            <w:tcW w:type="dxa" w:w="3202"/>
             <w:vAlign w:val="center"/>
             <w:shd w:fill="F2F5F9"/>
             <w:tcMar>
-              <w:top w:w="80" w:type="dxa"/>
-              <w:bottom w:w="80" w:type="dxa"/>
-              <w:left w:w="100" w:type="dxa"/>
-              <w:right w:w="100" w:type="dxa"/>
+              <w:top w:w="70" w:type="dxa"/>
+              <w:bottom w:w="70" w:type="dxa"/>
+              <w:left w:w="90" w:type="dxa"/>
+              <w:right w:w="90" w:type="dxa"/>
             </w:tcMar>
           </w:tcPr>
           <w:p>
@@ -6424,14 +6618,14 @@
         </w:tc>
         <w:tc>
           <w:tcPr>
-            <w:tcW w:type="dxa" w:w="3010"/>
+            <w:tcW w:type="dxa" w:w="3202"/>
             <w:vAlign w:val="center"/>
             <w:shd w:fill="F2F5F9"/>
             <w:tcMar>
-              <w:top w:w="80" w:type="dxa"/>
-              <w:bottom w:w="80" w:type="dxa"/>
-              <w:left w:w="100" w:type="dxa"/>
-              <w:right w:w="100" w:type="dxa"/>
+              <w:top w:w="70" w:type="dxa"/>
+              <w:bottom w:w="70" w:type="dxa"/>
+              <w:left w:w="90" w:type="dxa"/>
+              <w:right w:w="90" w:type="dxa"/>
             </w:tcMar>
           </w:tcPr>
           <w:p>
@@ -6451,14 +6645,14 @@
         </w:tc>
         <w:tc>
           <w:tcPr>
-            <w:tcW w:type="dxa" w:w="3010"/>
+            <w:tcW w:type="dxa" w:w="3202"/>
             <w:vAlign w:val="center"/>
             <w:shd w:fill="F2F5F9"/>
             <w:tcMar>
-              <w:top w:w="80" w:type="dxa"/>
-              <w:bottom w:w="80" w:type="dxa"/>
-              <w:left w:w="100" w:type="dxa"/>
-              <w:right w:w="100" w:type="dxa"/>
+              <w:top w:w="70" w:type="dxa"/>
+              <w:bottom w:w="70" w:type="dxa"/>
+              <w:left w:w="90" w:type="dxa"/>
+              <w:right w:w="90" w:type="dxa"/>
             </w:tcMar>
           </w:tcPr>
           <w:p>
@@ -6483,14 +6677,14 @@
         </w:trPr>
         <w:tc>
           <w:tcPr>
-            <w:tcW w:type="dxa" w:w="3010"/>
+            <w:tcW w:type="dxa" w:w="3202"/>
             <w:vAlign w:val="center"/>
             <w:shd w:fill="FFFFFF"/>
             <w:tcMar>
-              <w:top w:w="80" w:type="dxa"/>
-              <w:bottom w:w="80" w:type="dxa"/>
-              <w:left w:w="100" w:type="dxa"/>
-              <w:right w:w="100" w:type="dxa"/>
+              <w:top w:w="70" w:type="dxa"/>
+              <w:bottom w:w="70" w:type="dxa"/>
+              <w:left w:w="90" w:type="dxa"/>
+              <w:right w:w="90" w:type="dxa"/>
             </w:tcMar>
           </w:tcPr>
           <w:p>
@@ -6510,14 +6704,14 @@
         </w:tc>
         <w:tc>
           <w:tcPr>
-            <w:tcW w:type="dxa" w:w="3010"/>
+            <w:tcW w:type="dxa" w:w="3202"/>
             <w:vAlign w:val="center"/>
             <w:shd w:fill="FFFFFF"/>
             <w:tcMar>
-              <w:top w:w="80" w:type="dxa"/>
-              <w:bottom w:w="80" w:type="dxa"/>
-              <w:left w:w="100" w:type="dxa"/>
-              <w:right w:w="100" w:type="dxa"/>
+              <w:top w:w="70" w:type="dxa"/>
+              <w:bottom w:w="70" w:type="dxa"/>
+              <w:left w:w="90" w:type="dxa"/>
+              <w:right w:w="90" w:type="dxa"/>
             </w:tcMar>
           </w:tcPr>
           <w:p>
@@ -6537,14 +6731,14 @@
         </w:tc>
         <w:tc>
           <w:tcPr>
-            <w:tcW w:type="dxa" w:w="3010"/>
+            <w:tcW w:type="dxa" w:w="3202"/>
             <w:vAlign w:val="center"/>
             <w:shd w:fill="FFFFFF"/>
             <w:tcMar>
-              <w:top w:w="80" w:type="dxa"/>
-              <w:bottom w:w="80" w:type="dxa"/>
-              <w:left w:w="100" w:type="dxa"/>
-              <w:right w:w="100" w:type="dxa"/>
+              <w:top w:w="70" w:type="dxa"/>
+              <w:bottom w:w="70" w:type="dxa"/>
+              <w:left w:w="90" w:type="dxa"/>
+              <w:right w:w="90" w:type="dxa"/>
             </w:tcMar>
           </w:tcPr>
           <w:p>
@@ -6566,7 +6760,7 @@
     </w:tbl>
     <w:p>
       <w:pPr>
-        <w:spacing w:after="120"/>
+        <w:spacing w:after="100"/>
       </w:pPr>
     </w:p>
     <w:p>
@@ -6660,9 +6854,9 @@
         </w:tblBorders>
       </w:tblPr>
       <w:tblGrid>
-        <w:gridCol w:w="3010"/>
-        <w:gridCol w:w="3010"/>
-        <w:gridCol w:w="3010"/>
+        <w:gridCol w:w="3202"/>
+        <w:gridCol w:w="3202"/>
+        <w:gridCol w:w="3202"/>
       </w:tblGrid>
       <w:tr>
         <w:trPr>
@@ -6672,7 +6866,7 @@
         </w:trPr>
         <w:tc>
           <w:tcPr>
-            <w:tcW w:type="dxa" w:w="3010"/>
+            <w:tcW w:type="dxa" w:w="3202"/>
             <w:vAlign w:val="center"/>
             <w:shd w:fill="1F3864"/>
             <w:tcMar>
@@ -6700,7 +6894,7 @@
         </w:tc>
         <w:tc>
           <w:tcPr>
-            <w:tcW w:type="dxa" w:w="3010"/>
+            <w:tcW w:type="dxa" w:w="3202"/>
             <w:vAlign w:val="center"/>
             <w:shd w:fill="1F3864"/>
             <w:tcMar>
@@ -6728,7 +6922,7 @@
         </w:tc>
         <w:tc>
           <w:tcPr>
-            <w:tcW w:type="dxa" w:w="3010"/>
+            <w:tcW w:type="dxa" w:w="3202"/>
             <w:vAlign w:val="center"/>
             <w:shd w:fill="1F3864"/>
             <w:tcMar>
@@ -6761,14 +6955,14 @@
         </w:trPr>
         <w:tc>
           <w:tcPr>
-            <w:tcW w:type="dxa" w:w="3010"/>
+            <w:tcW w:type="dxa" w:w="3202"/>
             <w:vAlign w:val="center"/>
             <w:shd w:fill="FFFFFF"/>
             <w:tcMar>
-              <w:top w:w="80" w:type="dxa"/>
-              <w:bottom w:w="80" w:type="dxa"/>
-              <w:left w:w="100" w:type="dxa"/>
-              <w:right w:w="100" w:type="dxa"/>
+              <w:top w:w="70" w:type="dxa"/>
+              <w:bottom w:w="70" w:type="dxa"/>
+              <w:left w:w="90" w:type="dxa"/>
+              <w:right w:w="90" w:type="dxa"/>
             </w:tcMar>
           </w:tcPr>
           <w:p>
@@ -6788,14 +6982,14 @@
         </w:tc>
         <w:tc>
           <w:tcPr>
-            <w:tcW w:type="dxa" w:w="3010"/>
+            <w:tcW w:type="dxa" w:w="3202"/>
             <w:vAlign w:val="center"/>
             <w:shd w:fill="FFFFFF"/>
             <w:tcMar>
-              <w:top w:w="80" w:type="dxa"/>
-              <w:bottom w:w="80" w:type="dxa"/>
-              <w:left w:w="100" w:type="dxa"/>
-              <w:right w:w="100" w:type="dxa"/>
+              <w:top w:w="70" w:type="dxa"/>
+              <w:bottom w:w="70" w:type="dxa"/>
+              <w:left w:w="90" w:type="dxa"/>
+              <w:right w:w="90" w:type="dxa"/>
             </w:tcMar>
           </w:tcPr>
           <w:p>
@@ -6815,14 +7009,14 @@
         </w:tc>
         <w:tc>
           <w:tcPr>
-            <w:tcW w:type="dxa" w:w="3010"/>
+            <w:tcW w:type="dxa" w:w="3202"/>
             <w:vAlign w:val="center"/>
             <w:shd w:fill="FFFFFF"/>
             <w:tcMar>
-              <w:top w:w="80" w:type="dxa"/>
-              <w:bottom w:w="80" w:type="dxa"/>
-              <w:left w:w="100" w:type="dxa"/>
-              <w:right w:w="100" w:type="dxa"/>
+              <w:top w:w="70" w:type="dxa"/>
+              <w:bottom w:w="70" w:type="dxa"/>
+              <w:left w:w="90" w:type="dxa"/>
+              <w:right w:w="90" w:type="dxa"/>
             </w:tcMar>
           </w:tcPr>
           <w:p>
@@ -6847,14 +7041,14 @@
         </w:trPr>
         <w:tc>
           <w:tcPr>
-            <w:tcW w:type="dxa" w:w="3010"/>
+            <w:tcW w:type="dxa" w:w="3202"/>
             <w:vAlign w:val="center"/>
             <w:shd w:fill="F2F5F9"/>
             <w:tcMar>
-              <w:top w:w="80" w:type="dxa"/>
-              <w:bottom w:w="80" w:type="dxa"/>
-              <w:left w:w="100" w:type="dxa"/>
-              <w:right w:w="100" w:type="dxa"/>
+              <w:top w:w="70" w:type="dxa"/>
+              <w:bottom w:w="70" w:type="dxa"/>
+              <w:left w:w="90" w:type="dxa"/>
+              <w:right w:w="90" w:type="dxa"/>
             </w:tcMar>
           </w:tcPr>
           <w:p>
@@ -6874,14 +7068,14 @@
         </w:tc>
         <w:tc>
           <w:tcPr>
-            <w:tcW w:type="dxa" w:w="3010"/>
+            <w:tcW w:type="dxa" w:w="3202"/>
             <w:vAlign w:val="center"/>
             <w:shd w:fill="F2F5F9"/>
             <w:tcMar>
-              <w:top w:w="80" w:type="dxa"/>
-              <w:bottom w:w="80" w:type="dxa"/>
-              <w:left w:w="100" w:type="dxa"/>
-              <w:right w:w="100" w:type="dxa"/>
+              <w:top w:w="70" w:type="dxa"/>
+              <w:bottom w:w="70" w:type="dxa"/>
+              <w:left w:w="90" w:type="dxa"/>
+              <w:right w:w="90" w:type="dxa"/>
             </w:tcMar>
           </w:tcPr>
           <w:p>
@@ -6901,14 +7095,14 @@
         </w:tc>
         <w:tc>
           <w:tcPr>
-            <w:tcW w:type="dxa" w:w="3010"/>
+            <w:tcW w:type="dxa" w:w="3202"/>
             <w:vAlign w:val="center"/>
             <w:shd w:fill="F2F5F9"/>
             <w:tcMar>
-              <w:top w:w="80" w:type="dxa"/>
-              <w:bottom w:w="80" w:type="dxa"/>
-              <w:left w:w="100" w:type="dxa"/>
-              <w:right w:w="100" w:type="dxa"/>
+              <w:top w:w="70" w:type="dxa"/>
+              <w:bottom w:w="70" w:type="dxa"/>
+              <w:left w:w="90" w:type="dxa"/>
+              <w:right w:w="90" w:type="dxa"/>
             </w:tcMar>
           </w:tcPr>
           <w:p>
@@ -6933,14 +7127,14 @@
         </w:trPr>
         <w:tc>
           <w:tcPr>
-            <w:tcW w:type="dxa" w:w="3010"/>
+            <w:tcW w:type="dxa" w:w="3202"/>
             <w:vAlign w:val="center"/>
             <w:shd w:fill="FFFFFF"/>
             <w:tcMar>
-              <w:top w:w="80" w:type="dxa"/>
-              <w:bottom w:w="80" w:type="dxa"/>
-              <w:left w:w="100" w:type="dxa"/>
-              <w:right w:w="100" w:type="dxa"/>
+              <w:top w:w="70" w:type="dxa"/>
+              <w:bottom w:w="70" w:type="dxa"/>
+              <w:left w:w="90" w:type="dxa"/>
+              <w:right w:w="90" w:type="dxa"/>
             </w:tcMar>
           </w:tcPr>
           <w:p>
@@ -6960,14 +7154,14 @@
         </w:tc>
         <w:tc>
           <w:tcPr>
-            <w:tcW w:type="dxa" w:w="3010"/>
+            <w:tcW w:type="dxa" w:w="3202"/>
             <w:vAlign w:val="center"/>
             <w:shd w:fill="FFFFFF"/>
             <w:tcMar>
-              <w:top w:w="80" w:type="dxa"/>
-              <w:bottom w:w="80" w:type="dxa"/>
-              <w:left w:w="100" w:type="dxa"/>
-              <w:right w:w="100" w:type="dxa"/>
+              <w:top w:w="70" w:type="dxa"/>
+              <w:bottom w:w="70" w:type="dxa"/>
+              <w:left w:w="90" w:type="dxa"/>
+              <w:right w:w="90" w:type="dxa"/>
             </w:tcMar>
           </w:tcPr>
           <w:p>
@@ -6987,14 +7181,14 @@
         </w:tc>
         <w:tc>
           <w:tcPr>
-            <w:tcW w:type="dxa" w:w="3010"/>
+            <w:tcW w:type="dxa" w:w="3202"/>
             <w:vAlign w:val="center"/>
             <w:shd w:fill="FFFFFF"/>
             <w:tcMar>
-              <w:top w:w="80" w:type="dxa"/>
-              <w:bottom w:w="80" w:type="dxa"/>
-              <w:left w:w="100" w:type="dxa"/>
-              <w:right w:w="100" w:type="dxa"/>
+              <w:top w:w="70" w:type="dxa"/>
+              <w:bottom w:w="70" w:type="dxa"/>
+              <w:left w:w="90" w:type="dxa"/>
+              <w:right w:w="90" w:type="dxa"/>
             </w:tcMar>
           </w:tcPr>
           <w:p>
@@ -7025,7 +7219,7 @@
     </w:tbl>
     <w:p>
       <w:pPr>
-        <w:spacing w:after="120"/>
+        <w:spacing w:after="100"/>
       </w:pPr>
     </w:p>
     <w:p>
@@ -7072,9 +7266,9 @@
         </w:tblBorders>
       </w:tblPr>
       <w:tblGrid>
-        <w:gridCol w:w="3010"/>
-        <w:gridCol w:w="3010"/>
-        <w:gridCol w:w="3010"/>
+        <w:gridCol w:w="3202"/>
+        <w:gridCol w:w="3202"/>
+        <w:gridCol w:w="3202"/>
       </w:tblGrid>
       <w:tr>
         <w:trPr>
@@ -7084,7 +7278,7 @@
         </w:trPr>
         <w:tc>
           <w:tcPr>
-            <w:tcW w:type="dxa" w:w="3010"/>
+            <w:tcW w:type="dxa" w:w="3202"/>
             <w:vAlign w:val="center"/>
             <w:shd w:fill="1F3864"/>
             <w:tcMar>
@@ -7112,7 +7306,7 @@
         </w:tc>
         <w:tc>
           <w:tcPr>
-            <w:tcW w:type="dxa" w:w="3010"/>
+            <w:tcW w:type="dxa" w:w="3202"/>
             <w:vAlign w:val="center"/>
             <w:shd w:fill="1F3864"/>
             <w:tcMar>
@@ -7140,7 +7334,7 @@
         </w:tc>
         <w:tc>
           <w:tcPr>
-            <w:tcW w:type="dxa" w:w="3010"/>
+            <w:tcW w:type="dxa" w:w="3202"/>
             <w:vAlign w:val="center"/>
             <w:shd w:fill="1F3864"/>
             <w:tcMar>
@@ -7173,14 +7367,14 @@
         </w:trPr>
         <w:tc>
           <w:tcPr>
-            <w:tcW w:type="dxa" w:w="3010"/>
+            <w:tcW w:type="dxa" w:w="3202"/>
             <w:vAlign w:val="center"/>
             <w:shd w:fill="FFFFFF"/>
             <w:tcMar>
-              <w:top w:w="80" w:type="dxa"/>
-              <w:bottom w:w="80" w:type="dxa"/>
-              <w:left w:w="100" w:type="dxa"/>
-              <w:right w:w="100" w:type="dxa"/>
+              <w:top w:w="70" w:type="dxa"/>
+              <w:bottom w:w="70" w:type="dxa"/>
+              <w:left w:w="90" w:type="dxa"/>
+              <w:right w:w="90" w:type="dxa"/>
             </w:tcMar>
           </w:tcPr>
           <w:p>
@@ -7200,14 +7394,14 @@
         </w:tc>
         <w:tc>
           <w:tcPr>
-            <w:tcW w:type="dxa" w:w="3010"/>
+            <w:tcW w:type="dxa" w:w="3202"/>
             <w:vAlign w:val="center"/>
             <w:shd w:fill="FFFFFF"/>
             <w:tcMar>
-              <w:top w:w="80" w:type="dxa"/>
-              <w:bottom w:w="80" w:type="dxa"/>
-              <w:left w:w="100" w:type="dxa"/>
-              <w:right w:w="100" w:type="dxa"/>
+              <w:top w:w="70" w:type="dxa"/>
+              <w:bottom w:w="70" w:type="dxa"/>
+              <w:left w:w="90" w:type="dxa"/>
+              <w:right w:w="90" w:type="dxa"/>
             </w:tcMar>
           </w:tcPr>
           <w:p>
@@ -7227,14 +7421,14 @@
         </w:tc>
         <w:tc>
           <w:tcPr>
-            <w:tcW w:type="dxa" w:w="3010"/>
+            <w:tcW w:type="dxa" w:w="3202"/>
             <w:vAlign w:val="center"/>
             <w:shd w:fill="FFFFFF"/>
             <w:tcMar>
-              <w:top w:w="80" w:type="dxa"/>
-              <w:bottom w:w="80" w:type="dxa"/>
-              <w:left w:w="100" w:type="dxa"/>
-              <w:right w:w="100" w:type="dxa"/>
+              <w:top w:w="70" w:type="dxa"/>
+              <w:bottom w:w="70" w:type="dxa"/>
+              <w:left w:w="90" w:type="dxa"/>
+              <w:right w:w="90" w:type="dxa"/>
             </w:tcMar>
           </w:tcPr>
           <w:p>
@@ -7259,14 +7453,14 @@
         </w:trPr>
         <w:tc>
           <w:tcPr>
-            <w:tcW w:type="dxa" w:w="3010"/>
+            <w:tcW w:type="dxa" w:w="3202"/>
             <w:vAlign w:val="center"/>
             <w:shd w:fill="F2F5F9"/>
             <w:tcMar>
-              <w:top w:w="80" w:type="dxa"/>
-              <w:bottom w:w="80" w:type="dxa"/>
-              <w:left w:w="100" w:type="dxa"/>
-              <w:right w:w="100" w:type="dxa"/>
+              <w:top w:w="70" w:type="dxa"/>
+              <w:bottom w:w="70" w:type="dxa"/>
+              <w:left w:w="90" w:type="dxa"/>
+              <w:right w:w="90" w:type="dxa"/>
             </w:tcMar>
           </w:tcPr>
           <w:p>
@@ -7286,14 +7480,14 @@
         </w:tc>
         <w:tc>
           <w:tcPr>
-            <w:tcW w:type="dxa" w:w="3010"/>
+            <w:tcW w:type="dxa" w:w="3202"/>
             <w:vAlign w:val="center"/>
             <w:shd w:fill="F2F5F9"/>
             <w:tcMar>
-              <w:top w:w="80" w:type="dxa"/>
-              <w:bottom w:w="80" w:type="dxa"/>
-              <w:left w:w="100" w:type="dxa"/>
-              <w:right w:w="100" w:type="dxa"/>
+              <w:top w:w="70" w:type="dxa"/>
+              <w:bottom w:w="70" w:type="dxa"/>
+              <w:left w:w="90" w:type="dxa"/>
+              <w:right w:w="90" w:type="dxa"/>
             </w:tcMar>
           </w:tcPr>
           <w:p>
@@ -7313,14 +7507,14 @@
         </w:tc>
         <w:tc>
           <w:tcPr>
-            <w:tcW w:type="dxa" w:w="3010"/>
+            <w:tcW w:type="dxa" w:w="3202"/>
             <w:vAlign w:val="center"/>
             <w:shd w:fill="F2F5F9"/>
             <w:tcMar>
-              <w:top w:w="80" w:type="dxa"/>
-              <w:bottom w:w="80" w:type="dxa"/>
-              <w:left w:w="100" w:type="dxa"/>
-              <w:right w:w="100" w:type="dxa"/>
+              <w:top w:w="70" w:type="dxa"/>
+              <w:bottom w:w="70" w:type="dxa"/>
+              <w:left w:w="90" w:type="dxa"/>
+              <w:right w:w="90" w:type="dxa"/>
             </w:tcMar>
           </w:tcPr>
           <w:p>
@@ -7345,14 +7539,14 @@
         </w:trPr>
         <w:tc>
           <w:tcPr>
-            <w:tcW w:type="dxa" w:w="3010"/>
+            <w:tcW w:type="dxa" w:w="3202"/>
             <w:vAlign w:val="center"/>
             <w:shd w:fill="FFFFFF"/>
             <w:tcMar>
-              <w:top w:w="80" w:type="dxa"/>
-              <w:bottom w:w="80" w:type="dxa"/>
-              <w:left w:w="100" w:type="dxa"/>
-              <w:right w:w="100" w:type="dxa"/>
+              <w:top w:w="70" w:type="dxa"/>
+              <w:bottom w:w="70" w:type="dxa"/>
+              <w:left w:w="90" w:type="dxa"/>
+              <w:right w:w="90" w:type="dxa"/>
             </w:tcMar>
           </w:tcPr>
           <w:p>
@@ -7372,14 +7566,14 @@
         </w:tc>
         <w:tc>
           <w:tcPr>
-            <w:tcW w:type="dxa" w:w="3010"/>
+            <w:tcW w:type="dxa" w:w="3202"/>
             <w:vAlign w:val="center"/>
             <w:shd w:fill="FFFFFF"/>
             <w:tcMar>
-              <w:top w:w="80" w:type="dxa"/>
-              <w:bottom w:w="80" w:type="dxa"/>
-              <w:left w:w="100" w:type="dxa"/>
-              <w:right w:w="100" w:type="dxa"/>
+              <w:top w:w="70" w:type="dxa"/>
+              <w:bottom w:w="70" w:type="dxa"/>
+              <w:left w:w="90" w:type="dxa"/>
+              <w:right w:w="90" w:type="dxa"/>
             </w:tcMar>
           </w:tcPr>
           <w:p>
@@ -7399,14 +7593,14 @@
         </w:tc>
         <w:tc>
           <w:tcPr>
-            <w:tcW w:type="dxa" w:w="3010"/>
+            <w:tcW w:type="dxa" w:w="3202"/>
             <w:vAlign w:val="center"/>
             <w:shd w:fill="FFFFFF"/>
             <w:tcMar>
-              <w:top w:w="80" w:type="dxa"/>
-              <w:bottom w:w="80" w:type="dxa"/>
-              <w:left w:w="100" w:type="dxa"/>
-              <w:right w:w="100" w:type="dxa"/>
+              <w:top w:w="70" w:type="dxa"/>
+              <w:bottom w:w="70" w:type="dxa"/>
+              <w:left w:w="90" w:type="dxa"/>
+              <w:right w:w="90" w:type="dxa"/>
             </w:tcMar>
           </w:tcPr>
           <w:p>
@@ -7431,14 +7625,14 @@
         </w:trPr>
         <w:tc>
           <w:tcPr>
-            <w:tcW w:type="dxa" w:w="3010"/>
+            <w:tcW w:type="dxa" w:w="3202"/>
             <w:vAlign w:val="center"/>
             <w:shd w:fill="F2F5F9"/>
             <w:tcMar>
-              <w:top w:w="80" w:type="dxa"/>
-              <w:bottom w:w="80" w:type="dxa"/>
-              <w:left w:w="100" w:type="dxa"/>
-              <w:right w:w="100" w:type="dxa"/>
+              <w:top w:w="70" w:type="dxa"/>
+              <w:bottom w:w="70" w:type="dxa"/>
+              <w:left w:w="90" w:type="dxa"/>
+              <w:right w:w="90" w:type="dxa"/>
             </w:tcMar>
           </w:tcPr>
           <w:p>
@@ -7458,14 +7652,14 @@
         </w:tc>
         <w:tc>
           <w:tcPr>
-            <w:tcW w:type="dxa" w:w="3010"/>
+            <w:tcW w:type="dxa" w:w="3202"/>
             <w:vAlign w:val="center"/>
             <w:shd w:fill="F2F5F9"/>
             <w:tcMar>
-              <w:top w:w="80" w:type="dxa"/>
-              <w:bottom w:w="80" w:type="dxa"/>
-              <w:left w:w="100" w:type="dxa"/>
-              <w:right w:w="100" w:type="dxa"/>
+              <w:top w:w="70" w:type="dxa"/>
+              <w:bottom w:w="70" w:type="dxa"/>
+              <w:left w:w="90" w:type="dxa"/>
+              <w:right w:w="90" w:type="dxa"/>
             </w:tcMar>
           </w:tcPr>
           <w:p>
@@ -7485,14 +7679,14 @@
         </w:tc>
         <w:tc>
           <w:tcPr>
-            <w:tcW w:type="dxa" w:w="3010"/>
+            <w:tcW w:type="dxa" w:w="3202"/>
             <w:vAlign w:val="center"/>
             <w:shd w:fill="F2F5F9"/>
             <w:tcMar>
-              <w:top w:w="80" w:type="dxa"/>
-              <w:bottom w:w="80" w:type="dxa"/>
-              <w:left w:w="100" w:type="dxa"/>
-              <w:right w:w="100" w:type="dxa"/>
+              <w:top w:w="70" w:type="dxa"/>
+              <w:bottom w:w="70" w:type="dxa"/>
+              <w:left w:w="90" w:type="dxa"/>
+              <w:right w:w="90" w:type="dxa"/>
             </w:tcMar>
           </w:tcPr>
           <w:p>
@@ -7526,14 +7720,14 @@
         </w:trPr>
         <w:tc>
           <w:tcPr>
-            <w:tcW w:type="dxa" w:w="3010"/>
+            <w:tcW w:type="dxa" w:w="3202"/>
             <w:vAlign w:val="center"/>
             <w:shd w:fill="FFFFFF"/>
             <w:tcMar>
-              <w:top w:w="80" w:type="dxa"/>
-              <w:bottom w:w="80" w:type="dxa"/>
-              <w:left w:w="100" w:type="dxa"/>
-              <w:right w:w="100" w:type="dxa"/>
+              <w:top w:w="70" w:type="dxa"/>
+              <w:bottom w:w="70" w:type="dxa"/>
+              <w:left w:w="90" w:type="dxa"/>
+              <w:right w:w="90" w:type="dxa"/>
             </w:tcMar>
           </w:tcPr>
           <w:p>
@@ -7553,14 +7747,14 @@
         </w:tc>
         <w:tc>
           <w:tcPr>
-            <w:tcW w:type="dxa" w:w="3010"/>
+            <w:tcW w:type="dxa" w:w="3202"/>
             <w:vAlign w:val="center"/>
             <w:shd w:fill="FFFFFF"/>
             <w:tcMar>
-              <w:top w:w="80" w:type="dxa"/>
-              <w:bottom w:w="80" w:type="dxa"/>
-              <w:left w:w="100" w:type="dxa"/>
-              <w:right w:w="100" w:type="dxa"/>
+              <w:top w:w="70" w:type="dxa"/>
+              <w:bottom w:w="70" w:type="dxa"/>
+              <w:left w:w="90" w:type="dxa"/>
+              <w:right w:w="90" w:type="dxa"/>
             </w:tcMar>
           </w:tcPr>
           <w:p>
@@ -7580,14 +7774,14 @@
         </w:tc>
         <w:tc>
           <w:tcPr>
-            <w:tcW w:type="dxa" w:w="3010"/>
+            <w:tcW w:type="dxa" w:w="3202"/>
             <w:vAlign w:val="center"/>
             <w:shd w:fill="FFFFFF"/>
             <w:tcMar>
-              <w:top w:w="80" w:type="dxa"/>
-              <w:bottom w:w="80" w:type="dxa"/>
-              <w:left w:w="100" w:type="dxa"/>
-              <w:right w:w="100" w:type="dxa"/>
+              <w:top w:w="70" w:type="dxa"/>
+              <w:bottom w:w="70" w:type="dxa"/>
+              <w:left w:w="90" w:type="dxa"/>
+              <w:right w:w="90" w:type="dxa"/>
             </w:tcMar>
           </w:tcPr>
           <w:p>
@@ -7609,7 +7803,7 @@
     </w:tbl>
     <w:p>
       <w:pPr>
-        <w:spacing w:after="120"/>
+        <w:spacing w:after="100"/>
       </w:pPr>
     </w:p>
     <w:p>
@@ -7850,9 +8044,9 @@
         </w:tblBorders>
       </w:tblPr>
       <w:tblGrid>
-        <w:gridCol w:w="3010"/>
-        <w:gridCol w:w="3010"/>
-        <w:gridCol w:w="3010"/>
+        <w:gridCol w:w="3202"/>
+        <w:gridCol w:w="3202"/>
+        <w:gridCol w:w="3202"/>
       </w:tblGrid>
       <w:tr>
         <w:trPr>
@@ -7862,7 +8056,7 @@
         </w:trPr>
         <w:tc>
           <w:tcPr>
-            <w:tcW w:type="dxa" w:w="3010"/>
+            <w:tcW w:type="dxa" w:w="3202"/>
             <w:vAlign w:val="center"/>
             <w:shd w:fill="1F3864"/>
             <w:tcMar>
@@ -7890,7 +8084,7 @@
         </w:tc>
         <w:tc>
           <w:tcPr>
-            <w:tcW w:type="dxa" w:w="3010"/>
+            <w:tcW w:type="dxa" w:w="3202"/>
             <w:vAlign w:val="center"/>
             <w:shd w:fill="1F3864"/>
             <w:tcMar>
@@ -7918,7 +8112,7 @@
         </w:tc>
         <w:tc>
           <w:tcPr>
-            <w:tcW w:type="dxa" w:w="3010"/>
+            <w:tcW w:type="dxa" w:w="3202"/>
             <w:vAlign w:val="center"/>
             <w:shd w:fill="1F3864"/>
             <w:tcMar>
@@ -7951,14 +8145,14 @@
         </w:trPr>
         <w:tc>
           <w:tcPr>
-            <w:tcW w:type="dxa" w:w="3010"/>
+            <w:tcW w:type="dxa" w:w="3202"/>
             <w:vAlign w:val="center"/>
             <w:shd w:fill="FFFFFF"/>
             <w:tcMar>
-              <w:top w:w="80" w:type="dxa"/>
-              <w:bottom w:w="80" w:type="dxa"/>
-              <w:left w:w="100" w:type="dxa"/>
-              <w:right w:w="100" w:type="dxa"/>
+              <w:top w:w="70" w:type="dxa"/>
+              <w:bottom w:w="70" w:type="dxa"/>
+              <w:left w:w="90" w:type="dxa"/>
+              <w:right w:w="90" w:type="dxa"/>
             </w:tcMar>
           </w:tcPr>
           <w:p>
@@ -7978,14 +8172,14 @@
         </w:tc>
         <w:tc>
           <w:tcPr>
-            <w:tcW w:type="dxa" w:w="3010"/>
+            <w:tcW w:type="dxa" w:w="3202"/>
             <w:vAlign w:val="center"/>
             <w:shd w:fill="FFFFFF"/>
             <w:tcMar>
-              <w:top w:w="80" w:type="dxa"/>
-              <w:bottom w:w="80" w:type="dxa"/>
-              <w:left w:w="100" w:type="dxa"/>
-              <w:right w:w="100" w:type="dxa"/>
+              <w:top w:w="70" w:type="dxa"/>
+              <w:bottom w:w="70" w:type="dxa"/>
+              <w:left w:w="90" w:type="dxa"/>
+              <w:right w:w="90" w:type="dxa"/>
             </w:tcMar>
           </w:tcPr>
           <w:p>
@@ -8005,14 +8199,14 @@
         </w:tc>
         <w:tc>
           <w:tcPr>
-            <w:tcW w:type="dxa" w:w="3010"/>
+            <w:tcW w:type="dxa" w:w="3202"/>
             <w:vAlign w:val="center"/>
             <w:shd w:fill="FFFFFF"/>
             <w:tcMar>
-              <w:top w:w="80" w:type="dxa"/>
-              <w:bottom w:w="80" w:type="dxa"/>
-              <w:left w:w="100" w:type="dxa"/>
-              <w:right w:w="100" w:type="dxa"/>
+              <w:top w:w="70" w:type="dxa"/>
+              <w:bottom w:w="70" w:type="dxa"/>
+              <w:left w:w="90" w:type="dxa"/>
+              <w:right w:w="90" w:type="dxa"/>
             </w:tcMar>
           </w:tcPr>
           <w:p>
@@ -8037,14 +8231,14 @@
         </w:trPr>
         <w:tc>
           <w:tcPr>
-            <w:tcW w:type="dxa" w:w="3010"/>
+            <w:tcW w:type="dxa" w:w="3202"/>
             <w:vAlign w:val="center"/>
             <w:shd w:fill="F2F5F9"/>
             <w:tcMar>
-              <w:top w:w="80" w:type="dxa"/>
-              <w:bottom w:w="80" w:type="dxa"/>
-              <w:left w:w="100" w:type="dxa"/>
-              <w:right w:w="100" w:type="dxa"/>
+              <w:top w:w="70" w:type="dxa"/>
+              <w:bottom w:w="70" w:type="dxa"/>
+              <w:left w:w="90" w:type="dxa"/>
+              <w:right w:w="90" w:type="dxa"/>
             </w:tcMar>
           </w:tcPr>
           <w:p>
@@ -8064,14 +8258,14 @@
         </w:tc>
         <w:tc>
           <w:tcPr>
-            <w:tcW w:type="dxa" w:w="3010"/>
+            <w:tcW w:type="dxa" w:w="3202"/>
             <w:vAlign w:val="center"/>
             <w:shd w:fill="F2F5F9"/>
             <w:tcMar>
-              <w:top w:w="80" w:type="dxa"/>
-              <w:bottom w:w="80" w:type="dxa"/>
-              <w:left w:w="100" w:type="dxa"/>
-              <w:right w:w="100" w:type="dxa"/>
+              <w:top w:w="70" w:type="dxa"/>
+              <w:bottom w:w="70" w:type="dxa"/>
+              <w:left w:w="90" w:type="dxa"/>
+              <w:right w:w="90" w:type="dxa"/>
             </w:tcMar>
           </w:tcPr>
           <w:p>
@@ -8091,14 +8285,14 @@
         </w:tc>
         <w:tc>
           <w:tcPr>
-            <w:tcW w:type="dxa" w:w="3010"/>
+            <w:tcW w:type="dxa" w:w="3202"/>
             <w:vAlign w:val="center"/>
             <w:shd w:fill="F2F5F9"/>
             <w:tcMar>
-              <w:top w:w="80" w:type="dxa"/>
-              <w:bottom w:w="80" w:type="dxa"/>
-              <w:left w:w="100" w:type="dxa"/>
-              <w:right w:w="100" w:type="dxa"/>
+              <w:top w:w="70" w:type="dxa"/>
+              <w:bottom w:w="70" w:type="dxa"/>
+              <w:left w:w="90" w:type="dxa"/>
+              <w:right w:w="90" w:type="dxa"/>
             </w:tcMar>
           </w:tcPr>
           <w:p>
@@ -8123,14 +8317,14 @@
         </w:trPr>
         <w:tc>
           <w:tcPr>
-            <w:tcW w:type="dxa" w:w="3010"/>
+            <w:tcW w:type="dxa" w:w="3202"/>
             <w:vAlign w:val="center"/>
             <w:shd w:fill="FFFFFF"/>
             <w:tcMar>
-              <w:top w:w="80" w:type="dxa"/>
-              <w:bottom w:w="80" w:type="dxa"/>
-              <w:left w:w="100" w:type="dxa"/>
-              <w:right w:w="100" w:type="dxa"/>
+              <w:top w:w="70" w:type="dxa"/>
+              <w:bottom w:w="70" w:type="dxa"/>
+              <w:left w:w="90" w:type="dxa"/>
+              <w:right w:w="90" w:type="dxa"/>
             </w:tcMar>
           </w:tcPr>
           <w:p>
@@ -8150,14 +8344,14 @@
         </w:tc>
         <w:tc>
           <w:tcPr>
-            <w:tcW w:type="dxa" w:w="3010"/>
+            <w:tcW w:type="dxa" w:w="3202"/>
             <w:vAlign w:val="center"/>
             <w:shd w:fill="FFFFFF"/>
             <w:tcMar>
-              <w:top w:w="80" w:type="dxa"/>
-              <w:bottom w:w="80" w:type="dxa"/>
-              <w:left w:w="100" w:type="dxa"/>
-              <w:right w:w="100" w:type="dxa"/>
+              <w:top w:w="70" w:type="dxa"/>
+              <w:bottom w:w="70" w:type="dxa"/>
+              <w:left w:w="90" w:type="dxa"/>
+              <w:right w:w="90" w:type="dxa"/>
             </w:tcMar>
           </w:tcPr>
           <w:p>
@@ -8177,14 +8371,14 @@
         </w:tc>
         <w:tc>
           <w:tcPr>
-            <w:tcW w:type="dxa" w:w="3010"/>
+            <w:tcW w:type="dxa" w:w="3202"/>
             <w:vAlign w:val="center"/>
             <w:shd w:fill="FFFFFF"/>
             <w:tcMar>
-              <w:top w:w="80" w:type="dxa"/>
-              <w:bottom w:w="80" w:type="dxa"/>
-              <w:left w:w="100" w:type="dxa"/>
-              <w:right w:w="100" w:type="dxa"/>
+              <w:top w:w="70" w:type="dxa"/>
+              <w:bottom w:w="70" w:type="dxa"/>
+              <w:left w:w="90" w:type="dxa"/>
+              <w:right w:w="90" w:type="dxa"/>
             </w:tcMar>
           </w:tcPr>
           <w:p>
@@ -8209,14 +8403,14 @@
         </w:trPr>
         <w:tc>
           <w:tcPr>
-            <w:tcW w:type="dxa" w:w="3010"/>
+            <w:tcW w:type="dxa" w:w="3202"/>
             <w:vAlign w:val="center"/>
             <w:shd w:fill="F2F5F9"/>
             <w:tcMar>
-              <w:top w:w="80" w:type="dxa"/>
-              <w:bottom w:w="80" w:type="dxa"/>
-              <w:left w:w="100" w:type="dxa"/>
-              <w:right w:w="100" w:type="dxa"/>
+              <w:top w:w="70" w:type="dxa"/>
+              <w:bottom w:w="70" w:type="dxa"/>
+              <w:left w:w="90" w:type="dxa"/>
+              <w:right w:w="90" w:type="dxa"/>
             </w:tcMar>
           </w:tcPr>
           <w:p>
@@ -8236,14 +8430,14 @@
         </w:tc>
         <w:tc>
           <w:tcPr>
-            <w:tcW w:type="dxa" w:w="3010"/>
+            <w:tcW w:type="dxa" w:w="3202"/>
             <w:vAlign w:val="center"/>
             <w:shd w:fill="F2F5F9"/>
             <w:tcMar>
-              <w:top w:w="80" w:type="dxa"/>
-              <w:bottom w:w="80" w:type="dxa"/>
-              <w:left w:w="100" w:type="dxa"/>
-              <w:right w:w="100" w:type="dxa"/>
+              <w:top w:w="70" w:type="dxa"/>
+              <w:bottom w:w="70" w:type="dxa"/>
+              <w:left w:w="90" w:type="dxa"/>
+              <w:right w:w="90" w:type="dxa"/>
             </w:tcMar>
           </w:tcPr>
           <w:p>
@@ -8263,14 +8457,14 @@
         </w:tc>
         <w:tc>
           <w:tcPr>
-            <w:tcW w:type="dxa" w:w="3010"/>
+            <w:tcW w:type="dxa" w:w="3202"/>
             <w:vAlign w:val="center"/>
             <w:shd w:fill="F2F5F9"/>
             <w:tcMar>
-              <w:top w:w="80" w:type="dxa"/>
-              <w:bottom w:w="80" w:type="dxa"/>
-              <w:left w:w="100" w:type="dxa"/>
-              <w:right w:w="100" w:type="dxa"/>
+              <w:top w:w="70" w:type="dxa"/>
+              <w:bottom w:w="70" w:type="dxa"/>
+              <w:left w:w="90" w:type="dxa"/>
+              <w:right w:w="90" w:type="dxa"/>
             </w:tcMar>
           </w:tcPr>
           <w:p>
@@ -8295,14 +8489,14 @@
         </w:trPr>
         <w:tc>
           <w:tcPr>
-            <w:tcW w:type="dxa" w:w="3010"/>
+            <w:tcW w:type="dxa" w:w="3202"/>
             <w:vAlign w:val="center"/>
             <w:shd w:fill="FFFFFF"/>
             <w:tcMar>
-              <w:top w:w="80" w:type="dxa"/>
-              <w:bottom w:w="80" w:type="dxa"/>
-              <w:left w:w="100" w:type="dxa"/>
-              <w:right w:w="100" w:type="dxa"/>
+              <w:top w:w="70" w:type="dxa"/>
+              <w:bottom w:w="70" w:type="dxa"/>
+              <w:left w:w="90" w:type="dxa"/>
+              <w:right w:w="90" w:type="dxa"/>
             </w:tcMar>
           </w:tcPr>
           <w:p>
@@ -8322,14 +8516,14 @@
         </w:tc>
         <w:tc>
           <w:tcPr>
-            <w:tcW w:type="dxa" w:w="3010"/>
+            <w:tcW w:type="dxa" w:w="3202"/>
             <w:vAlign w:val="center"/>
             <w:shd w:fill="FFFFFF"/>
             <w:tcMar>
-              <w:top w:w="80" w:type="dxa"/>
-              <w:bottom w:w="80" w:type="dxa"/>
-              <w:left w:w="100" w:type="dxa"/>
-              <w:right w:w="100" w:type="dxa"/>
+              <w:top w:w="70" w:type="dxa"/>
+              <w:bottom w:w="70" w:type="dxa"/>
+              <w:left w:w="90" w:type="dxa"/>
+              <w:right w:w="90" w:type="dxa"/>
             </w:tcMar>
           </w:tcPr>
           <w:p>
@@ -8349,14 +8543,14 @@
         </w:tc>
         <w:tc>
           <w:tcPr>
-            <w:tcW w:type="dxa" w:w="3010"/>
+            <w:tcW w:type="dxa" w:w="3202"/>
             <w:vAlign w:val="center"/>
             <w:shd w:fill="FFFFFF"/>
             <w:tcMar>
-              <w:top w:w="80" w:type="dxa"/>
-              <w:bottom w:w="80" w:type="dxa"/>
-              <w:left w:w="100" w:type="dxa"/>
-              <w:right w:w="100" w:type="dxa"/>
+              <w:top w:w="70" w:type="dxa"/>
+              <w:bottom w:w="70" w:type="dxa"/>
+              <w:left w:w="90" w:type="dxa"/>
+              <w:right w:w="90" w:type="dxa"/>
             </w:tcMar>
           </w:tcPr>
           <w:p>
@@ -8381,14 +8575,14 @@
         </w:trPr>
         <w:tc>
           <w:tcPr>
-            <w:tcW w:type="dxa" w:w="3010"/>
+            <w:tcW w:type="dxa" w:w="3202"/>
             <w:vAlign w:val="center"/>
             <w:shd w:fill="F2F5F9"/>
             <w:tcMar>
-              <w:top w:w="80" w:type="dxa"/>
-              <w:bottom w:w="80" w:type="dxa"/>
-              <w:left w:w="100" w:type="dxa"/>
-              <w:right w:w="100" w:type="dxa"/>
+              <w:top w:w="70" w:type="dxa"/>
+              <w:bottom w:w="70" w:type="dxa"/>
+              <w:left w:w="90" w:type="dxa"/>
+              <w:right w:w="90" w:type="dxa"/>
             </w:tcMar>
           </w:tcPr>
           <w:p>
@@ -8408,14 +8602,14 @@
         </w:tc>
         <w:tc>
           <w:tcPr>
-            <w:tcW w:type="dxa" w:w="3010"/>
+            <w:tcW w:type="dxa" w:w="3202"/>
             <w:vAlign w:val="center"/>
             <w:shd w:fill="F2F5F9"/>
             <w:tcMar>
-              <w:top w:w="80" w:type="dxa"/>
-              <w:bottom w:w="80" w:type="dxa"/>
-              <w:left w:w="100" w:type="dxa"/>
-              <w:right w:w="100" w:type="dxa"/>
+              <w:top w:w="70" w:type="dxa"/>
+              <w:bottom w:w="70" w:type="dxa"/>
+              <w:left w:w="90" w:type="dxa"/>
+              <w:right w:w="90" w:type="dxa"/>
             </w:tcMar>
           </w:tcPr>
           <w:p>
@@ -8435,14 +8629,14 @@
         </w:tc>
         <w:tc>
           <w:tcPr>
-            <w:tcW w:type="dxa" w:w="3010"/>
+            <w:tcW w:type="dxa" w:w="3202"/>
             <w:vAlign w:val="center"/>
             <w:shd w:fill="F2F5F9"/>
             <w:tcMar>
-              <w:top w:w="80" w:type="dxa"/>
-              <w:bottom w:w="80" w:type="dxa"/>
-              <w:left w:w="100" w:type="dxa"/>
-              <w:right w:w="100" w:type="dxa"/>
+              <w:top w:w="70" w:type="dxa"/>
+              <w:bottom w:w="70" w:type="dxa"/>
+              <w:left w:w="90" w:type="dxa"/>
+              <w:right w:w="90" w:type="dxa"/>
             </w:tcMar>
           </w:tcPr>
           <w:p>
@@ -8464,7 +8658,7 @@
     </w:tbl>
     <w:p>
       <w:pPr>
-        <w:spacing w:after="120"/>
+        <w:spacing w:after="100"/>
       </w:pPr>
     </w:p>
     <w:p>
@@ -9052,9 +9246,9 @@
       <w:r>
         <w:rPr>
           <w:color w:val="C8D2E1"/>
-          <w:sz w:val="16"/>
+          <w:sz w:val="14"/>
         </w:rPr>
-        <w:t>_________________________________________________________________________________</w:t>
+        <w:t>———————————————————————————————————————————————————————————————————————————</w:t>
       </w:r>
     </w:p>
     <w:p>
@@ -9294,9 +9488,9 @@
       <w:r>
         <w:rPr>
           <w:color w:val="C8D2E1"/>
-          <w:sz w:val="16"/>
+          <w:sz w:val="14"/>
         </w:rPr>
-        <w:t>_________________________________________________________________________________</w:t>
+        <w:t>———————————————————————————————————————————————————————————————————————————</w:t>
       </w:r>
     </w:p>
     <w:p>
@@ -9314,13 +9508,53 @@
       </w:r>
     </w:p>
     <w:sectPr>
+      <w:headerReference w:type="default" r:id="rId9"/>
+      <w:footerReference w:type="default" r:id="rId10"/>
       <w:pgSz w:w="11909" w:h="16834"/>
-      <w:pgMar w:top="1440" w:right="1440" w:bottom="1440" w:left="1440" w:header="720" w:footer="720" w:gutter="0"/>
+      <w:pgMar w:top="1152" w:right="1152" w:bottom="1152" w:left="1152" w:header="720" w:footer="720" w:gutter="0"/>
       <w:cols w:space="720"/>
       <w:docGrid w:linePitch="360"/>
     </w:sectPr>
   </w:body>
 </w:document>
+</file>
+
+<file path=word/footer1.xml><?xml version="1.0" encoding="utf-8"?>
+<w:ftr xmlns:m="http://schemas.openxmlformats.org/officeDocument/2006/math" xmlns:mc="http://schemas.openxmlformats.org/markup-compatibility/2006" xmlns:mo="http://schemas.microsoft.com/office/mac/office/2008/main" xmlns:mv="urn:schemas-microsoft-com:mac:vml" xmlns:o="urn:schemas-microsoft-com:office:office" xmlns:r="http://schemas.openxmlformats.org/officeDocument/2006/relationships" xmlns:v="urn:schemas-microsoft-com:vml" xmlns:w10="urn:schemas-microsoft-com:office:word" xmlns:w14="http://schemas.microsoft.com/office/word/2010/wordml" xmlns:w="http://schemas.openxmlformats.org/wordprocessingml/2006/main" xmlns:wne="http://schemas.microsoft.com/office/word/2006/wordml" xmlns:wp14="http://schemas.microsoft.com/office/word/2010/wordprocessingDrawing" xmlns:wp="http://schemas.openxmlformats.org/drawingml/2006/wordprocessingDrawing" xmlns:wpc="http://schemas.microsoft.com/office/word/2010/wordprocessingCanvas" xmlns:wpg="http://schemas.microsoft.com/office/word/2010/wordprocessingGroup" xmlns:wpi="http://schemas.microsoft.com/office/word/2010/wordprocessingInk" xmlns:wps="http://schemas.microsoft.com/office/word/2010/wordprocessingShape" mc:Ignorable="w14 wp14">
+  <w:p>
+    <w:pPr>
+      <w:pStyle w:val="Footer"/>
+      <w:jc w:val="left"/>
+    </w:pPr>
+    <w:r>
+      <w:rPr>
+        <w:rFonts w:ascii="Calibri" w:hAnsi="Calibri"/>
+        <w:color w:val="646464"/>
+        <w:sz w:val="17"/>
+      </w:rPr>
+      <w:t>Buku Kurikulum KPT-OBE SISTEKIN 2026  |  FSTI Universitas Widyagama Malang</w:t>
+    </w:r>
+  </w:p>
+</w:ftr>
+</file>
+
+<file path=word/header1.xml><?xml version="1.0" encoding="utf-8"?>
+<w:hdr xmlns:m="http://schemas.openxmlformats.org/officeDocument/2006/math" xmlns:mc="http://schemas.openxmlformats.org/markup-compatibility/2006" xmlns:mo="http://schemas.microsoft.com/office/mac/office/2008/main" xmlns:mv="urn:schemas-microsoft-com:mac:vml" xmlns:o="urn:schemas-microsoft-com:office:office" xmlns:r="http://schemas.openxmlformats.org/officeDocument/2006/relationships" xmlns:v="urn:schemas-microsoft-com:vml" xmlns:w10="urn:schemas-microsoft-com:office:word" xmlns:w14="http://schemas.microsoft.com/office/word/2010/wordml" xmlns:w="http://schemas.openxmlformats.org/wordprocessingml/2006/main" xmlns:wne="http://schemas.microsoft.com/office/word/2006/wordml" xmlns:wp14="http://schemas.microsoft.com/office/word/2010/wordprocessingDrawing" xmlns:wp="http://schemas.openxmlformats.org/drawingml/2006/wordprocessingDrawing" xmlns:wpc="http://schemas.microsoft.com/office/word/2010/wordprocessingCanvas" xmlns:wpg="http://schemas.microsoft.com/office/word/2010/wordprocessingGroup" xmlns:wpi="http://schemas.microsoft.com/office/word/2010/wordprocessingInk" xmlns:wps="http://schemas.microsoft.com/office/word/2010/wordprocessingShape" mc:Ignorable="w14 wp14">
+  <w:p>
+    <w:pPr>
+      <w:pStyle w:val="Header"/>
+      <w:jc w:val="right"/>
+    </w:pPr>
+    <w:r>
+      <w:rPr>
+        <w:rFonts w:ascii="Calibri" w:hAnsi="Calibri"/>
+        <w:color w:val="646464"/>
+        <w:sz w:val="17"/>
+      </w:rPr>
+      <w:t>PROGRAM STUDI SISTEM DAN TEKNOLOGI INFORMASI (SISTEKIN) — FSTI UWG</w:t>
+    </w:r>
+  </w:p>
+</w:hdr>
 </file>
 
 <file path=word/numbering.xml><?xml version="1.0" encoding="utf-8"?>
